--- a/lab-2/Практическая работа2.docx
+++ b/lab-2/Практическая работа2.docx
@@ -1845,6 +1845,7 @@
         <w:rPr>
           <w:b/>
           <w:bCs/>
+          <w:noProof/>
           <w:sz w:val="28"/>
           <w:szCs w:val="28"/>
         </w:rPr>
@@ -2146,15 +2147,29 @@
             <w:hideMark/>
           </w:tcPr>
           <w:p>
-            <w:r>
+            <w:pPr>
+              <w:rPr>
+                <w:lang w:val="en-US"/>
+              </w:rPr>
+            </w:pPr>
+            <w:r>
+              <w:rPr>
+                <w:lang w:val="en-US"/>
+              </w:rPr>
               <w:t xml:space="preserve">Apache/1.3.41 (Unix) </w:t>
             </w:r>
             <w:proofErr w:type="spellStart"/>
             <w:r>
+              <w:rPr>
+                <w:lang w:val="en-US"/>
+              </w:rPr>
               <w:t>mod_ssl</w:t>
             </w:r>
             <w:proofErr w:type="spellEnd"/>
             <w:r>
+              <w:rPr>
+                <w:lang w:val="en-US"/>
+              </w:rPr>
               <w:t>/2.8.31 OpenSSL/0.9.8j</w:t>
             </w:r>
           </w:p>
@@ -2165,8 +2180,91 @@
             <w:hideMark/>
           </w:tcPr>
           <w:p>
-            <w:r>
-              <w:t>Тип веб-сервера: Apache 1.3.41 на платформе Unix с модулем SSL и библиотекой OpenSSL 0.9.8j</w:t>
+            <w:pPr>
+              <w:rPr>
+                <w:lang w:val="en-US"/>
+              </w:rPr>
+            </w:pPr>
+            <w:r>
+              <w:t>Тип</w:t>
+            </w:r>
+            <w:r>
+              <w:rPr>
+                <w:lang w:val="en-US"/>
+              </w:rPr>
+              <w:t xml:space="preserve"> </w:t>
+            </w:r>
+            <w:r>
+              <w:t>веб</w:t>
+            </w:r>
+            <w:r>
+              <w:rPr>
+                <w:lang w:val="en-US"/>
+              </w:rPr>
+              <w:t>-</w:t>
+            </w:r>
+            <w:r>
+              <w:t>сервера</w:t>
+            </w:r>
+            <w:r>
+              <w:rPr>
+                <w:lang w:val="en-US"/>
+              </w:rPr>
+              <w:t xml:space="preserve">: Apache 1.3.41 </w:t>
+            </w:r>
+            <w:r>
+              <w:t>на</w:t>
+            </w:r>
+            <w:r>
+              <w:rPr>
+                <w:lang w:val="en-US"/>
+              </w:rPr>
+              <w:t xml:space="preserve"> </w:t>
+            </w:r>
+            <w:r>
+              <w:t>платформе</w:t>
+            </w:r>
+            <w:r>
+              <w:rPr>
+                <w:lang w:val="en-US"/>
+              </w:rPr>
+              <w:t xml:space="preserve"> Unix </w:t>
+            </w:r>
+            <w:r>
+              <w:t>с</w:t>
+            </w:r>
+            <w:r>
+              <w:rPr>
+                <w:lang w:val="en-US"/>
+              </w:rPr>
+              <w:t xml:space="preserve"> </w:t>
+            </w:r>
+            <w:r>
+              <w:t>модулем</w:t>
+            </w:r>
+            <w:r>
+              <w:rPr>
+                <w:lang w:val="en-US"/>
+              </w:rPr>
+              <w:t xml:space="preserve"> SSL </w:t>
+            </w:r>
+            <w:r>
+              <w:t>и</w:t>
+            </w:r>
+            <w:r>
+              <w:rPr>
+                <w:lang w:val="en-US"/>
+              </w:rPr>
+              <w:t xml:space="preserve"> </w:t>
+            </w:r>
+            <w:r>
+              <w:t>библиотекой</w:t>
+            </w:r>
+            <w:r>
+              <w:rPr>
+                <w:lang w:val="en-US"/>
+              </w:rPr>
+              <w:t xml:space="preserve"> OpenSSL 0.9.8j</w:t>
             </w:r>
           </w:p>
         </w:tc>
@@ -2385,6 +2483,7 @@
         <w:rPr>
           <w:b/>
           <w:bCs/>
+          <w:noProof/>
           <w:sz w:val="28"/>
           <w:szCs w:val="28"/>
         </w:rPr>
@@ -2457,6 +2556,7 @@
         <w:rPr>
           <w:b/>
           <w:bCs/>
+          <w:noProof/>
           <w:sz w:val="36"/>
           <w:szCs w:val="36"/>
         </w:rPr>
@@ -2511,6 +2611,7 @@
         <w:rPr>
           <w:b/>
           <w:bCs/>
+          <w:noProof/>
           <w:sz w:val="36"/>
           <w:szCs w:val="36"/>
         </w:rPr>
@@ -2564,6 +2665,7 @@
         <w:rPr>
           <w:b/>
           <w:bCs/>
+          <w:noProof/>
           <w:sz w:val="36"/>
           <w:szCs w:val="36"/>
         </w:rPr>
@@ -2608,6 +2710,7 @@
         <w:rPr>
           <w:b/>
           <w:bCs/>
+          <w:noProof/>
           <w:sz w:val="36"/>
           <w:szCs w:val="36"/>
         </w:rPr>
@@ -2651,6 +2754,7 @@
         <w:rPr>
           <w:b/>
           <w:bCs/>
+          <w:noProof/>
           <w:sz w:val="36"/>
           <w:szCs w:val="36"/>
         </w:rPr>
@@ -3072,18 +3176,13 @@
       </w:r>
       <w:proofErr w:type="spellEnd"/>
       <w:r>
-        <w:t xml:space="preserve"> </w:t>
-      </w:r>
-      <w:proofErr w:type="gramStart"/>
-      <w:r>
-        <w:t xml:space="preserve">Assessment:  </w:t>
+        <w:t xml:space="preserve"> Assessment:  </w:t>
       </w:r>
       <w:proofErr w:type="spellStart"/>
       <w:r>
         <w:t>Passed</w:t>
       </w:r>
       <w:proofErr w:type="spellEnd"/>
-      <w:proofErr w:type="gramEnd"/>
     </w:p>
     <w:p>
       <w:r>
@@ -3248,8 +3347,14 @@
           <w:p>
             <w:pPr>
               <w:spacing w:after="160" w:line="259" w:lineRule="auto"/>
+              <w:rPr>
+                <w:lang w:val="en-US"/>
+              </w:rPr>
             </w:pPr>
             <w:r>
+              <w:rPr>
+                <w:lang w:val="en-US"/>
+              </w:rPr>
               <w:t>Interaction to Next Paint (INP)</w:t>
             </w:r>
           </w:p>
@@ -3453,8 +3558,14 @@
           <w:p>
             <w:pPr>
               <w:spacing w:after="160" w:line="259" w:lineRule="auto"/>
+              <w:rPr>
+                <w:lang w:val="en-US"/>
+              </w:rPr>
             </w:pPr>
             <w:r>
+              <w:rPr>
+                <w:lang w:val="en-US"/>
+              </w:rPr>
               <w:t>Time to First Byte (TTFB)</w:t>
             </w:r>
           </w:p>
@@ -4281,14 +4392,9 @@
       </w:r>
       <w:proofErr w:type="spellStart"/>
       <w:r>
-        <w:t>trace-</w:t>
-      </w:r>
-      <w:proofErr w:type="gramStart"/>
-      <w:r>
-        <w:t>http.pcap</w:t>
-      </w:r>
-      <w:proofErr w:type="spellEnd"/>
-      <w:proofErr w:type="gramEnd"/>
+        <w:t>trace-http.pcap</w:t>
+      </w:r>
+      <w:proofErr w:type="spellEnd"/>
       <w:r>
         <w:t xml:space="preserve"> мы видели 98 HTTP-запросов при загрузке страницы. Современные инструменты показывают, что даже при большом количестве запросов можно достичь высокой производительности (94 балла) за счёт:</w:t>
       </w:r>
@@ -4369,7 +4475,6073 @@
         <w:t>Оптимизации критического пути рендеринга</w:t>
       </w:r>
     </w:p>
-    <w:p/>
+    <w:p>
+      <w:pPr>
+        <w:rPr>
+          <w:rFonts w:cstheme="minorHAnsi"/>
+          <w:b/>
+          <w:bCs/>
+          <w:color w:val="222222"/>
+          <w:sz w:val="24"/>
+          <w:szCs w:val="24"/>
+          <w:shd w:val="clear" w:color="auto" w:fill="FFFFFF"/>
+        </w:rPr>
+      </w:pPr>
+      <w:r>
+        <w:rPr>
+          <w:rFonts w:cstheme="minorHAnsi"/>
+          <w:sz w:val="24"/>
+          <w:szCs w:val="24"/>
+          <w:highlight w:val="yellow"/>
+        </w:rPr>
+        <w:t xml:space="preserve">Ответы на вопросы </w:t>
+      </w:r>
+      <w:r>
+        <w:rPr>
+          <w:rFonts w:cstheme="minorHAnsi"/>
+          <w:color w:val="222222"/>
+          <w:sz w:val="24"/>
+          <w:szCs w:val="24"/>
+          <w:highlight w:val="yellow"/>
+          <w:shd w:val="clear" w:color="auto" w:fill="FFFFFF"/>
+        </w:rPr>
+        <w:t>«Настройка среды Веб-разработки»</w:t>
+      </w:r>
+      <w:r>
+        <w:rPr>
+          <w:rFonts w:cstheme="minorHAnsi"/>
+          <w:b/>
+          <w:bCs/>
+          <w:color w:val="222222"/>
+          <w:sz w:val="24"/>
+          <w:szCs w:val="24"/>
+          <w:shd w:val="clear" w:color="auto" w:fill="FFFFFF"/>
+        </w:rPr>
+        <w:t>:</w:t>
+      </w:r>
+    </w:p>
+    <w:p>
+      <w:pPr>
+        <w:rPr>
+          <w:rFonts w:cstheme="minorHAnsi"/>
+          <w:sz w:val="24"/>
+          <w:szCs w:val="24"/>
+        </w:rPr>
+      </w:pPr>
+      <w:r>
+        <w:rPr>
+          <w:rFonts w:cstheme="minorHAnsi"/>
+          <w:sz w:val="24"/>
+          <w:szCs w:val="24"/>
+        </w:rPr>
+        <w:t>№1. Тестирование базовой конфигурации сети (</w:t>
+      </w:r>
+      <w:proofErr w:type="spellStart"/>
+      <w:r>
+        <w:rPr>
+          <w:rFonts w:cstheme="minorHAnsi"/>
+          <w:sz w:val="24"/>
+          <w:szCs w:val="24"/>
+        </w:rPr>
+        <w:t>Git</w:t>
+      </w:r>
+      <w:proofErr w:type="spellEnd"/>
+      <w:r>
+        <w:rPr>
+          <w:rFonts w:cstheme="minorHAnsi"/>
+          <w:sz w:val="24"/>
+          <w:szCs w:val="24"/>
+        </w:rPr>
+        <w:t>)</w:t>
+      </w:r>
+    </w:p>
+    <w:p>
+      <w:pPr>
+        <w:rPr>
+          <w:rFonts w:cstheme="minorHAnsi"/>
+          <w:sz w:val="24"/>
+          <w:szCs w:val="24"/>
+        </w:rPr>
+      </w:pPr>
+      <w:r>
+        <w:rPr>
+          <w:rFonts w:cstheme="minorHAnsi"/>
+          <w:sz w:val="24"/>
+          <w:szCs w:val="24"/>
+        </w:rPr>
+        <w:t xml:space="preserve">Вопрос: Какая команда используется для проверки того, установлен ли </w:t>
+      </w:r>
+      <w:proofErr w:type="spellStart"/>
+      <w:r>
+        <w:rPr>
+          <w:rFonts w:cstheme="minorHAnsi"/>
+          <w:sz w:val="24"/>
+          <w:szCs w:val="24"/>
+        </w:rPr>
+        <w:t>Git</w:t>
+      </w:r>
+      <w:proofErr w:type="spellEnd"/>
+      <w:r>
+        <w:rPr>
+          <w:rFonts w:cstheme="minorHAnsi"/>
+          <w:sz w:val="24"/>
+          <w:szCs w:val="24"/>
+        </w:rPr>
+        <w:t xml:space="preserve"> в системе, и как узнать его текущую версию? Зависит ли работа этой команды от того, в какой именно папке на диске находится пользователь в данный момент?</w:t>
+      </w:r>
+    </w:p>
+    <w:p>
+      <w:pPr>
+        <w:rPr>
+          <w:rFonts w:cstheme="minorHAnsi"/>
+          <w:sz w:val="24"/>
+          <w:szCs w:val="24"/>
+        </w:rPr>
+      </w:pPr>
+      <w:r>
+        <w:rPr>
+          <w:rFonts w:cstheme="minorHAnsi"/>
+          <w:sz w:val="24"/>
+          <w:szCs w:val="24"/>
+        </w:rPr>
+        <w:t xml:space="preserve">Ответ: Команда: </w:t>
+      </w:r>
+      <w:proofErr w:type="spellStart"/>
+      <w:r>
+        <w:rPr>
+          <w:rFonts w:cstheme="minorHAnsi"/>
+          <w:sz w:val="24"/>
+          <w:szCs w:val="24"/>
+        </w:rPr>
+        <w:t>git</w:t>
+      </w:r>
+      <w:proofErr w:type="spellEnd"/>
+      <w:r>
+        <w:rPr>
+          <w:rFonts w:cstheme="minorHAnsi"/>
+          <w:sz w:val="24"/>
+          <w:szCs w:val="24"/>
+        </w:rPr>
+        <w:t xml:space="preserve"> --</w:t>
+      </w:r>
+      <w:proofErr w:type="spellStart"/>
+      <w:r>
+        <w:rPr>
+          <w:rFonts w:cstheme="minorHAnsi"/>
+          <w:sz w:val="24"/>
+          <w:szCs w:val="24"/>
+        </w:rPr>
+        <w:t>version</w:t>
+      </w:r>
+      <w:proofErr w:type="spellEnd"/>
+      <w:r>
+        <w:rPr>
+          <w:rFonts w:cstheme="minorHAnsi"/>
+          <w:sz w:val="24"/>
+          <w:szCs w:val="24"/>
+        </w:rPr>
+        <w:t xml:space="preserve"> (или </w:t>
+      </w:r>
+      <w:proofErr w:type="spellStart"/>
+      <w:r>
+        <w:rPr>
+          <w:rFonts w:cstheme="minorHAnsi"/>
+          <w:sz w:val="24"/>
+          <w:szCs w:val="24"/>
+        </w:rPr>
+        <w:t>git</w:t>
+      </w:r>
+      <w:proofErr w:type="spellEnd"/>
+      <w:r>
+        <w:rPr>
+          <w:rFonts w:cstheme="minorHAnsi"/>
+          <w:sz w:val="24"/>
+          <w:szCs w:val="24"/>
+        </w:rPr>
+        <w:t xml:space="preserve"> -v). Она не зависит от текущей папки, так как </w:t>
+      </w:r>
+      <w:proofErr w:type="spellStart"/>
+      <w:r>
+        <w:rPr>
+          <w:rFonts w:cstheme="minorHAnsi"/>
+          <w:sz w:val="24"/>
+          <w:szCs w:val="24"/>
+        </w:rPr>
+        <w:t>Git</w:t>
+      </w:r>
+      <w:proofErr w:type="spellEnd"/>
+      <w:r>
+        <w:rPr>
+          <w:rFonts w:cstheme="minorHAnsi"/>
+          <w:sz w:val="24"/>
+          <w:szCs w:val="24"/>
+        </w:rPr>
+        <w:t xml:space="preserve"> после установки добавляется в системную переменную PATH Windows, что позволяет вызывать его из любой директории.</w:t>
+      </w:r>
+    </w:p>
+    <w:p>
+      <w:pPr>
+        <w:rPr>
+          <w:rFonts w:cstheme="minorHAnsi"/>
+          <w:sz w:val="24"/>
+          <w:szCs w:val="24"/>
+        </w:rPr>
+      </w:pPr>
+      <w:r>
+        <w:rPr>
+          <w:rFonts w:cstheme="minorHAnsi"/>
+          <w:sz w:val="24"/>
+          <w:szCs w:val="24"/>
+        </w:rPr>
+        <w:t xml:space="preserve">Вопрос: Откройте командную строку и докажите, что </w:t>
+      </w:r>
+      <w:proofErr w:type="spellStart"/>
+      <w:r>
+        <w:rPr>
+          <w:rFonts w:cstheme="minorHAnsi"/>
+          <w:sz w:val="24"/>
+          <w:szCs w:val="24"/>
+        </w:rPr>
+        <w:t>Git</w:t>
+      </w:r>
+      <w:proofErr w:type="spellEnd"/>
+      <w:r>
+        <w:rPr>
+          <w:rFonts w:cstheme="minorHAnsi"/>
+          <w:sz w:val="24"/>
+          <w:szCs w:val="24"/>
+        </w:rPr>
+        <w:t xml:space="preserve"> успешно установлен на компьютере.</w:t>
+      </w:r>
+    </w:p>
+    <w:p>
+      <w:pPr>
+        <w:rPr>
+          <w:rFonts w:cstheme="minorHAnsi"/>
+          <w:sz w:val="24"/>
+          <w:szCs w:val="24"/>
+        </w:rPr>
+      </w:pPr>
+      <w:r>
+        <w:rPr>
+          <w:rFonts w:cstheme="minorHAnsi"/>
+          <w:sz w:val="24"/>
+          <w:szCs w:val="24"/>
+        </w:rPr>
+        <w:t>Действие для защиты: Откройте командную строку (</w:t>
+      </w:r>
+      <w:proofErr w:type="spellStart"/>
+      <w:r>
+        <w:rPr>
+          <w:rFonts w:cstheme="minorHAnsi"/>
+          <w:sz w:val="24"/>
+          <w:szCs w:val="24"/>
+        </w:rPr>
+        <w:t>Win+R</w:t>
+      </w:r>
+      <w:proofErr w:type="spellEnd"/>
+      <w:r>
+        <w:rPr>
+          <w:rFonts w:cstheme="minorHAnsi"/>
+          <w:sz w:val="24"/>
+          <w:szCs w:val="24"/>
+        </w:rPr>
+        <w:t xml:space="preserve"> → </w:t>
+      </w:r>
+      <w:proofErr w:type="spellStart"/>
+      <w:r>
+        <w:rPr>
+          <w:rFonts w:cstheme="minorHAnsi"/>
+          <w:sz w:val="24"/>
+          <w:szCs w:val="24"/>
+        </w:rPr>
+        <w:t>cmd</w:t>
+      </w:r>
+      <w:proofErr w:type="spellEnd"/>
+      <w:r>
+        <w:rPr>
+          <w:rFonts w:cstheme="minorHAnsi"/>
+          <w:sz w:val="24"/>
+          <w:szCs w:val="24"/>
+        </w:rPr>
+        <w:t xml:space="preserve">) и введите </w:t>
+      </w:r>
+      <w:proofErr w:type="spellStart"/>
+      <w:r>
+        <w:rPr>
+          <w:rFonts w:cstheme="minorHAnsi"/>
+          <w:sz w:val="24"/>
+          <w:szCs w:val="24"/>
+        </w:rPr>
+        <w:t>git</w:t>
+      </w:r>
+      <w:proofErr w:type="spellEnd"/>
+      <w:r>
+        <w:rPr>
+          <w:rFonts w:cstheme="minorHAnsi"/>
+          <w:sz w:val="24"/>
+          <w:szCs w:val="24"/>
+        </w:rPr>
+        <w:t xml:space="preserve"> --</w:t>
+      </w:r>
+      <w:proofErr w:type="spellStart"/>
+      <w:r>
+        <w:rPr>
+          <w:rFonts w:cstheme="minorHAnsi"/>
+          <w:sz w:val="24"/>
+          <w:szCs w:val="24"/>
+        </w:rPr>
+        <w:t>version</w:t>
+      </w:r>
+      <w:proofErr w:type="spellEnd"/>
+      <w:r>
+        <w:rPr>
+          <w:rFonts w:cstheme="minorHAnsi"/>
+          <w:sz w:val="24"/>
+          <w:szCs w:val="24"/>
+        </w:rPr>
+        <w:t xml:space="preserve">. Покажите вывод, например: </w:t>
+      </w:r>
+      <w:proofErr w:type="spellStart"/>
+      <w:r>
+        <w:rPr>
+          <w:rFonts w:cstheme="minorHAnsi"/>
+          <w:sz w:val="24"/>
+          <w:szCs w:val="24"/>
+        </w:rPr>
+        <w:t>git</w:t>
+      </w:r>
+      <w:proofErr w:type="spellEnd"/>
+      <w:r>
+        <w:rPr>
+          <w:rFonts w:cstheme="minorHAnsi"/>
+          <w:sz w:val="24"/>
+          <w:szCs w:val="24"/>
+        </w:rPr>
+        <w:t xml:space="preserve"> </w:t>
+      </w:r>
+      <w:proofErr w:type="spellStart"/>
+      <w:r>
+        <w:rPr>
+          <w:rFonts w:cstheme="minorHAnsi"/>
+          <w:sz w:val="24"/>
+          <w:szCs w:val="24"/>
+        </w:rPr>
+        <w:t>version</w:t>
+      </w:r>
+      <w:proofErr w:type="spellEnd"/>
+      <w:r>
+        <w:rPr>
+          <w:rFonts w:cstheme="minorHAnsi"/>
+          <w:sz w:val="24"/>
+          <w:szCs w:val="24"/>
+        </w:rPr>
+        <w:t xml:space="preserve"> 2.43.0.windows.1</w:t>
+      </w:r>
+    </w:p>
+    <w:p>
+      <w:pPr>
+        <w:rPr>
+          <w:rFonts w:cstheme="minorHAnsi"/>
+          <w:sz w:val="24"/>
+          <w:szCs w:val="24"/>
+        </w:rPr>
+      </w:pPr>
+      <w:r>
+        <w:rPr>
+          <w:rFonts w:cstheme="minorHAnsi"/>
+          <w:sz w:val="24"/>
+          <w:szCs w:val="24"/>
+        </w:rPr>
+        <w:t xml:space="preserve">№2. Первоначальная глобальная настройка </w:t>
+      </w:r>
+      <w:proofErr w:type="spellStart"/>
+      <w:r>
+        <w:rPr>
+          <w:rFonts w:cstheme="minorHAnsi"/>
+          <w:sz w:val="24"/>
+          <w:szCs w:val="24"/>
+        </w:rPr>
+        <w:t>Git</w:t>
+      </w:r>
+      <w:proofErr w:type="spellEnd"/>
+    </w:p>
+    <w:p>
+      <w:pPr>
+        <w:rPr>
+          <w:rFonts w:cstheme="minorHAnsi"/>
+          <w:sz w:val="24"/>
+          <w:szCs w:val="24"/>
+        </w:rPr>
+      </w:pPr>
+      <w:r>
+        <w:rPr>
+          <w:rFonts w:cstheme="minorHAnsi"/>
+          <w:sz w:val="24"/>
+          <w:szCs w:val="24"/>
+        </w:rPr>
+        <w:t xml:space="preserve">Вопрос: Какие два обязательных параметра необходимо настроить в </w:t>
+      </w:r>
+      <w:proofErr w:type="spellStart"/>
+      <w:r>
+        <w:rPr>
+          <w:rFonts w:cstheme="minorHAnsi"/>
+          <w:sz w:val="24"/>
+          <w:szCs w:val="24"/>
+        </w:rPr>
+        <w:t>Git</w:t>
+      </w:r>
+      <w:proofErr w:type="spellEnd"/>
+      <w:r>
+        <w:rPr>
+          <w:rFonts w:cstheme="minorHAnsi"/>
+          <w:sz w:val="24"/>
+          <w:szCs w:val="24"/>
+        </w:rPr>
+        <w:t xml:space="preserve"> сразу после его установки, чтобы ваши коммиты (сохранения) корректно подписывались автором? С помощью какого флага настройки делаются глобальными для всей учетной записи Windows?</w:t>
+      </w:r>
+    </w:p>
+    <w:p>
+      <w:pPr>
+        <w:rPr>
+          <w:rFonts w:cstheme="minorHAnsi"/>
+          <w:sz w:val="24"/>
+          <w:szCs w:val="24"/>
+        </w:rPr>
+      </w:pPr>
+      <w:r>
+        <w:rPr>
+          <w:rFonts w:cstheme="minorHAnsi"/>
+          <w:sz w:val="24"/>
+          <w:szCs w:val="24"/>
+        </w:rPr>
+        <w:lastRenderedPageBreak/>
+        <w:t xml:space="preserve">Ответ: Необходимо настроить имя пользователя (user.name) и </w:t>
+      </w:r>
+      <w:proofErr w:type="spellStart"/>
+      <w:r>
+        <w:rPr>
+          <w:rFonts w:cstheme="minorHAnsi"/>
+          <w:sz w:val="24"/>
+          <w:szCs w:val="24"/>
+        </w:rPr>
+        <w:t>email</w:t>
+      </w:r>
+      <w:proofErr w:type="spellEnd"/>
+      <w:r>
+        <w:rPr>
+          <w:rFonts w:cstheme="minorHAnsi"/>
+          <w:sz w:val="24"/>
+          <w:szCs w:val="24"/>
+        </w:rPr>
+        <w:t xml:space="preserve"> (</w:t>
+      </w:r>
+      <w:proofErr w:type="spellStart"/>
+      <w:r>
+        <w:rPr>
+          <w:rFonts w:cstheme="minorHAnsi"/>
+          <w:sz w:val="24"/>
+          <w:szCs w:val="24"/>
+        </w:rPr>
+        <w:t>user.email</w:t>
+      </w:r>
+      <w:proofErr w:type="spellEnd"/>
+      <w:r>
+        <w:rPr>
+          <w:rFonts w:cstheme="minorHAnsi"/>
+          <w:sz w:val="24"/>
+          <w:szCs w:val="24"/>
+        </w:rPr>
+        <w:t>). Флаг для глобальных настроек: --</w:t>
+      </w:r>
+      <w:proofErr w:type="spellStart"/>
+      <w:r>
+        <w:rPr>
+          <w:rFonts w:cstheme="minorHAnsi"/>
+          <w:sz w:val="24"/>
+          <w:szCs w:val="24"/>
+        </w:rPr>
+        <w:t>global</w:t>
+      </w:r>
+      <w:proofErr w:type="spellEnd"/>
+      <w:r>
+        <w:rPr>
+          <w:rFonts w:cstheme="minorHAnsi"/>
+          <w:sz w:val="24"/>
+          <w:szCs w:val="24"/>
+        </w:rPr>
+        <w:t xml:space="preserve"> (настройки сохраняются в файле ~/.</w:t>
+      </w:r>
+      <w:proofErr w:type="spellStart"/>
+      <w:r>
+        <w:rPr>
+          <w:rFonts w:cstheme="minorHAnsi"/>
+          <w:sz w:val="24"/>
+          <w:szCs w:val="24"/>
+        </w:rPr>
+        <w:t>gitconfig</w:t>
+      </w:r>
+      <w:proofErr w:type="spellEnd"/>
+      <w:r>
+        <w:rPr>
+          <w:rFonts w:cstheme="minorHAnsi"/>
+          <w:sz w:val="24"/>
+          <w:szCs w:val="24"/>
+        </w:rPr>
+        <w:t xml:space="preserve"> и применяются ко всем репозиториям на компьютере).</w:t>
+      </w:r>
+    </w:p>
+    <w:p>
+      <w:pPr>
+        <w:rPr>
+          <w:rFonts w:cstheme="minorHAnsi"/>
+          <w:sz w:val="24"/>
+          <w:szCs w:val="24"/>
+        </w:rPr>
+      </w:pPr>
+      <w:r>
+        <w:rPr>
+          <w:rFonts w:cstheme="minorHAnsi"/>
+          <w:sz w:val="24"/>
+          <w:szCs w:val="24"/>
+        </w:rPr>
+        <w:t xml:space="preserve">Вопрос: Выведите на экран текущие глобальные настройки вашего имени автора и его </w:t>
+      </w:r>
+      <w:proofErr w:type="spellStart"/>
+      <w:r>
+        <w:rPr>
+          <w:rFonts w:cstheme="minorHAnsi"/>
+          <w:sz w:val="24"/>
+          <w:szCs w:val="24"/>
+        </w:rPr>
+        <w:t>e-mail</w:t>
+      </w:r>
+      <w:proofErr w:type="spellEnd"/>
+      <w:r>
+        <w:rPr>
+          <w:rFonts w:cstheme="minorHAnsi"/>
+          <w:sz w:val="24"/>
+          <w:szCs w:val="24"/>
+        </w:rPr>
+        <w:t xml:space="preserve"> в </w:t>
+      </w:r>
+      <w:proofErr w:type="spellStart"/>
+      <w:r>
+        <w:rPr>
+          <w:rFonts w:cstheme="minorHAnsi"/>
+          <w:sz w:val="24"/>
+          <w:szCs w:val="24"/>
+        </w:rPr>
+        <w:t>Git</w:t>
+      </w:r>
+      <w:proofErr w:type="spellEnd"/>
+      <w:r>
+        <w:rPr>
+          <w:rFonts w:cstheme="minorHAnsi"/>
+          <w:sz w:val="24"/>
+          <w:szCs w:val="24"/>
+        </w:rPr>
+        <w:t>.</w:t>
+      </w:r>
+    </w:p>
+    <w:p>
+      <w:pPr>
+        <w:rPr>
+          <w:rFonts w:cstheme="minorHAnsi"/>
+          <w:sz w:val="24"/>
+          <w:szCs w:val="24"/>
+        </w:rPr>
+      </w:pPr>
+      <w:r>
+        <w:rPr>
+          <w:rFonts w:cstheme="minorHAnsi"/>
+          <w:sz w:val="24"/>
+          <w:szCs w:val="24"/>
+        </w:rPr>
+        <w:t>Действие для защиты: Введите в командной строке:</w:t>
+      </w:r>
+    </w:p>
+    <w:p>
+      <w:pPr>
+        <w:pStyle w:val="ad"/>
+        <w:numPr>
+          <w:ilvl w:val="0"/>
+          <w:numId w:val="3"/>
+        </w:numPr>
+        <w:rPr>
+          <w:rFonts w:cstheme="minorHAnsi"/>
+          <w:sz w:val="24"/>
+          <w:szCs w:val="24"/>
+          <w:lang w:val="en-US"/>
+        </w:rPr>
+      </w:pPr>
+      <w:r>
+        <w:rPr>
+          <w:rFonts w:cstheme="minorHAnsi"/>
+          <w:sz w:val="24"/>
+          <w:szCs w:val="24"/>
+          <w:lang w:val="en-US"/>
+        </w:rPr>
+        <w:t>git config --global user.name</w:t>
+      </w:r>
+    </w:p>
+    <w:p>
+      <w:pPr>
+        <w:pStyle w:val="ad"/>
+        <w:numPr>
+          <w:ilvl w:val="0"/>
+          <w:numId w:val="3"/>
+        </w:numPr>
+        <w:rPr>
+          <w:rFonts w:cstheme="minorHAnsi"/>
+          <w:sz w:val="24"/>
+          <w:szCs w:val="24"/>
+          <w:lang w:val="en-US"/>
+        </w:rPr>
+      </w:pPr>
+      <w:r>
+        <w:rPr>
+          <w:rFonts w:cstheme="minorHAnsi"/>
+          <w:sz w:val="24"/>
+          <w:szCs w:val="24"/>
+          <w:lang w:val="en-US"/>
+        </w:rPr>
+        <w:t xml:space="preserve">git config --global </w:t>
+      </w:r>
+      <w:proofErr w:type="spellStart"/>
+      <w:r>
+        <w:rPr>
+          <w:rFonts w:cstheme="minorHAnsi"/>
+          <w:sz w:val="24"/>
+          <w:szCs w:val="24"/>
+          <w:lang w:val="en-US"/>
+        </w:rPr>
+        <w:t>user.email</w:t>
+      </w:r>
+      <w:proofErr w:type="spellEnd"/>
+      <w:r>
+        <w:rPr>
+          <w:rFonts w:cstheme="minorHAnsi"/>
+          <w:sz w:val="24"/>
+          <w:szCs w:val="24"/>
+          <w:lang w:val="en-US"/>
+        </w:rPr>
+        <w:t xml:space="preserve"> </w:t>
+      </w:r>
+    </w:p>
+    <w:p>
+      <w:pPr>
+        <w:rPr>
+          <w:rFonts w:cstheme="minorHAnsi"/>
+          <w:sz w:val="24"/>
+          <w:szCs w:val="24"/>
+          <w:lang w:val="en-US"/>
+        </w:rPr>
+      </w:pPr>
+      <w:r>
+        <w:rPr>
+          <w:rFonts w:cstheme="minorHAnsi"/>
+          <w:sz w:val="24"/>
+          <w:szCs w:val="24"/>
+        </w:rPr>
+        <w:t>Или</w:t>
+      </w:r>
+      <w:r>
+        <w:rPr>
+          <w:rFonts w:cstheme="minorHAnsi"/>
+          <w:sz w:val="24"/>
+          <w:szCs w:val="24"/>
+          <w:lang w:val="en-US"/>
+        </w:rPr>
+        <w:t xml:space="preserve"> </w:t>
+      </w:r>
+      <w:r>
+        <w:rPr>
+          <w:rFonts w:cstheme="minorHAnsi"/>
+          <w:sz w:val="24"/>
+          <w:szCs w:val="24"/>
+        </w:rPr>
+        <w:t>одной</w:t>
+      </w:r>
+      <w:r>
+        <w:rPr>
+          <w:rFonts w:cstheme="minorHAnsi"/>
+          <w:sz w:val="24"/>
+          <w:szCs w:val="24"/>
+          <w:lang w:val="en-US"/>
+        </w:rPr>
+        <w:t xml:space="preserve"> </w:t>
+      </w:r>
+      <w:r>
+        <w:rPr>
+          <w:rFonts w:cstheme="minorHAnsi"/>
+          <w:sz w:val="24"/>
+          <w:szCs w:val="24"/>
+        </w:rPr>
+        <w:t>командой</w:t>
+      </w:r>
+      <w:r>
+        <w:rPr>
+          <w:rFonts w:cstheme="minorHAnsi"/>
+          <w:sz w:val="24"/>
+          <w:szCs w:val="24"/>
+          <w:lang w:val="en-US"/>
+        </w:rPr>
+        <w:t xml:space="preserve">: git config --global --list </w:t>
+      </w:r>
+      <w:r>
+        <w:rPr>
+          <w:rFonts w:cstheme="minorHAnsi"/>
+          <w:sz w:val="24"/>
+          <w:szCs w:val="24"/>
+        </w:rPr>
+        <w:t>и</w:t>
+      </w:r>
+      <w:r>
+        <w:rPr>
+          <w:rFonts w:cstheme="minorHAnsi"/>
+          <w:sz w:val="24"/>
+          <w:szCs w:val="24"/>
+          <w:lang w:val="en-US"/>
+        </w:rPr>
+        <w:t xml:space="preserve"> </w:t>
+      </w:r>
+      <w:r>
+        <w:rPr>
+          <w:rFonts w:cstheme="minorHAnsi"/>
+          <w:sz w:val="24"/>
+          <w:szCs w:val="24"/>
+        </w:rPr>
+        <w:t>найдите</w:t>
+      </w:r>
+      <w:r>
+        <w:rPr>
+          <w:rFonts w:cstheme="minorHAnsi"/>
+          <w:sz w:val="24"/>
+          <w:szCs w:val="24"/>
+          <w:lang w:val="en-US"/>
+        </w:rPr>
+        <w:t xml:space="preserve"> </w:t>
+      </w:r>
+      <w:r>
+        <w:rPr>
+          <w:rFonts w:cstheme="minorHAnsi"/>
+          <w:sz w:val="24"/>
+          <w:szCs w:val="24"/>
+        </w:rPr>
+        <w:t>строки</w:t>
+      </w:r>
+      <w:r>
+        <w:rPr>
+          <w:rFonts w:cstheme="minorHAnsi"/>
+          <w:sz w:val="24"/>
+          <w:szCs w:val="24"/>
+          <w:lang w:val="en-US"/>
+        </w:rPr>
+        <w:t xml:space="preserve"> user.name </w:t>
+      </w:r>
+      <w:r>
+        <w:rPr>
+          <w:rFonts w:cstheme="minorHAnsi"/>
+          <w:sz w:val="24"/>
+          <w:szCs w:val="24"/>
+        </w:rPr>
+        <w:t>и</w:t>
+      </w:r>
+      <w:r>
+        <w:rPr>
+          <w:rFonts w:cstheme="minorHAnsi"/>
+          <w:sz w:val="24"/>
+          <w:szCs w:val="24"/>
+          <w:lang w:val="en-US"/>
+        </w:rPr>
+        <w:t xml:space="preserve"> </w:t>
+      </w:r>
+      <w:proofErr w:type="spellStart"/>
+      <w:r>
+        <w:rPr>
+          <w:rFonts w:cstheme="minorHAnsi"/>
+          <w:sz w:val="24"/>
+          <w:szCs w:val="24"/>
+          <w:lang w:val="en-US"/>
+        </w:rPr>
+        <w:t>user.email</w:t>
+      </w:r>
+      <w:proofErr w:type="spellEnd"/>
+      <w:r>
+        <w:rPr>
+          <w:rFonts w:cstheme="minorHAnsi"/>
+          <w:sz w:val="24"/>
+          <w:szCs w:val="24"/>
+          <w:lang w:val="en-US"/>
+        </w:rPr>
+        <w:t>.</w:t>
+      </w:r>
+    </w:p>
+    <w:p>
+      <w:pPr>
+        <w:rPr>
+          <w:rFonts w:cstheme="minorHAnsi"/>
+          <w:sz w:val="24"/>
+          <w:szCs w:val="24"/>
+        </w:rPr>
+      </w:pPr>
+      <w:r>
+        <w:rPr>
+          <w:rFonts w:cstheme="minorHAnsi"/>
+          <w:sz w:val="24"/>
+          <w:szCs w:val="24"/>
+        </w:rPr>
+        <w:t>№3. Инициализация локального репозитория</w:t>
+      </w:r>
+    </w:p>
+    <w:p>
+      <w:pPr>
+        <w:rPr>
+          <w:rFonts w:cstheme="minorHAnsi"/>
+          <w:sz w:val="24"/>
+          <w:szCs w:val="24"/>
+        </w:rPr>
+      </w:pPr>
+      <w:r>
+        <w:rPr>
+          <w:rFonts w:cstheme="minorHAnsi"/>
+          <w:sz w:val="24"/>
+          <w:szCs w:val="24"/>
+        </w:rPr>
+        <w:t xml:space="preserve">Вопрос: С помощью какой команды обычная папка на компьютере превращается в локальный </w:t>
+      </w:r>
+      <w:proofErr w:type="spellStart"/>
+      <w:r>
+        <w:rPr>
+          <w:rFonts w:cstheme="minorHAnsi"/>
+          <w:sz w:val="24"/>
+          <w:szCs w:val="24"/>
+        </w:rPr>
+        <w:t>Git</w:t>
+      </w:r>
+      <w:proofErr w:type="spellEnd"/>
+      <w:r>
+        <w:rPr>
+          <w:rFonts w:cstheme="minorHAnsi"/>
+          <w:sz w:val="24"/>
+          <w:szCs w:val="24"/>
+        </w:rPr>
+        <w:t>-репозиторий? Какая скрытая системная папка при этом создается внутри, и что произойдет, если её случайно удалить?</w:t>
+      </w:r>
+    </w:p>
+    <w:p>
+      <w:pPr>
+        <w:rPr>
+          <w:rFonts w:cstheme="minorHAnsi"/>
+          <w:sz w:val="24"/>
+          <w:szCs w:val="24"/>
+        </w:rPr>
+      </w:pPr>
+      <w:r>
+        <w:rPr>
+          <w:rFonts w:cstheme="minorHAnsi"/>
+          <w:sz w:val="24"/>
+          <w:szCs w:val="24"/>
+        </w:rPr>
+        <w:t xml:space="preserve">Ответ: Команда: </w:t>
+      </w:r>
+      <w:proofErr w:type="spellStart"/>
+      <w:r>
+        <w:rPr>
+          <w:rFonts w:cstheme="minorHAnsi"/>
+          <w:sz w:val="24"/>
+          <w:szCs w:val="24"/>
+        </w:rPr>
+        <w:t>git</w:t>
+      </w:r>
+      <w:proofErr w:type="spellEnd"/>
+      <w:r>
+        <w:rPr>
+          <w:rFonts w:cstheme="minorHAnsi"/>
+          <w:sz w:val="24"/>
+          <w:szCs w:val="24"/>
+        </w:rPr>
+        <w:t xml:space="preserve"> </w:t>
+      </w:r>
+      <w:proofErr w:type="spellStart"/>
+      <w:r>
+        <w:rPr>
+          <w:rFonts w:cstheme="minorHAnsi"/>
+          <w:sz w:val="24"/>
+          <w:szCs w:val="24"/>
+        </w:rPr>
+        <w:t>init</w:t>
+      </w:r>
+      <w:proofErr w:type="spellEnd"/>
+      <w:r>
+        <w:rPr>
+          <w:rFonts w:cstheme="minorHAnsi"/>
+          <w:sz w:val="24"/>
+          <w:szCs w:val="24"/>
+        </w:rPr>
+        <w:t>. Создается скрытая папка .</w:t>
+      </w:r>
+      <w:proofErr w:type="spellStart"/>
+      <w:r>
+        <w:rPr>
+          <w:rFonts w:cstheme="minorHAnsi"/>
+          <w:sz w:val="24"/>
+          <w:szCs w:val="24"/>
+        </w:rPr>
+        <w:t>git</w:t>
+      </w:r>
+      <w:proofErr w:type="spellEnd"/>
+      <w:r>
+        <w:rPr>
+          <w:rFonts w:cstheme="minorHAnsi"/>
+          <w:sz w:val="24"/>
+          <w:szCs w:val="24"/>
+        </w:rPr>
+        <w:t>, в которой хранится вся история коммитов, ветки, настройки и метаданные репозитория. Если её удалить, папка перестанет быть репозиторием — вся история версий будет потеряна, но сами файлы проекта останутся нетронутыми.</w:t>
+      </w:r>
+    </w:p>
+    <w:p>
+      <w:pPr>
+        <w:rPr>
+          <w:rFonts w:cstheme="minorHAnsi"/>
+          <w:sz w:val="24"/>
+          <w:szCs w:val="24"/>
+        </w:rPr>
+      </w:pPr>
+      <w:r>
+        <w:rPr>
+          <w:rFonts w:cstheme="minorHAnsi"/>
+          <w:sz w:val="24"/>
+          <w:szCs w:val="24"/>
+        </w:rPr>
+        <w:t>Вопрос: Создайте на диске новую пустую папку, зайдите в неё через консоль и инициализируйте в ней новый репозиторий.</w:t>
+      </w:r>
+    </w:p>
+    <w:p>
+      <w:pPr>
+        <w:rPr>
+          <w:rFonts w:cstheme="minorHAnsi"/>
+          <w:sz w:val="24"/>
+          <w:szCs w:val="24"/>
+          <w:lang w:val="en-US"/>
+        </w:rPr>
+      </w:pPr>
+      <w:r>
+        <w:rPr>
+          <w:rFonts w:cstheme="minorHAnsi"/>
+          <w:sz w:val="24"/>
+          <w:szCs w:val="24"/>
+        </w:rPr>
+        <w:t>Действие</w:t>
+      </w:r>
+      <w:r>
+        <w:rPr>
+          <w:rFonts w:cstheme="minorHAnsi"/>
+          <w:sz w:val="24"/>
+          <w:szCs w:val="24"/>
+          <w:lang w:val="en-US"/>
+        </w:rPr>
+        <w:t xml:space="preserve"> </w:t>
+      </w:r>
+      <w:r>
+        <w:rPr>
+          <w:rFonts w:cstheme="minorHAnsi"/>
+          <w:sz w:val="24"/>
+          <w:szCs w:val="24"/>
+        </w:rPr>
+        <w:t>для</w:t>
+      </w:r>
+      <w:r>
+        <w:rPr>
+          <w:rFonts w:cstheme="minorHAnsi"/>
+          <w:sz w:val="24"/>
+          <w:szCs w:val="24"/>
+          <w:lang w:val="en-US"/>
+        </w:rPr>
+        <w:t xml:space="preserve"> </w:t>
+      </w:r>
+      <w:r>
+        <w:rPr>
+          <w:rFonts w:cstheme="minorHAnsi"/>
+          <w:sz w:val="24"/>
+          <w:szCs w:val="24"/>
+        </w:rPr>
+        <w:t>защиты</w:t>
+      </w:r>
+      <w:r>
+        <w:rPr>
+          <w:rFonts w:cstheme="minorHAnsi"/>
+          <w:sz w:val="24"/>
+          <w:szCs w:val="24"/>
+          <w:lang w:val="en-US"/>
+        </w:rPr>
+        <w:t>:</w:t>
+      </w:r>
+    </w:p>
+    <w:p>
+      <w:pPr>
+        <w:rPr>
+          <w:rFonts w:cstheme="minorHAnsi"/>
+          <w:sz w:val="24"/>
+          <w:szCs w:val="24"/>
+          <w:lang w:val="en-US"/>
+        </w:rPr>
+      </w:pPr>
+      <w:proofErr w:type="spellStart"/>
+      <w:r>
+        <w:rPr>
+          <w:rFonts w:cstheme="minorHAnsi"/>
+          <w:sz w:val="24"/>
+          <w:szCs w:val="24"/>
+          <w:lang w:val="en-US"/>
+        </w:rPr>
+        <w:t>mkdir</w:t>
+      </w:r>
+      <w:proofErr w:type="spellEnd"/>
+      <w:r>
+        <w:rPr>
+          <w:rFonts w:cstheme="minorHAnsi"/>
+          <w:sz w:val="24"/>
+          <w:szCs w:val="24"/>
+          <w:lang w:val="en-US"/>
+        </w:rPr>
+        <w:t xml:space="preserve"> </w:t>
+      </w:r>
+      <w:proofErr w:type="spellStart"/>
+      <w:r>
+        <w:rPr>
+          <w:rFonts w:cstheme="minorHAnsi"/>
+          <w:sz w:val="24"/>
+          <w:szCs w:val="24"/>
+          <w:lang w:val="en-US"/>
+        </w:rPr>
+        <w:t>my_project</w:t>
+      </w:r>
+      <w:proofErr w:type="spellEnd"/>
+    </w:p>
+    <w:p>
+      <w:pPr>
+        <w:rPr>
+          <w:rFonts w:cstheme="minorHAnsi"/>
+          <w:sz w:val="24"/>
+          <w:szCs w:val="24"/>
+          <w:lang w:val="en-US"/>
+        </w:rPr>
+      </w:pPr>
+      <w:r>
+        <w:rPr>
+          <w:rFonts w:cstheme="minorHAnsi"/>
+          <w:sz w:val="24"/>
+          <w:szCs w:val="24"/>
+          <w:lang w:val="en-US"/>
+        </w:rPr>
+        <w:t xml:space="preserve">cd </w:t>
+      </w:r>
+      <w:proofErr w:type="spellStart"/>
+      <w:r>
+        <w:rPr>
+          <w:rFonts w:cstheme="minorHAnsi"/>
+          <w:sz w:val="24"/>
+          <w:szCs w:val="24"/>
+          <w:lang w:val="en-US"/>
+        </w:rPr>
+        <w:t>my_project</w:t>
+      </w:r>
+      <w:proofErr w:type="spellEnd"/>
+    </w:p>
+    <w:p>
+      <w:pPr>
+        <w:rPr>
+          <w:rFonts w:cstheme="minorHAnsi"/>
+          <w:sz w:val="24"/>
+          <w:szCs w:val="24"/>
+          <w:lang w:val="en-US"/>
+        </w:rPr>
+      </w:pPr>
+      <w:r>
+        <w:rPr>
+          <w:rFonts w:cstheme="minorHAnsi"/>
+          <w:sz w:val="24"/>
+          <w:szCs w:val="24"/>
+          <w:lang w:val="en-US"/>
+        </w:rPr>
+        <w:t xml:space="preserve">git </w:t>
+      </w:r>
+      <w:proofErr w:type="spellStart"/>
+      <w:r>
+        <w:rPr>
+          <w:rFonts w:cstheme="minorHAnsi"/>
+          <w:sz w:val="24"/>
+          <w:szCs w:val="24"/>
+          <w:lang w:val="en-US"/>
+        </w:rPr>
+        <w:t>init</w:t>
+      </w:r>
+      <w:proofErr w:type="spellEnd"/>
+      <w:r>
+        <w:rPr>
+          <w:rFonts w:cstheme="minorHAnsi"/>
+          <w:sz w:val="24"/>
+          <w:szCs w:val="24"/>
+          <w:lang w:val="en-US"/>
+        </w:rPr>
+        <w:t xml:space="preserve"> </w:t>
+      </w:r>
+    </w:p>
+    <w:p>
+      <w:pPr>
+        <w:rPr>
+          <w:rFonts w:cstheme="minorHAnsi"/>
+          <w:sz w:val="24"/>
+          <w:szCs w:val="24"/>
+          <w:lang w:val="en-US"/>
+        </w:rPr>
+      </w:pPr>
+      <w:r>
+        <w:rPr>
+          <w:rFonts w:cstheme="minorHAnsi"/>
+          <w:sz w:val="24"/>
+          <w:szCs w:val="24"/>
+        </w:rPr>
+        <w:t>сообщение</w:t>
+      </w:r>
+      <w:r>
+        <w:rPr>
+          <w:rFonts w:cstheme="minorHAnsi"/>
+          <w:sz w:val="24"/>
+          <w:szCs w:val="24"/>
+          <w:lang w:val="en-US"/>
+        </w:rPr>
+        <w:t>: Initialized empty Git repository in C:/.../my_project/.git/</w:t>
+      </w:r>
+    </w:p>
+    <w:p>
+      <w:pPr>
+        <w:rPr>
+          <w:rFonts w:cstheme="minorHAnsi"/>
+          <w:sz w:val="24"/>
+          <w:szCs w:val="24"/>
+        </w:rPr>
+      </w:pPr>
+      <w:r>
+        <w:rPr>
+          <w:rFonts w:cstheme="minorHAnsi"/>
+          <w:sz w:val="24"/>
+          <w:szCs w:val="24"/>
+        </w:rPr>
+        <w:t>№4. Просмотр состояния и отслеживание файлов (</w:t>
+      </w:r>
+      <w:proofErr w:type="spellStart"/>
+      <w:r>
+        <w:rPr>
+          <w:rFonts w:cstheme="minorHAnsi"/>
+          <w:sz w:val="24"/>
+          <w:szCs w:val="24"/>
+        </w:rPr>
+        <w:t>Staging</w:t>
+      </w:r>
+      <w:proofErr w:type="spellEnd"/>
+      <w:r>
+        <w:rPr>
+          <w:rFonts w:cstheme="minorHAnsi"/>
+          <w:sz w:val="24"/>
+          <w:szCs w:val="24"/>
+        </w:rPr>
+        <w:t xml:space="preserve"> Area)</w:t>
+      </w:r>
+    </w:p>
+    <w:p>
+      <w:pPr>
+        <w:rPr>
+          <w:rFonts w:cstheme="minorHAnsi"/>
+          <w:sz w:val="24"/>
+          <w:szCs w:val="24"/>
+        </w:rPr>
+      </w:pPr>
+      <w:r>
+        <w:rPr>
+          <w:rFonts w:cstheme="minorHAnsi"/>
+          <w:sz w:val="24"/>
+          <w:szCs w:val="24"/>
+        </w:rPr>
+        <w:t xml:space="preserve">Вопрос: Что делает команда </w:t>
+      </w:r>
+      <w:proofErr w:type="spellStart"/>
+      <w:r>
+        <w:rPr>
+          <w:rFonts w:cstheme="minorHAnsi"/>
+          <w:sz w:val="24"/>
+          <w:szCs w:val="24"/>
+        </w:rPr>
+        <w:t>git</w:t>
+      </w:r>
+      <w:proofErr w:type="spellEnd"/>
+      <w:r>
+        <w:rPr>
+          <w:rFonts w:cstheme="minorHAnsi"/>
+          <w:sz w:val="24"/>
+          <w:szCs w:val="24"/>
+        </w:rPr>
+        <w:t xml:space="preserve"> </w:t>
+      </w:r>
+      <w:proofErr w:type="spellStart"/>
+      <w:r>
+        <w:rPr>
+          <w:rFonts w:cstheme="minorHAnsi"/>
+          <w:sz w:val="24"/>
+          <w:szCs w:val="24"/>
+        </w:rPr>
+        <w:t>status</w:t>
+      </w:r>
+      <w:proofErr w:type="spellEnd"/>
+      <w:r>
+        <w:rPr>
+          <w:rFonts w:cstheme="minorHAnsi"/>
+          <w:sz w:val="24"/>
+          <w:szCs w:val="24"/>
+        </w:rPr>
+        <w:t xml:space="preserve">? В чем разница между </w:t>
+      </w:r>
+      <w:proofErr w:type="spellStart"/>
+      <w:r>
+        <w:rPr>
+          <w:rFonts w:cstheme="minorHAnsi"/>
+          <w:sz w:val="24"/>
+          <w:szCs w:val="24"/>
+        </w:rPr>
+        <w:t>неотслеживаемым</w:t>
+      </w:r>
+      <w:proofErr w:type="spellEnd"/>
+      <w:r>
+        <w:rPr>
+          <w:rFonts w:cstheme="minorHAnsi"/>
+          <w:sz w:val="24"/>
+          <w:szCs w:val="24"/>
+        </w:rPr>
+        <w:t xml:space="preserve"> файлом (</w:t>
+      </w:r>
+      <w:proofErr w:type="spellStart"/>
+      <w:r>
+        <w:rPr>
+          <w:rFonts w:cstheme="minorHAnsi"/>
+          <w:sz w:val="24"/>
+          <w:szCs w:val="24"/>
+        </w:rPr>
+        <w:t>Untracked</w:t>
+      </w:r>
+      <w:proofErr w:type="spellEnd"/>
+      <w:r>
+        <w:rPr>
+          <w:rFonts w:cstheme="minorHAnsi"/>
+          <w:sz w:val="24"/>
+          <w:szCs w:val="24"/>
+        </w:rPr>
+        <w:t>) и подготовленным к коммиту файлом (</w:t>
+      </w:r>
+      <w:proofErr w:type="spellStart"/>
+      <w:r>
+        <w:rPr>
+          <w:rFonts w:cstheme="minorHAnsi"/>
+          <w:sz w:val="24"/>
+          <w:szCs w:val="24"/>
+        </w:rPr>
+        <w:t>Staged</w:t>
+      </w:r>
+      <w:proofErr w:type="spellEnd"/>
+      <w:r>
+        <w:rPr>
+          <w:rFonts w:cstheme="minorHAnsi"/>
+          <w:sz w:val="24"/>
+          <w:szCs w:val="24"/>
+        </w:rPr>
+        <w:t>)? Какая команда переводит файл в подготовленное состояние?</w:t>
+      </w:r>
+    </w:p>
+    <w:p>
+      <w:pPr>
+        <w:rPr>
+          <w:rFonts w:cstheme="minorHAnsi"/>
+          <w:sz w:val="24"/>
+          <w:szCs w:val="24"/>
+        </w:rPr>
+      </w:pPr>
+      <w:r>
+        <w:rPr>
+          <w:rFonts w:cstheme="minorHAnsi"/>
+          <w:sz w:val="24"/>
+          <w:szCs w:val="24"/>
+        </w:rPr>
+        <w:t xml:space="preserve">Ответ: </w:t>
+      </w:r>
+      <w:proofErr w:type="spellStart"/>
+      <w:r>
+        <w:rPr>
+          <w:rFonts w:cstheme="minorHAnsi"/>
+          <w:sz w:val="24"/>
+          <w:szCs w:val="24"/>
+        </w:rPr>
+        <w:t>git</w:t>
+      </w:r>
+      <w:proofErr w:type="spellEnd"/>
+      <w:r>
+        <w:rPr>
+          <w:rFonts w:cstheme="minorHAnsi"/>
+          <w:sz w:val="24"/>
+          <w:szCs w:val="24"/>
+        </w:rPr>
+        <w:t xml:space="preserve"> </w:t>
+      </w:r>
+      <w:proofErr w:type="spellStart"/>
+      <w:r>
+        <w:rPr>
+          <w:rFonts w:cstheme="minorHAnsi"/>
+          <w:sz w:val="24"/>
+          <w:szCs w:val="24"/>
+        </w:rPr>
+        <w:t>status</w:t>
+      </w:r>
+      <w:proofErr w:type="spellEnd"/>
+      <w:r>
+        <w:rPr>
+          <w:rFonts w:cstheme="minorHAnsi"/>
+          <w:sz w:val="24"/>
+          <w:szCs w:val="24"/>
+        </w:rPr>
+        <w:t xml:space="preserve"> показывает текущее состояние репозитория: какие файлы изменены, какие подготовлены к коммиту, какие не отслеживаются.</w:t>
+      </w:r>
+    </w:p>
+    <w:p>
+      <w:pPr>
+        <w:rPr>
+          <w:rFonts w:cstheme="minorHAnsi"/>
+          <w:sz w:val="24"/>
+          <w:szCs w:val="24"/>
+        </w:rPr>
+      </w:pPr>
+      <w:proofErr w:type="spellStart"/>
+      <w:r>
+        <w:rPr>
+          <w:rFonts w:cstheme="minorHAnsi"/>
+          <w:sz w:val="24"/>
+          <w:szCs w:val="24"/>
+        </w:rPr>
+        <w:t>Untracked</w:t>
+      </w:r>
+      <w:proofErr w:type="spellEnd"/>
+      <w:r>
+        <w:rPr>
+          <w:rFonts w:cstheme="minorHAnsi"/>
+          <w:sz w:val="24"/>
+          <w:szCs w:val="24"/>
+        </w:rPr>
+        <w:t xml:space="preserve"> — файл существует в папке, но </w:t>
+      </w:r>
+      <w:proofErr w:type="spellStart"/>
+      <w:r>
+        <w:rPr>
+          <w:rFonts w:cstheme="minorHAnsi"/>
+          <w:sz w:val="24"/>
+          <w:szCs w:val="24"/>
+        </w:rPr>
+        <w:t>Git</w:t>
+      </w:r>
+      <w:proofErr w:type="spellEnd"/>
+      <w:r>
+        <w:rPr>
+          <w:rFonts w:cstheme="minorHAnsi"/>
+          <w:sz w:val="24"/>
+          <w:szCs w:val="24"/>
+        </w:rPr>
+        <w:t xml:space="preserve"> о нём ничего не знает (не добавлен в индекс).</w:t>
+      </w:r>
+    </w:p>
+    <w:p>
+      <w:pPr>
+        <w:rPr>
+          <w:rFonts w:cstheme="minorHAnsi"/>
+          <w:sz w:val="24"/>
+          <w:szCs w:val="24"/>
+        </w:rPr>
+      </w:pPr>
+      <w:proofErr w:type="spellStart"/>
+      <w:r>
+        <w:rPr>
+          <w:rFonts w:cstheme="minorHAnsi"/>
+          <w:sz w:val="24"/>
+          <w:szCs w:val="24"/>
+        </w:rPr>
+        <w:t>Staged</w:t>
+      </w:r>
+      <w:proofErr w:type="spellEnd"/>
+      <w:r>
+        <w:rPr>
+          <w:rFonts w:cstheme="minorHAnsi"/>
+          <w:sz w:val="24"/>
+          <w:szCs w:val="24"/>
+        </w:rPr>
+        <w:t xml:space="preserve"> — файл добавлен в индекс (область подготовки) и готов к следующему коммиту.</w:t>
+      </w:r>
+    </w:p>
+    <w:p>
+      <w:pPr>
+        <w:rPr>
+          <w:rFonts w:cstheme="minorHAnsi"/>
+          <w:sz w:val="24"/>
+          <w:szCs w:val="24"/>
+        </w:rPr>
+      </w:pPr>
+      <w:r>
+        <w:rPr>
+          <w:rFonts w:cstheme="minorHAnsi"/>
+          <w:sz w:val="24"/>
+          <w:szCs w:val="24"/>
+        </w:rPr>
+        <w:t xml:space="preserve">Команда для перевода в </w:t>
+      </w:r>
+      <w:proofErr w:type="spellStart"/>
+      <w:r>
+        <w:rPr>
+          <w:rFonts w:cstheme="minorHAnsi"/>
+          <w:sz w:val="24"/>
+          <w:szCs w:val="24"/>
+        </w:rPr>
+        <w:t>staged</w:t>
+      </w:r>
+      <w:proofErr w:type="spellEnd"/>
+      <w:r>
+        <w:rPr>
+          <w:rFonts w:cstheme="minorHAnsi"/>
+          <w:sz w:val="24"/>
+          <w:szCs w:val="24"/>
+        </w:rPr>
+        <w:t xml:space="preserve">: </w:t>
+      </w:r>
+      <w:proofErr w:type="spellStart"/>
+      <w:r>
+        <w:rPr>
+          <w:rFonts w:cstheme="minorHAnsi"/>
+          <w:sz w:val="24"/>
+          <w:szCs w:val="24"/>
+        </w:rPr>
+        <w:t>git</w:t>
+      </w:r>
+      <w:proofErr w:type="spellEnd"/>
+      <w:r>
+        <w:rPr>
+          <w:rFonts w:cstheme="minorHAnsi"/>
+          <w:sz w:val="24"/>
+          <w:szCs w:val="24"/>
+        </w:rPr>
+        <w:t xml:space="preserve"> </w:t>
+      </w:r>
+      <w:proofErr w:type="spellStart"/>
+      <w:r>
+        <w:rPr>
+          <w:rFonts w:cstheme="minorHAnsi"/>
+          <w:sz w:val="24"/>
+          <w:szCs w:val="24"/>
+        </w:rPr>
+        <w:t>add</w:t>
+      </w:r>
+      <w:proofErr w:type="spellEnd"/>
+      <w:r>
+        <w:rPr>
+          <w:rFonts w:cstheme="minorHAnsi"/>
+          <w:sz w:val="24"/>
+          <w:szCs w:val="24"/>
+        </w:rPr>
+        <w:t xml:space="preserve"> &lt;</w:t>
+      </w:r>
+      <w:proofErr w:type="spellStart"/>
+      <w:r>
+        <w:rPr>
+          <w:rFonts w:cstheme="minorHAnsi"/>
+          <w:sz w:val="24"/>
+          <w:szCs w:val="24"/>
+        </w:rPr>
+        <w:t>имя_файла</w:t>
+      </w:r>
+      <w:proofErr w:type="spellEnd"/>
+      <w:r>
+        <w:rPr>
+          <w:rFonts w:cstheme="minorHAnsi"/>
+          <w:sz w:val="24"/>
+          <w:szCs w:val="24"/>
+        </w:rPr>
+        <w:t xml:space="preserve">&gt; (или </w:t>
+      </w:r>
+      <w:proofErr w:type="spellStart"/>
+      <w:r>
+        <w:rPr>
+          <w:rFonts w:cstheme="minorHAnsi"/>
+          <w:sz w:val="24"/>
+          <w:szCs w:val="24"/>
+        </w:rPr>
+        <w:t>git</w:t>
+      </w:r>
+      <w:proofErr w:type="spellEnd"/>
+      <w:r>
+        <w:rPr>
+          <w:rFonts w:cstheme="minorHAnsi"/>
+          <w:sz w:val="24"/>
+          <w:szCs w:val="24"/>
+        </w:rPr>
+        <w:t xml:space="preserve"> </w:t>
+      </w:r>
+      <w:proofErr w:type="spellStart"/>
+      <w:r>
+        <w:rPr>
+          <w:rFonts w:cstheme="minorHAnsi"/>
+          <w:sz w:val="24"/>
+          <w:szCs w:val="24"/>
+        </w:rPr>
+        <w:t>add</w:t>
+      </w:r>
+      <w:proofErr w:type="spellEnd"/>
+      <w:r>
+        <w:rPr>
+          <w:rFonts w:cstheme="minorHAnsi"/>
+          <w:sz w:val="24"/>
+          <w:szCs w:val="24"/>
+        </w:rPr>
+        <w:t xml:space="preserve"> . для всех файлов).</w:t>
+      </w:r>
+    </w:p>
+    <w:p>
+      <w:pPr>
+        <w:rPr>
+          <w:rFonts w:cstheme="minorHAnsi"/>
+          <w:sz w:val="24"/>
+          <w:szCs w:val="24"/>
+        </w:rPr>
+      </w:pPr>
+      <w:r>
+        <w:rPr>
+          <w:rFonts w:cstheme="minorHAnsi"/>
+          <w:sz w:val="24"/>
+          <w:szCs w:val="24"/>
+        </w:rPr>
+        <w:t>Вопрос: Создайте в папке репозитория простой текстовый файл index.html, покажите его статус, а затем подготовьте его к сохранению.</w:t>
+      </w:r>
+    </w:p>
+    <w:p>
+      <w:pPr>
+        <w:rPr>
+          <w:rFonts w:cstheme="minorHAnsi"/>
+          <w:sz w:val="24"/>
+          <w:szCs w:val="24"/>
+        </w:rPr>
+      </w:pPr>
+      <w:r>
+        <w:rPr>
+          <w:rFonts w:cstheme="minorHAnsi"/>
+          <w:sz w:val="24"/>
+          <w:szCs w:val="24"/>
+        </w:rPr>
+        <w:lastRenderedPageBreak/>
+        <w:t>Действие для защиты:</w:t>
+      </w:r>
+    </w:p>
+    <w:p>
+      <w:pPr>
+        <w:rPr>
+          <w:rFonts w:cstheme="minorHAnsi"/>
+          <w:sz w:val="24"/>
+          <w:szCs w:val="24"/>
+          <w:lang w:val="en-US"/>
+        </w:rPr>
+      </w:pPr>
+      <w:r>
+        <w:rPr>
+          <w:rFonts w:cstheme="minorHAnsi"/>
+          <w:sz w:val="24"/>
+          <w:szCs w:val="24"/>
+          <w:lang w:val="en-US"/>
+        </w:rPr>
+        <w:t>echo "&lt;h1&gt;Hello&lt;/h1&gt;" &gt; index.html</w:t>
+      </w:r>
+    </w:p>
+    <w:p>
+      <w:pPr>
+        <w:rPr>
+          <w:rFonts w:cstheme="minorHAnsi"/>
+          <w:sz w:val="24"/>
+          <w:szCs w:val="24"/>
+        </w:rPr>
+      </w:pPr>
+      <w:proofErr w:type="spellStart"/>
+      <w:r>
+        <w:rPr>
+          <w:rFonts w:cstheme="minorHAnsi"/>
+          <w:sz w:val="24"/>
+          <w:szCs w:val="24"/>
+        </w:rPr>
+        <w:t>git</w:t>
+      </w:r>
+      <w:proofErr w:type="spellEnd"/>
+      <w:r>
+        <w:rPr>
+          <w:rFonts w:cstheme="minorHAnsi"/>
+          <w:sz w:val="24"/>
+          <w:szCs w:val="24"/>
+        </w:rPr>
+        <w:t xml:space="preserve"> </w:t>
+      </w:r>
+      <w:proofErr w:type="spellStart"/>
+      <w:r>
+        <w:rPr>
+          <w:rFonts w:cstheme="minorHAnsi"/>
+          <w:sz w:val="24"/>
+          <w:szCs w:val="24"/>
+        </w:rPr>
+        <w:t>status</w:t>
+      </w:r>
+      <w:proofErr w:type="spellEnd"/>
+      <w:r>
+        <w:rPr>
+          <w:rFonts w:cstheme="minorHAnsi"/>
+          <w:sz w:val="24"/>
+          <w:szCs w:val="24"/>
+        </w:rPr>
+        <w:t xml:space="preserve"> </w:t>
+      </w:r>
+    </w:p>
+    <w:p>
+      <w:pPr>
+        <w:rPr>
+          <w:rFonts w:cstheme="minorHAnsi"/>
+          <w:sz w:val="24"/>
+          <w:szCs w:val="24"/>
+        </w:rPr>
+      </w:pPr>
+      <w:r>
+        <w:rPr>
+          <w:rFonts w:cstheme="minorHAnsi"/>
+          <w:sz w:val="24"/>
+          <w:szCs w:val="24"/>
+        </w:rPr>
+        <w:t>файл отображается красным как "</w:t>
+      </w:r>
+      <w:proofErr w:type="spellStart"/>
+      <w:r>
+        <w:rPr>
+          <w:rFonts w:cstheme="minorHAnsi"/>
+          <w:sz w:val="24"/>
+          <w:szCs w:val="24"/>
+        </w:rPr>
+        <w:t>Untracked</w:t>
+      </w:r>
+      <w:proofErr w:type="spellEnd"/>
+      <w:r>
+        <w:rPr>
+          <w:rFonts w:cstheme="minorHAnsi"/>
+          <w:sz w:val="24"/>
+          <w:szCs w:val="24"/>
+        </w:rPr>
+        <w:t>". Затем:</w:t>
+      </w:r>
+    </w:p>
+    <w:p>
+      <w:pPr>
+        <w:rPr>
+          <w:rFonts w:cstheme="minorHAnsi"/>
+          <w:sz w:val="24"/>
+          <w:szCs w:val="24"/>
+          <w:lang w:val="en-US"/>
+        </w:rPr>
+      </w:pPr>
+      <w:r>
+        <w:rPr>
+          <w:rFonts w:cstheme="minorHAnsi"/>
+          <w:sz w:val="24"/>
+          <w:szCs w:val="24"/>
+          <w:lang w:val="en-US"/>
+        </w:rPr>
+        <w:t>git add index.html</w:t>
+      </w:r>
+    </w:p>
+    <w:p>
+      <w:pPr>
+        <w:rPr>
+          <w:rFonts w:cstheme="minorHAnsi"/>
+          <w:sz w:val="24"/>
+          <w:szCs w:val="24"/>
+          <w:lang w:val="en-US"/>
+        </w:rPr>
+      </w:pPr>
+      <w:r>
+        <w:rPr>
+          <w:rFonts w:cstheme="minorHAnsi"/>
+          <w:sz w:val="24"/>
+          <w:szCs w:val="24"/>
+          <w:lang w:val="en-US"/>
+        </w:rPr>
+        <w:t>git status</w:t>
+      </w:r>
+      <w:r>
+        <w:rPr>
+          <w:rFonts w:cstheme="minorHAnsi"/>
+          <w:sz w:val="24"/>
+          <w:szCs w:val="24"/>
+          <w:lang w:val="en-US"/>
+        </w:rPr>
+        <w:t xml:space="preserve"> </w:t>
+      </w:r>
+    </w:p>
+    <w:p>
+      <w:pPr>
+        <w:rPr>
+          <w:rFonts w:cstheme="minorHAnsi"/>
+          <w:sz w:val="24"/>
+          <w:szCs w:val="24"/>
+          <w:lang w:val="en-US"/>
+        </w:rPr>
+      </w:pPr>
+      <w:r>
+        <w:rPr>
+          <w:rFonts w:cstheme="minorHAnsi"/>
+          <w:sz w:val="24"/>
+          <w:szCs w:val="24"/>
+        </w:rPr>
+        <w:t>файл</w:t>
+      </w:r>
+      <w:r>
+        <w:rPr>
+          <w:rFonts w:cstheme="minorHAnsi"/>
+          <w:sz w:val="24"/>
+          <w:szCs w:val="24"/>
+          <w:lang w:val="en-US"/>
+        </w:rPr>
+        <w:t xml:space="preserve"> </w:t>
+      </w:r>
+      <w:r>
+        <w:rPr>
+          <w:rFonts w:cstheme="minorHAnsi"/>
+          <w:sz w:val="24"/>
+          <w:szCs w:val="24"/>
+        </w:rPr>
+        <w:t>стал</w:t>
+      </w:r>
+      <w:r>
+        <w:rPr>
+          <w:rFonts w:cstheme="minorHAnsi"/>
+          <w:sz w:val="24"/>
+          <w:szCs w:val="24"/>
+          <w:lang w:val="en-US"/>
+        </w:rPr>
+        <w:t xml:space="preserve"> </w:t>
+      </w:r>
+      <w:r>
+        <w:rPr>
+          <w:rFonts w:cstheme="minorHAnsi"/>
+          <w:sz w:val="24"/>
+          <w:szCs w:val="24"/>
+        </w:rPr>
+        <w:t>зеленым</w:t>
+      </w:r>
+      <w:r>
+        <w:rPr>
+          <w:rFonts w:cstheme="minorHAnsi"/>
+          <w:sz w:val="24"/>
+          <w:szCs w:val="24"/>
+          <w:lang w:val="en-US"/>
+        </w:rPr>
+        <w:t xml:space="preserve"> </w:t>
+      </w:r>
+      <w:r>
+        <w:rPr>
+          <w:rFonts w:cstheme="minorHAnsi"/>
+          <w:sz w:val="24"/>
+          <w:szCs w:val="24"/>
+        </w:rPr>
+        <w:t>и</w:t>
+      </w:r>
+      <w:r>
+        <w:rPr>
+          <w:rFonts w:cstheme="minorHAnsi"/>
+          <w:sz w:val="24"/>
+          <w:szCs w:val="24"/>
+          <w:lang w:val="en-US"/>
+        </w:rPr>
+        <w:t xml:space="preserve"> </w:t>
+      </w:r>
+      <w:r>
+        <w:rPr>
+          <w:rFonts w:cstheme="minorHAnsi"/>
+          <w:sz w:val="24"/>
+          <w:szCs w:val="24"/>
+        </w:rPr>
+        <w:t>отображается</w:t>
+      </w:r>
+      <w:r>
+        <w:rPr>
+          <w:rFonts w:cstheme="minorHAnsi"/>
+          <w:sz w:val="24"/>
+          <w:szCs w:val="24"/>
+          <w:lang w:val="en-US"/>
+        </w:rPr>
+        <w:t xml:space="preserve"> </w:t>
+      </w:r>
+      <w:r>
+        <w:rPr>
+          <w:rFonts w:cstheme="minorHAnsi"/>
+          <w:sz w:val="24"/>
+          <w:szCs w:val="24"/>
+        </w:rPr>
+        <w:t>как</w:t>
+      </w:r>
+      <w:r>
+        <w:rPr>
+          <w:rFonts w:cstheme="minorHAnsi"/>
+          <w:sz w:val="24"/>
+          <w:szCs w:val="24"/>
+          <w:lang w:val="en-US"/>
+        </w:rPr>
+        <w:t xml:space="preserve"> "Changes to be committed" (Staged).</w:t>
+      </w:r>
+    </w:p>
+    <w:p>
+      <w:pPr>
+        <w:rPr>
+          <w:rFonts w:cstheme="minorHAnsi"/>
+          <w:sz w:val="24"/>
+          <w:szCs w:val="24"/>
+        </w:rPr>
+      </w:pPr>
+      <w:r>
+        <w:rPr>
+          <w:rFonts w:cstheme="minorHAnsi"/>
+          <w:sz w:val="24"/>
+          <w:szCs w:val="24"/>
+        </w:rPr>
+        <w:t>№5. Фиксация изменений (Создание коммита)</w:t>
+      </w:r>
+    </w:p>
+    <w:p>
+      <w:pPr>
+        <w:rPr>
+          <w:rFonts w:cstheme="minorHAnsi"/>
+          <w:sz w:val="24"/>
+          <w:szCs w:val="24"/>
+        </w:rPr>
+      </w:pPr>
+      <w:r>
+        <w:rPr>
+          <w:rFonts w:cstheme="minorHAnsi"/>
+          <w:sz w:val="24"/>
+          <w:szCs w:val="24"/>
+        </w:rPr>
+        <w:t>Вопрос: Какая команда фиксирует подготовленные изменения в истории репозитория (создает коммит)? Зачем нужен флаг -m, и почему плохой практикой считается писать в описании коммита просто слова «</w:t>
+      </w:r>
+      <w:proofErr w:type="spellStart"/>
+      <w:r>
+        <w:rPr>
+          <w:rFonts w:cstheme="minorHAnsi"/>
+          <w:sz w:val="24"/>
+          <w:szCs w:val="24"/>
+        </w:rPr>
+        <w:t>update</w:t>
+      </w:r>
+      <w:proofErr w:type="spellEnd"/>
+      <w:r>
+        <w:rPr>
+          <w:rFonts w:cstheme="minorHAnsi"/>
+          <w:sz w:val="24"/>
+          <w:szCs w:val="24"/>
+        </w:rPr>
+        <w:t>» или «</w:t>
+      </w:r>
+      <w:proofErr w:type="spellStart"/>
+      <w:r>
+        <w:rPr>
+          <w:rFonts w:cstheme="minorHAnsi"/>
+          <w:sz w:val="24"/>
+          <w:szCs w:val="24"/>
+        </w:rPr>
+        <w:t>fix</w:t>
+      </w:r>
+      <w:proofErr w:type="spellEnd"/>
+      <w:r>
+        <w:rPr>
+          <w:rFonts w:cstheme="minorHAnsi"/>
+          <w:sz w:val="24"/>
+          <w:szCs w:val="24"/>
+        </w:rPr>
+        <w:t>»?</w:t>
+      </w:r>
+    </w:p>
+    <w:p>
+      <w:pPr>
+        <w:rPr>
+          <w:rFonts w:cstheme="minorHAnsi"/>
+          <w:sz w:val="24"/>
+          <w:szCs w:val="24"/>
+        </w:rPr>
+      </w:pPr>
+      <w:r>
+        <w:rPr>
+          <w:rFonts w:cstheme="minorHAnsi"/>
+          <w:sz w:val="24"/>
+          <w:szCs w:val="24"/>
+        </w:rPr>
+        <w:t xml:space="preserve">Ответ: Команда: </w:t>
+      </w:r>
+      <w:proofErr w:type="spellStart"/>
+      <w:r>
+        <w:rPr>
+          <w:rFonts w:cstheme="minorHAnsi"/>
+          <w:sz w:val="24"/>
+          <w:szCs w:val="24"/>
+        </w:rPr>
+        <w:t>git</w:t>
+      </w:r>
+      <w:proofErr w:type="spellEnd"/>
+      <w:r>
+        <w:rPr>
+          <w:rFonts w:cstheme="minorHAnsi"/>
+          <w:sz w:val="24"/>
+          <w:szCs w:val="24"/>
+        </w:rPr>
+        <w:t xml:space="preserve"> </w:t>
+      </w:r>
+      <w:proofErr w:type="spellStart"/>
+      <w:r>
+        <w:rPr>
+          <w:rFonts w:cstheme="minorHAnsi"/>
+          <w:sz w:val="24"/>
+          <w:szCs w:val="24"/>
+        </w:rPr>
+        <w:t>commit</w:t>
+      </w:r>
+      <w:proofErr w:type="spellEnd"/>
+      <w:r>
+        <w:rPr>
+          <w:rFonts w:cstheme="minorHAnsi"/>
+          <w:sz w:val="24"/>
+          <w:szCs w:val="24"/>
+        </w:rPr>
+        <w:t>. Флаг -m позволяет сразу в командной строке указать сообщение коммита (без открытия текстового редактора). Плохой практикой считается писать «</w:t>
+      </w:r>
+      <w:proofErr w:type="spellStart"/>
+      <w:r>
+        <w:rPr>
+          <w:rFonts w:cstheme="minorHAnsi"/>
+          <w:sz w:val="24"/>
+          <w:szCs w:val="24"/>
+        </w:rPr>
+        <w:t>update</w:t>
+      </w:r>
+      <w:proofErr w:type="spellEnd"/>
+      <w:r>
+        <w:rPr>
+          <w:rFonts w:cstheme="minorHAnsi"/>
+          <w:sz w:val="24"/>
+          <w:szCs w:val="24"/>
+        </w:rPr>
+        <w:t>» или «</w:t>
+      </w:r>
+      <w:proofErr w:type="spellStart"/>
+      <w:r>
+        <w:rPr>
+          <w:rFonts w:cstheme="minorHAnsi"/>
+          <w:sz w:val="24"/>
+          <w:szCs w:val="24"/>
+        </w:rPr>
+        <w:t>fix</w:t>
+      </w:r>
+      <w:proofErr w:type="spellEnd"/>
+      <w:r>
+        <w:rPr>
+          <w:rFonts w:cstheme="minorHAnsi"/>
+          <w:sz w:val="24"/>
+          <w:szCs w:val="24"/>
+        </w:rPr>
+        <w:t>», потому что через месяц никто (включая вас) не поймет, что именно было изменено. Хорошее сообщение должно отвечать на вопрос "Что и зачем было сделано?", например: "Добавлена шапка сайта с логотипом".</w:t>
+      </w:r>
+    </w:p>
+    <w:p>
+      <w:pPr>
+        <w:rPr>
+          <w:rFonts w:cstheme="minorHAnsi"/>
+          <w:sz w:val="24"/>
+          <w:szCs w:val="24"/>
+        </w:rPr>
+      </w:pPr>
+      <w:r>
+        <w:rPr>
+          <w:rFonts w:cstheme="minorHAnsi"/>
+          <w:sz w:val="24"/>
+          <w:szCs w:val="24"/>
+        </w:rPr>
+        <w:t>Вопрос: Зафиксируйте ранее добавленный файл index.html, написав осмысленное сообщение к коммиту.</w:t>
+      </w:r>
+    </w:p>
+    <w:p>
+      <w:pPr>
+        <w:rPr>
+          <w:rFonts w:cstheme="minorHAnsi"/>
+          <w:sz w:val="24"/>
+          <w:szCs w:val="24"/>
+        </w:rPr>
+      </w:pPr>
+      <w:r>
+        <w:rPr>
+          <w:rFonts w:cstheme="minorHAnsi"/>
+          <w:sz w:val="24"/>
+          <w:szCs w:val="24"/>
+        </w:rPr>
+        <w:t>Действие для защиты:</w:t>
+      </w:r>
+    </w:p>
+    <w:p>
+      <w:pPr>
+        <w:rPr>
+          <w:rFonts w:cstheme="minorHAnsi"/>
+          <w:sz w:val="24"/>
+          <w:szCs w:val="24"/>
+        </w:rPr>
+      </w:pPr>
+      <w:proofErr w:type="spellStart"/>
+      <w:r>
+        <w:rPr>
+          <w:rFonts w:cstheme="minorHAnsi"/>
+          <w:sz w:val="24"/>
+          <w:szCs w:val="24"/>
+        </w:rPr>
+        <w:t>git</w:t>
+      </w:r>
+      <w:proofErr w:type="spellEnd"/>
+      <w:r>
+        <w:rPr>
+          <w:rFonts w:cstheme="minorHAnsi"/>
+          <w:sz w:val="24"/>
+          <w:szCs w:val="24"/>
+        </w:rPr>
+        <w:t xml:space="preserve"> </w:t>
+      </w:r>
+      <w:proofErr w:type="spellStart"/>
+      <w:r>
+        <w:rPr>
+          <w:rFonts w:cstheme="minorHAnsi"/>
+          <w:sz w:val="24"/>
+          <w:szCs w:val="24"/>
+        </w:rPr>
+        <w:t>commit</w:t>
+      </w:r>
+      <w:proofErr w:type="spellEnd"/>
+      <w:r>
+        <w:rPr>
+          <w:rFonts w:cstheme="minorHAnsi"/>
+          <w:sz w:val="24"/>
+          <w:szCs w:val="24"/>
+        </w:rPr>
+        <w:t xml:space="preserve"> -m "Создан базовый HTML-файл с заголовком страницы"</w:t>
+      </w:r>
+      <w:r>
+        <w:rPr>
+          <w:rFonts w:cstheme="minorHAnsi"/>
+          <w:sz w:val="24"/>
+          <w:szCs w:val="24"/>
+        </w:rPr>
+        <w:t xml:space="preserve"> </w:t>
+      </w:r>
+    </w:p>
+    <w:p>
+      <w:pPr>
+        <w:rPr>
+          <w:rFonts w:cstheme="minorHAnsi"/>
+          <w:sz w:val="24"/>
+          <w:szCs w:val="24"/>
+        </w:rPr>
+      </w:pPr>
+      <w:r>
+        <w:rPr>
+          <w:rFonts w:cstheme="minorHAnsi"/>
+          <w:sz w:val="24"/>
+          <w:szCs w:val="24"/>
+        </w:rPr>
+        <w:t>Покажите вывод с информацией о коммите (</w:t>
+      </w:r>
+      <w:proofErr w:type="spellStart"/>
+      <w:r>
+        <w:rPr>
+          <w:rFonts w:cstheme="minorHAnsi"/>
+          <w:sz w:val="24"/>
+          <w:szCs w:val="24"/>
+        </w:rPr>
+        <w:t>hash</w:t>
+      </w:r>
+      <w:proofErr w:type="spellEnd"/>
+      <w:r>
+        <w:rPr>
+          <w:rFonts w:cstheme="minorHAnsi"/>
+          <w:sz w:val="24"/>
+          <w:szCs w:val="24"/>
+        </w:rPr>
+        <w:t>, количество измененных файлов).</w:t>
+      </w:r>
+    </w:p>
+    <w:p>
+      <w:pPr>
+        <w:rPr>
+          <w:rFonts w:cstheme="minorHAnsi"/>
+          <w:sz w:val="24"/>
+          <w:szCs w:val="24"/>
+        </w:rPr>
+      </w:pPr>
+      <w:r>
+        <w:rPr>
+          <w:rFonts w:cstheme="minorHAnsi"/>
+          <w:sz w:val="24"/>
+          <w:szCs w:val="24"/>
+        </w:rPr>
+        <w:t>№6. Просмотр истории изменений (Лог коммитов)</w:t>
+      </w:r>
+    </w:p>
+    <w:p>
+      <w:pPr>
+        <w:rPr>
+          <w:rFonts w:cstheme="minorHAnsi"/>
+          <w:sz w:val="24"/>
+          <w:szCs w:val="24"/>
+        </w:rPr>
+      </w:pPr>
+      <w:r>
+        <w:rPr>
+          <w:rFonts w:cstheme="minorHAnsi"/>
+          <w:sz w:val="24"/>
+          <w:szCs w:val="24"/>
+        </w:rPr>
+        <w:t>Вопрос: С помощью какой команды можно посмотреть историю всех сделанных коммитов в репозитории? Как сделать вывод этой истории более компактным (в одну строчку на коммит), если проект очень большой?</w:t>
+      </w:r>
+    </w:p>
+    <w:p>
+      <w:pPr>
+        <w:rPr>
+          <w:rFonts w:cstheme="minorHAnsi"/>
+          <w:sz w:val="24"/>
+          <w:szCs w:val="24"/>
+        </w:rPr>
+      </w:pPr>
+      <w:r>
+        <w:rPr>
+          <w:rFonts w:cstheme="minorHAnsi"/>
+          <w:sz w:val="24"/>
+          <w:szCs w:val="24"/>
+        </w:rPr>
+        <w:t xml:space="preserve">Ответ: Команда: </w:t>
+      </w:r>
+      <w:proofErr w:type="spellStart"/>
+      <w:r>
+        <w:rPr>
+          <w:rFonts w:cstheme="minorHAnsi"/>
+          <w:sz w:val="24"/>
+          <w:szCs w:val="24"/>
+        </w:rPr>
+        <w:t>git</w:t>
+      </w:r>
+      <w:proofErr w:type="spellEnd"/>
+      <w:r>
+        <w:rPr>
+          <w:rFonts w:cstheme="minorHAnsi"/>
+          <w:sz w:val="24"/>
+          <w:szCs w:val="24"/>
+        </w:rPr>
+        <w:t xml:space="preserve"> </w:t>
+      </w:r>
+      <w:proofErr w:type="spellStart"/>
+      <w:r>
+        <w:rPr>
+          <w:rFonts w:cstheme="minorHAnsi"/>
+          <w:sz w:val="24"/>
+          <w:szCs w:val="24"/>
+        </w:rPr>
+        <w:t>log</w:t>
+      </w:r>
+      <w:proofErr w:type="spellEnd"/>
+      <w:r>
+        <w:rPr>
+          <w:rFonts w:cstheme="minorHAnsi"/>
+          <w:sz w:val="24"/>
+          <w:szCs w:val="24"/>
+        </w:rPr>
+        <w:t xml:space="preserve">. Для компактного вывода в одну строку: </w:t>
+      </w:r>
+      <w:proofErr w:type="spellStart"/>
+      <w:r>
+        <w:rPr>
+          <w:rFonts w:cstheme="minorHAnsi"/>
+          <w:sz w:val="24"/>
+          <w:szCs w:val="24"/>
+        </w:rPr>
+        <w:t>git</w:t>
+      </w:r>
+      <w:proofErr w:type="spellEnd"/>
+      <w:r>
+        <w:rPr>
+          <w:rFonts w:cstheme="minorHAnsi"/>
+          <w:sz w:val="24"/>
+          <w:szCs w:val="24"/>
+        </w:rPr>
+        <w:t xml:space="preserve"> </w:t>
+      </w:r>
+      <w:proofErr w:type="spellStart"/>
+      <w:r>
+        <w:rPr>
+          <w:rFonts w:cstheme="minorHAnsi"/>
+          <w:sz w:val="24"/>
+          <w:szCs w:val="24"/>
+        </w:rPr>
+        <w:t>log</w:t>
+      </w:r>
+      <w:proofErr w:type="spellEnd"/>
+      <w:r>
+        <w:rPr>
+          <w:rFonts w:cstheme="minorHAnsi"/>
+          <w:sz w:val="24"/>
+          <w:szCs w:val="24"/>
+        </w:rPr>
+        <w:t xml:space="preserve"> --</w:t>
+      </w:r>
+      <w:proofErr w:type="spellStart"/>
+      <w:r>
+        <w:rPr>
+          <w:rFonts w:cstheme="minorHAnsi"/>
+          <w:sz w:val="24"/>
+          <w:szCs w:val="24"/>
+        </w:rPr>
+        <w:t>oneline</w:t>
+      </w:r>
+      <w:proofErr w:type="spellEnd"/>
+      <w:r>
+        <w:rPr>
+          <w:rFonts w:cstheme="minorHAnsi"/>
+          <w:sz w:val="24"/>
+          <w:szCs w:val="24"/>
+        </w:rPr>
+        <w:t xml:space="preserve"> (показывает сокращенный </w:t>
+      </w:r>
+      <w:proofErr w:type="spellStart"/>
+      <w:r>
+        <w:rPr>
+          <w:rFonts w:cstheme="minorHAnsi"/>
+          <w:sz w:val="24"/>
+          <w:szCs w:val="24"/>
+        </w:rPr>
+        <w:t>hash</w:t>
+      </w:r>
+      <w:proofErr w:type="spellEnd"/>
+      <w:r>
+        <w:rPr>
+          <w:rFonts w:cstheme="minorHAnsi"/>
+          <w:sz w:val="24"/>
+          <w:szCs w:val="24"/>
+        </w:rPr>
+        <w:t xml:space="preserve"> и сообщение). Ещё более наглядный вариант: </w:t>
+      </w:r>
+      <w:proofErr w:type="spellStart"/>
+      <w:r>
+        <w:rPr>
+          <w:rFonts w:cstheme="minorHAnsi"/>
+          <w:sz w:val="24"/>
+          <w:szCs w:val="24"/>
+        </w:rPr>
+        <w:t>git</w:t>
+      </w:r>
+      <w:proofErr w:type="spellEnd"/>
+      <w:r>
+        <w:rPr>
+          <w:rFonts w:cstheme="minorHAnsi"/>
+          <w:sz w:val="24"/>
+          <w:szCs w:val="24"/>
+        </w:rPr>
+        <w:t xml:space="preserve"> </w:t>
+      </w:r>
+      <w:proofErr w:type="spellStart"/>
+      <w:r>
+        <w:rPr>
+          <w:rFonts w:cstheme="minorHAnsi"/>
+          <w:sz w:val="24"/>
+          <w:szCs w:val="24"/>
+        </w:rPr>
+        <w:t>log</w:t>
+      </w:r>
+      <w:proofErr w:type="spellEnd"/>
+      <w:r>
+        <w:rPr>
+          <w:rFonts w:cstheme="minorHAnsi"/>
+          <w:sz w:val="24"/>
+          <w:szCs w:val="24"/>
+        </w:rPr>
+        <w:t xml:space="preserve"> --</w:t>
+      </w:r>
+      <w:proofErr w:type="spellStart"/>
+      <w:r>
+        <w:rPr>
+          <w:rFonts w:cstheme="minorHAnsi"/>
+          <w:sz w:val="24"/>
+          <w:szCs w:val="24"/>
+        </w:rPr>
+        <w:t>oneline</w:t>
+      </w:r>
+      <w:proofErr w:type="spellEnd"/>
+      <w:r>
+        <w:rPr>
+          <w:rFonts w:cstheme="minorHAnsi"/>
+          <w:sz w:val="24"/>
+          <w:szCs w:val="24"/>
+        </w:rPr>
+        <w:t xml:space="preserve"> --</w:t>
+      </w:r>
+      <w:proofErr w:type="spellStart"/>
+      <w:r>
+        <w:rPr>
+          <w:rFonts w:cstheme="minorHAnsi"/>
+          <w:sz w:val="24"/>
+          <w:szCs w:val="24"/>
+        </w:rPr>
+        <w:t>graph</w:t>
+      </w:r>
+      <w:proofErr w:type="spellEnd"/>
+      <w:r>
+        <w:rPr>
+          <w:rFonts w:cstheme="minorHAnsi"/>
+          <w:sz w:val="24"/>
+          <w:szCs w:val="24"/>
+        </w:rPr>
+        <w:t xml:space="preserve"> --</w:t>
+      </w:r>
+      <w:proofErr w:type="spellStart"/>
+      <w:r>
+        <w:rPr>
+          <w:rFonts w:cstheme="minorHAnsi"/>
+          <w:sz w:val="24"/>
+          <w:szCs w:val="24"/>
+        </w:rPr>
+        <w:t>all</w:t>
+      </w:r>
+      <w:proofErr w:type="spellEnd"/>
+      <w:r>
+        <w:rPr>
+          <w:rFonts w:cstheme="minorHAnsi"/>
+          <w:sz w:val="24"/>
+          <w:szCs w:val="24"/>
+        </w:rPr>
+        <w:t xml:space="preserve"> (рисует граф ветвления).</w:t>
+      </w:r>
+    </w:p>
+    <w:p>
+      <w:pPr>
+        <w:rPr>
+          <w:rFonts w:cstheme="minorHAnsi"/>
+          <w:sz w:val="24"/>
+          <w:szCs w:val="24"/>
+        </w:rPr>
+      </w:pPr>
+      <w:r>
+        <w:rPr>
+          <w:rFonts w:cstheme="minorHAnsi"/>
+          <w:sz w:val="24"/>
+          <w:szCs w:val="24"/>
+        </w:rPr>
+        <w:t>Вопрос: Выведите на экран историю коммитов вашего текущего локального проекта.</w:t>
+      </w:r>
+    </w:p>
+    <w:p>
+      <w:pPr>
+        <w:rPr>
+          <w:rFonts w:cstheme="minorHAnsi"/>
+          <w:sz w:val="24"/>
+          <w:szCs w:val="24"/>
+        </w:rPr>
+      </w:pPr>
+      <w:r>
+        <w:rPr>
+          <w:rFonts w:cstheme="minorHAnsi"/>
+          <w:sz w:val="24"/>
+          <w:szCs w:val="24"/>
+        </w:rPr>
+        <w:t xml:space="preserve">Действие для защиты: Введите </w:t>
+      </w:r>
+      <w:proofErr w:type="spellStart"/>
+      <w:r>
+        <w:rPr>
+          <w:rFonts w:cstheme="minorHAnsi"/>
+          <w:sz w:val="24"/>
+          <w:szCs w:val="24"/>
+        </w:rPr>
+        <w:t>git</w:t>
+      </w:r>
+      <w:proofErr w:type="spellEnd"/>
+      <w:r>
+        <w:rPr>
+          <w:rFonts w:cstheme="minorHAnsi"/>
+          <w:sz w:val="24"/>
+          <w:szCs w:val="24"/>
+        </w:rPr>
+        <w:t xml:space="preserve"> </w:t>
+      </w:r>
+      <w:proofErr w:type="spellStart"/>
+      <w:r>
+        <w:rPr>
+          <w:rFonts w:cstheme="minorHAnsi"/>
+          <w:sz w:val="24"/>
+          <w:szCs w:val="24"/>
+        </w:rPr>
+        <w:t>log</w:t>
+      </w:r>
+      <w:proofErr w:type="spellEnd"/>
+      <w:r>
+        <w:rPr>
+          <w:rFonts w:cstheme="minorHAnsi"/>
+          <w:sz w:val="24"/>
+          <w:szCs w:val="24"/>
+        </w:rPr>
+        <w:t xml:space="preserve"> (или </w:t>
+      </w:r>
+      <w:proofErr w:type="spellStart"/>
+      <w:r>
+        <w:rPr>
+          <w:rFonts w:cstheme="minorHAnsi"/>
+          <w:sz w:val="24"/>
+          <w:szCs w:val="24"/>
+        </w:rPr>
+        <w:t>git</w:t>
+      </w:r>
+      <w:proofErr w:type="spellEnd"/>
+      <w:r>
+        <w:rPr>
+          <w:rFonts w:cstheme="minorHAnsi"/>
+          <w:sz w:val="24"/>
+          <w:szCs w:val="24"/>
+        </w:rPr>
+        <w:t xml:space="preserve"> </w:t>
+      </w:r>
+      <w:proofErr w:type="spellStart"/>
+      <w:r>
+        <w:rPr>
+          <w:rFonts w:cstheme="minorHAnsi"/>
+          <w:sz w:val="24"/>
+          <w:szCs w:val="24"/>
+        </w:rPr>
+        <w:t>log</w:t>
+      </w:r>
+      <w:proofErr w:type="spellEnd"/>
+      <w:r>
+        <w:rPr>
+          <w:rFonts w:cstheme="minorHAnsi"/>
+          <w:sz w:val="24"/>
+          <w:szCs w:val="24"/>
+        </w:rPr>
+        <w:t xml:space="preserve"> --</w:t>
+      </w:r>
+      <w:proofErr w:type="spellStart"/>
+      <w:r>
+        <w:rPr>
+          <w:rFonts w:cstheme="minorHAnsi"/>
+          <w:sz w:val="24"/>
+          <w:szCs w:val="24"/>
+        </w:rPr>
+        <w:t>oneline</w:t>
+      </w:r>
+      <w:proofErr w:type="spellEnd"/>
+      <w:r>
+        <w:rPr>
+          <w:rFonts w:cstheme="minorHAnsi"/>
+          <w:sz w:val="24"/>
+          <w:szCs w:val="24"/>
+        </w:rPr>
+        <w:t xml:space="preserve"> для компактности). Покажите </w:t>
+      </w:r>
+      <w:proofErr w:type="spellStart"/>
+      <w:r>
+        <w:rPr>
+          <w:rFonts w:cstheme="minorHAnsi"/>
+          <w:sz w:val="24"/>
+          <w:szCs w:val="24"/>
+        </w:rPr>
+        <w:t>hash</w:t>
+      </w:r>
+      <w:proofErr w:type="spellEnd"/>
+      <w:r>
+        <w:rPr>
+          <w:rFonts w:cstheme="minorHAnsi"/>
+          <w:sz w:val="24"/>
+          <w:szCs w:val="24"/>
+        </w:rPr>
+        <w:t xml:space="preserve"> коммита, автора, дату и сообщение.</w:t>
+      </w:r>
+    </w:p>
+    <w:p>
+      <w:pPr>
+        <w:rPr>
+          <w:rFonts w:cstheme="minorHAnsi"/>
+          <w:sz w:val="24"/>
+          <w:szCs w:val="24"/>
+        </w:rPr>
+      </w:pPr>
+      <w:r>
+        <w:rPr>
+          <w:rFonts w:cstheme="minorHAnsi"/>
+          <w:sz w:val="24"/>
+          <w:szCs w:val="24"/>
+        </w:rPr>
+        <w:t>№7. Работа с удаленным репозиторием (</w:t>
+      </w:r>
+      <w:proofErr w:type="spellStart"/>
+      <w:r>
+        <w:rPr>
+          <w:rFonts w:cstheme="minorHAnsi"/>
+          <w:sz w:val="24"/>
+          <w:szCs w:val="24"/>
+        </w:rPr>
+        <w:t>GitHub</w:t>
+      </w:r>
+      <w:proofErr w:type="spellEnd"/>
+      <w:r>
+        <w:rPr>
+          <w:rFonts w:cstheme="minorHAnsi"/>
+          <w:sz w:val="24"/>
+          <w:szCs w:val="24"/>
+        </w:rPr>
+        <w:t xml:space="preserve"> / </w:t>
+      </w:r>
+      <w:proofErr w:type="spellStart"/>
+      <w:r>
+        <w:rPr>
+          <w:rFonts w:cstheme="minorHAnsi"/>
+          <w:sz w:val="24"/>
+          <w:szCs w:val="24"/>
+        </w:rPr>
+        <w:t>GitVerse</w:t>
+      </w:r>
+      <w:proofErr w:type="spellEnd"/>
+      <w:r>
+        <w:rPr>
+          <w:rFonts w:cstheme="minorHAnsi"/>
+          <w:sz w:val="24"/>
+          <w:szCs w:val="24"/>
+        </w:rPr>
+        <w:t>)</w:t>
+      </w:r>
+    </w:p>
+    <w:p>
+      <w:pPr>
+        <w:rPr>
+          <w:rFonts w:cstheme="minorHAnsi"/>
+          <w:sz w:val="24"/>
+          <w:szCs w:val="24"/>
+        </w:rPr>
+      </w:pPr>
+      <w:r>
+        <w:rPr>
+          <w:rFonts w:cstheme="minorHAnsi"/>
+          <w:sz w:val="24"/>
+          <w:szCs w:val="24"/>
+        </w:rPr>
+        <w:t xml:space="preserve">Вопрос: Как связать ваш локальный репозиторий на компьютере с пустым удаленным репозиторием, созданным на </w:t>
+      </w:r>
+      <w:proofErr w:type="spellStart"/>
+      <w:r>
+        <w:rPr>
+          <w:rFonts w:cstheme="minorHAnsi"/>
+          <w:sz w:val="24"/>
+          <w:szCs w:val="24"/>
+        </w:rPr>
+        <w:t>GitHub</w:t>
+      </w:r>
+      <w:proofErr w:type="spellEnd"/>
+      <w:r>
+        <w:rPr>
+          <w:rFonts w:cstheme="minorHAnsi"/>
+          <w:sz w:val="24"/>
+          <w:szCs w:val="24"/>
+        </w:rPr>
+        <w:t xml:space="preserve">? Какое имя по умолчанию принято давать главному удаленному серверу в </w:t>
+      </w:r>
+      <w:proofErr w:type="spellStart"/>
+      <w:r>
+        <w:rPr>
+          <w:rFonts w:cstheme="minorHAnsi"/>
+          <w:sz w:val="24"/>
+          <w:szCs w:val="24"/>
+        </w:rPr>
+        <w:t>Git</w:t>
+      </w:r>
+      <w:proofErr w:type="spellEnd"/>
+      <w:r>
+        <w:rPr>
+          <w:rFonts w:cstheme="minorHAnsi"/>
+          <w:sz w:val="24"/>
+          <w:szCs w:val="24"/>
+        </w:rPr>
+        <w:t>?</w:t>
+      </w:r>
+    </w:p>
+    <w:p>
+      <w:pPr>
+        <w:rPr>
+          <w:rFonts w:cstheme="minorHAnsi"/>
+          <w:sz w:val="24"/>
+          <w:szCs w:val="24"/>
+        </w:rPr>
+      </w:pPr>
+      <w:r>
+        <w:rPr>
+          <w:rFonts w:cstheme="minorHAnsi"/>
+          <w:sz w:val="24"/>
+          <w:szCs w:val="24"/>
+        </w:rPr>
+        <w:lastRenderedPageBreak/>
+        <w:t xml:space="preserve">Ответ: Связь устанавливается командой </w:t>
+      </w:r>
+      <w:proofErr w:type="spellStart"/>
+      <w:r>
+        <w:rPr>
+          <w:rFonts w:cstheme="minorHAnsi"/>
+          <w:sz w:val="24"/>
+          <w:szCs w:val="24"/>
+        </w:rPr>
+        <w:t>git</w:t>
+      </w:r>
+      <w:proofErr w:type="spellEnd"/>
+      <w:r>
+        <w:rPr>
+          <w:rFonts w:cstheme="minorHAnsi"/>
+          <w:sz w:val="24"/>
+          <w:szCs w:val="24"/>
+        </w:rPr>
+        <w:t xml:space="preserve"> </w:t>
+      </w:r>
+      <w:proofErr w:type="spellStart"/>
+      <w:r>
+        <w:rPr>
+          <w:rFonts w:cstheme="minorHAnsi"/>
+          <w:sz w:val="24"/>
+          <w:szCs w:val="24"/>
+        </w:rPr>
+        <w:t>remote</w:t>
+      </w:r>
+      <w:proofErr w:type="spellEnd"/>
+      <w:r>
+        <w:rPr>
+          <w:rFonts w:cstheme="minorHAnsi"/>
+          <w:sz w:val="24"/>
+          <w:szCs w:val="24"/>
+        </w:rPr>
+        <w:t xml:space="preserve"> </w:t>
+      </w:r>
+      <w:proofErr w:type="spellStart"/>
+      <w:r>
+        <w:rPr>
+          <w:rFonts w:cstheme="minorHAnsi"/>
+          <w:sz w:val="24"/>
+          <w:szCs w:val="24"/>
+        </w:rPr>
+        <w:t>add</w:t>
+      </w:r>
+      <w:proofErr w:type="spellEnd"/>
+      <w:r>
+        <w:rPr>
+          <w:rFonts w:cstheme="minorHAnsi"/>
+          <w:sz w:val="24"/>
+          <w:szCs w:val="24"/>
+        </w:rPr>
+        <w:t xml:space="preserve"> &lt;имя&gt; &lt;URL&gt;. Имя по умолчанию для главного удаленного сервера: </w:t>
+      </w:r>
+      <w:proofErr w:type="spellStart"/>
+      <w:r>
+        <w:rPr>
+          <w:rFonts w:cstheme="minorHAnsi"/>
+          <w:sz w:val="24"/>
+          <w:szCs w:val="24"/>
+        </w:rPr>
+        <w:t>origin</w:t>
+      </w:r>
+      <w:proofErr w:type="spellEnd"/>
+      <w:r>
+        <w:rPr>
+          <w:rFonts w:cstheme="minorHAnsi"/>
+          <w:sz w:val="24"/>
+          <w:szCs w:val="24"/>
+        </w:rPr>
+        <w:t>.</w:t>
+      </w:r>
+    </w:p>
+    <w:p>
+      <w:pPr>
+        <w:rPr>
+          <w:rFonts w:cstheme="minorHAnsi"/>
+          <w:sz w:val="24"/>
+          <w:szCs w:val="24"/>
+        </w:rPr>
+      </w:pPr>
+      <w:r>
+        <w:rPr>
+          <w:rFonts w:cstheme="minorHAnsi"/>
+          <w:sz w:val="24"/>
+          <w:szCs w:val="24"/>
+        </w:rPr>
+        <w:t>Вопрос: Покажите команду, которая добавит связь с гипотетическим удаленным репозиторием по URL-адресу.</w:t>
+      </w:r>
+    </w:p>
+    <w:p>
+      <w:pPr>
+        <w:rPr>
+          <w:rFonts w:cstheme="minorHAnsi"/>
+          <w:sz w:val="24"/>
+          <w:szCs w:val="24"/>
+        </w:rPr>
+      </w:pPr>
+      <w:r>
+        <w:rPr>
+          <w:rFonts w:cstheme="minorHAnsi"/>
+          <w:sz w:val="24"/>
+          <w:szCs w:val="24"/>
+        </w:rPr>
+        <w:t>Действие для защиты: Покажите команду (не обязательно её выполнять, если нет реального репозитория):</w:t>
+      </w:r>
+    </w:p>
+    <w:p>
+      <w:pPr>
+        <w:rPr>
+          <w:rFonts w:cstheme="minorHAnsi"/>
+          <w:sz w:val="24"/>
+          <w:szCs w:val="24"/>
+          <w:lang w:val="en-US"/>
+        </w:rPr>
+      </w:pPr>
+      <w:r>
+        <w:rPr>
+          <w:rFonts w:cstheme="minorHAnsi"/>
+          <w:sz w:val="24"/>
+          <w:szCs w:val="24"/>
+          <w:lang w:val="en-US"/>
+        </w:rPr>
+        <w:t>git remote add origin https://github.com/semcemechka/ITtehnology_in_business.git</w:t>
+      </w:r>
+    </w:p>
+    <w:p>
+      <w:pPr>
+        <w:rPr>
+          <w:rFonts w:cstheme="minorHAnsi"/>
+          <w:sz w:val="24"/>
+          <w:szCs w:val="24"/>
+        </w:rPr>
+      </w:pPr>
+      <w:r>
+        <w:rPr>
+          <w:rFonts w:cstheme="minorHAnsi"/>
+          <w:sz w:val="24"/>
+          <w:szCs w:val="24"/>
+        </w:rPr>
+        <w:t xml:space="preserve">Для проверки добавленных удаленных репозиториев: </w:t>
+      </w:r>
+      <w:proofErr w:type="spellStart"/>
+      <w:r>
+        <w:rPr>
+          <w:rFonts w:cstheme="minorHAnsi"/>
+          <w:sz w:val="24"/>
+          <w:szCs w:val="24"/>
+        </w:rPr>
+        <w:t>git</w:t>
+      </w:r>
+      <w:proofErr w:type="spellEnd"/>
+      <w:r>
+        <w:rPr>
+          <w:rFonts w:cstheme="minorHAnsi"/>
+          <w:sz w:val="24"/>
+          <w:szCs w:val="24"/>
+        </w:rPr>
+        <w:t xml:space="preserve"> </w:t>
+      </w:r>
+      <w:proofErr w:type="spellStart"/>
+      <w:r>
+        <w:rPr>
+          <w:rFonts w:cstheme="minorHAnsi"/>
+          <w:sz w:val="24"/>
+          <w:szCs w:val="24"/>
+        </w:rPr>
+        <w:t>remote</w:t>
+      </w:r>
+      <w:proofErr w:type="spellEnd"/>
+      <w:r>
+        <w:rPr>
+          <w:rFonts w:cstheme="minorHAnsi"/>
+          <w:sz w:val="24"/>
+          <w:szCs w:val="24"/>
+        </w:rPr>
+        <w:t xml:space="preserve"> -v</w:t>
+      </w:r>
+    </w:p>
+    <w:p>
+      <w:pPr>
+        <w:rPr>
+          <w:rFonts w:cstheme="minorHAnsi"/>
+          <w:sz w:val="24"/>
+          <w:szCs w:val="24"/>
+        </w:rPr>
+      </w:pPr>
+      <w:r>
+        <w:rPr>
+          <w:rFonts w:cstheme="minorHAnsi"/>
+          <w:sz w:val="24"/>
+          <w:szCs w:val="24"/>
+        </w:rPr>
+        <w:t>№8. Отправка и получение кода (</w:t>
+      </w:r>
+      <w:proofErr w:type="spellStart"/>
+      <w:r>
+        <w:rPr>
+          <w:rFonts w:cstheme="minorHAnsi"/>
+          <w:sz w:val="24"/>
+          <w:szCs w:val="24"/>
+        </w:rPr>
+        <w:t>Push</w:t>
+      </w:r>
+      <w:proofErr w:type="spellEnd"/>
+      <w:r>
+        <w:rPr>
+          <w:rFonts w:cstheme="minorHAnsi"/>
+          <w:sz w:val="24"/>
+          <w:szCs w:val="24"/>
+        </w:rPr>
+        <w:t xml:space="preserve"> и Pull)</w:t>
+      </w:r>
+    </w:p>
+    <w:p>
+      <w:pPr>
+        <w:rPr>
+          <w:rFonts w:cstheme="minorHAnsi"/>
+          <w:sz w:val="24"/>
+          <w:szCs w:val="24"/>
+        </w:rPr>
+      </w:pPr>
+      <w:r>
+        <w:rPr>
+          <w:rFonts w:cstheme="minorHAnsi"/>
+          <w:sz w:val="24"/>
+          <w:szCs w:val="24"/>
+        </w:rPr>
+        <w:t xml:space="preserve">Вопрос: В чем разница между командами </w:t>
+      </w:r>
+      <w:proofErr w:type="spellStart"/>
+      <w:r>
+        <w:rPr>
+          <w:rFonts w:cstheme="minorHAnsi"/>
+          <w:sz w:val="24"/>
+          <w:szCs w:val="24"/>
+        </w:rPr>
+        <w:t>git</w:t>
+      </w:r>
+      <w:proofErr w:type="spellEnd"/>
+      <w:r>
+        <w:rPr>
+          <w:rFonts w:cstheme="minorHAnsi"/>
+          <w:sz w:val="24"/>
+          <w:szCs w:val="24"/>
+        </w:rPr>
+        <w:t xml:space="preserve"> </w:t>
+      </w:r>
+      <w:proofErr w:type="spellStart"/>
+      <w:r>
+        <w:rPr>
+          <w:rFonts w:cstheme="minorHAnsi"/>
+          <w:sz w:val="24"/>
+          <w:szCs w:val="24"/>
+        </w:rPr>
+        <w:t>push</w:t>
+      </w:r>
+      <w:proofErr w:type="spellEnd"/>
+      <w:r>
+        <w:rPr>
+          <w:rFonts w:cstheme="minorHAnsi"/>
+          <w:sz w:val="24"/>
+          <w:szCs w:val="24"/>
+        </w:rPr>
+        <w:t xml:space="preserve"> и </w:t>
+      </w:r>
+      <w:proofErr w:type="spellStart"/>
+      <w:r>
+        <w:rPr>
+          <w:rFonts w:cstheme="minorHAnsi"/>
+          <w:sz w:val="24"/>
+          <w:szCs w:val="24"/>
+        </w:rPr>
+        <w:t>git</w:t>
+      </w:r>
+      <w:proofErr w:type="spellEnd"/>
+      <w:r>
+        <w:rPr>
+          <w:rFonts w:cstheme="minorHAnsi"/>
+          <w:sz w:val="24"/>
+          <w:szCs w:val="24"/>
+        </w:rPr>
+        <w:t xml:space="preserve"> </w:t>
+      </w:r>
+      <w:proofErr w:type="spellStart"/>
+      <w:r>
+        <w:rPr>
+          <w:rFonts w:cstheme="minorHAnsi"/>
+          <w:sz w:val="24"/>
+          <w:szCs w:val="24"/>
+        </w:rPr>
+        <w:t>pull</w:t>
+      </w:r>
+      <w:proofErr w:type="spellEnd"/>
+      <w:r>
+        <w:rPr>
+          <w:rFonts w:cstheme="minorHAnsi"/>
+          <w:sz w:val="24"/>
+          <w:szCs w:val="24"/>
+        </w:rPr>
+        <w:t xml:space="preserve">? Какая из них используется для загрузки ваших локальных изменений на сервер </w:t>
+      </w:r>
+      <w:proofErr w:type="spellStart"/>
+      <w:r>
+        <w:rPr>
+          <w:rFonts w:cstheme="minorHAnsi"/>
+          <w:sz w:val="24"/>
+          <w:szCs w:val="24"/>
+        </w:rPr>
+        <w:t>GitHub</w:t>
+      </w:r>
+      <w:proofErr w:type="spellEnd"/>
+      <w:r>
+        <w:rPr>
+          <w:rFonts w:cstheme="minorHAnsi"/>
+          <w:sz w:val="24"/>
+          <w:szCs w:val="24"/>
+        </w:rPr>
+        <w:t>, а какая — для скачивания свежих изменений, сделанных вашими коллегами?</w:t>
+      </w:r>
+    </w:p>
+    <w:p>
+      <w:pPr>
+        <w:rPr>
+          <w:rFonts w:cstheme="minorHAnsi"/>
+          <w:sz w:val="24"/>
+          <w:szCs w:val="24"/>
+        </w:rPr>
+      </w:pPr>
+      <w:r>
+        <w:rPr>
+          <w:rFonts w:cstheme="minorHAnsi"/>
+          <w:sz w:val="24"/>
+          <w:szCs w:val="24"/>
+        </w:rPr>
+        <w:t>Ответ:</w:t>
+      </w:r>
+    </w:p>
+    <w:p>
+      <w:pPr>
+        <w:rPr>
+          <w:rFonts w:cstheme="minorHAnsi"/>
+          <w:sz w:val="24"/>
+          <w:szCs w:val="24"/>
+        </w:rPr>
+      </w:pPr>
+      <w:proofErr w:type="spellStart"/>
+      <w:r>
+        <w:rPr>
+          <w:rFonts w:cstheme="minorHAnsi"/>
+          <w:sz w:val="24"/>
+          <w:szCs w:val="24"/>
+        </w:rPr>
+        <w:t>git</w:t>
+      </w:r>
+      <w:proofErr w:type="spellEnd"/>
+      <w:r>
+        <w:rPr>
+          <w:rFonts w:cstheme="minorHAnsi"/>
+          <w:sz w:val="24"/>
+          <w:szCs w:val="24"/>
+        </w:rPr>
+        <w:t xml:space="preserve"> </w:t>
+      </w:r>
+      <w:proofErr w:type="spellStart"/>
+      <w:r>
+        <w:rPr>
+          <w:rFonts w:cstheme="minorHAnsi"/>
+          <w:sz w:val="24"/>
+          <w:szCs w:val="24"/>
+        </w:rPr>
+        <w:t>push</w:t>
+      </w:r>
+      <w:proofErr w:type="spellEnd"/>
+      <w:r>
+        <w:rPr>
+          <w:rFonts w:cstheme="minorHAnsi"/>
+          <w:sz w:val="24"/>
+          <w:szCs w:val="24"/>
+        </w:rPr>
+        <w:t xml:space="preserve"> — отправляет ваши локальные коммиты на удаленный сервер (загрузка ваших изменений).</w:t>
+      </w:r>
+    </w:p>
+    <w:p>
+      <w:pPr>
+        <w:rPr>
+          <w:rFonts w:cstheme="minorHAnsi"/>
+          <w:sz w:val="24"/>
+          <w:szCs w:val="24"/>
+        </w:rPr>
+      </w:pPr>
+      <w:proofErr w:type="spellStart"/>
+      <w:r>
+        <w:rPr>
+          <w:rFonts w:cstheme="minorHAnsi"/>
+          <w:sz w:val="24"/>
+          <w:szCs w:val="24"/>
+        </w:rPr>
+        <w:t>git</w:t>
+      </w:r>
+      <w:proofErr w:type="spellEnd"/>
+      <w:r>
+        <w:rPr>
+          <w:rFonts w:cstheme="minorHAnsi"/>
+          <w:sz w:val="24"/>
+          <w:szCs w:val="24"/>
+        </w:rPr>
+        <w:t xml:space="preserve"> </w:t>
+      </w:r>
+      <w:proofErr w:type="spellStart"/>
+      <w:r>
+        <w:rPr>
+          <w:rFonts w:cstheme="minorHAnsi"/>
+          <w:sz w:val="24"/>
+          <w:szCs w:val="24"/>
+        </w:rPr>
+        <w:t>pull</w:t>
+      </w:r>
+      <w:proofErr w:type="spellEnd"/>
+      <w:r>
+        <w:rPr>
+          <w:rFonts w:cstheme="minorHAnsi"/>
+          <w:sz w:val="24"/>
+          <w:szCs w:val="24"/>
+        </w:rPr>
+        <w:t xml:space="preserve"> — скачивает изменения с удаленного сервера и автоматически сливает их с вашей локальной веткой (получение изменений коллег).</w:t>
+      </w:r>
+    </w:p>
+    <w:p>
+      <w:pPr>
+        <w:rPr>
+          <w:rFonts w:cstheme="minorHAnsi"/>
+          <w:sz w:val="24"/>
+          <w:szCs w:val="24"/>
+        </w:rPr>
+      </w:pPr>
+      <w:r>
+        <w:rPr>
+          <w:rFonts w:cstheme="minorHAnsi"/>
+          <w:sz w:val="24"/>
+          <w:szCs w:val="24"/>
+        </w:rPr>
+        <w:t xml:space="preserve">Вопрос: Назовите команды для отправки текущей ветки </w:t>
+      </w:r>
+      <w:proofErr w:type="spellStart"/>
+      <w:r>
+        <w:rPr>
+          <w:rFonts w:cstheme="minorHAnsi"/>
+          <w:sz w:val="24"/>
+          <w:szCs w:val="24"/>
+        </w:rPr>
+        <w:t>main</w:t>
+      </w:r>
+      <w:proofErr w:type="spellEnd"/>
+      <w:r>
+        <w:rPr>
+          <w:rFonts w:cstheme="minorHAnsi"/>
+          <w:sz w:val="24"/>
+          <w:szCs w:val="24"/>
+        </w:rPr>
+        <w:t xml:space="preserve"> на сервер </w:t>
+      </w:r>
+      <w:proofErr w:type="spellStart"/>
+      <w:r>
+        <w:rPr>
+          <w:rFonts w:cstheme="minorHAnsi"/>
+          <w:sz w:val="24"/>
+          <w:szCs w:val="24"/>
+        </w:rPr>
+        <w:t>origin</w:t>
+      </w:r>
+      <w:proofErr w:type="spellEnd"/>
+      <w:r>
+        <w:rPr>
+          <w:rFonts w:cstheme="minorHAnsi"/>
+          <w:sz w:val="24"/>
+          <w:szCs w:val="24"/>
+        </w:rPr>
+        <w:t xml:space="preserve"> и для обновления локального кода с сервера.</w:t>
+      </w:r>
+    </w:p>
+    <w:p>
+      <w:pPr>
+        <w:rPr>
+          <w:rFonts w:cstheme="minorHAnsi"/>
+          <w:sz w:val="24"/>
+          <w:szCs w:val="24"/>
+        </w:rPr>
+      </w:pPr>
+      <w:r>
+        <w:rPr>
+          <w:rFonts w:cstheme="minorHAnsi"/>
+          <w:sz w:val="24"/>
+          <w:szCs w:val="24"/>
+        </w:rPr>
+        <w:t>Действие для защиты: Покажите команды:</w:t>
+      </w:r>
+    </w:p>
+    <w:p>
+      <w:pPr>
+        <w:rPr>
+          <w:rFonts w:cstheme="minorHAnsi"/>
+          <w:sz w:val="24"/>
+          <w:szCs w:val="24"/>
+          <w:lang w:val="en-US"/>
+        </w:rPr>
+      </w:pPr>
+      <w:r>
+        <w:rPr>
+          <w:rFonts w:cstheme="minorHAnsi"/>
+          <w:sz w:val="24"/>
+          <w:szCs w:val="24"/>
+          <w:lang w:val="en-US"/>
+        </w:rPr>
+        <w:t>git push origin main</w:t>
+      </w:r>
+    </w:p>
+    <w:p>
+      <w:pPr>
+        <w:rPr>
+          <w:rFonts w:cstheme="minorHAnsi"/>
+          <w:sz w:val="24"/>
+          <w:szCs w:val="24"/>
+          <w:lang w:val="en-US"/>
+        </w:rPr>
+      </w:pPr>
+      <w:r>
+        <w:rPr>
+          <w:rFonts w:cstheme="minorHAnsi"/>
+          <w:sz w:val="24"/>
+          <w:szCs w:val="24"/>
+          <w:lang w:val="en-US"/>
+        </w:rPr>
+        <w:t>git pull origin main</w:t>
+      </w:r>
+      <w:r>
+        <w:rPr>
+          <w:rFonts w:cstheme="minorHAnsi"/>
+          <w:sz w:val="24"/>
+          <w:szCs w:val="24"/>
+          <w:lang w:val="en-US"/>
+        </w:rPr>
+        <w:t xml:space="preserve"> </w:t>
+      </w:r>
+    </w:p>
+    <w:p>
+      <w:pPr>
+        <w:rPr>
+          <w:rFonts w:cstheme="minorHAnsi"/>
+          <w:sz w:val="24"/>
+          <w:szCs w:val="24"/>
+        </w:rPr>
+      </w:pPr>
+      <w:r>
+        <w:rPr>
+          <w:rFonts w:cstheme="minorHAnsi"/>
+          <w:sz w:val="24"/>
+          <w:szCs w:val="24"/>
+        </w:rPr>
+        <w:t>№9. Запуск VS Code через консоль и управление интерфейсом</w:t>
+      </w:r>
+    </w:p>
+    <w:p>
+      <w:pPr>
+        <w:rPr>
+          <w:rFonts w:cstheme="minorHAnsi"/>
+          <w:sz w:val="24"/>
+          <w:szCs w:val="24"/>
+        </w:rPr>
+      </w:pPr>
+      <w:r>
+        <w:rPr>
+          <w:rFonts w:cstheme="minorHAnsi"/>
+          <w:sz w:val="24"/>
+          <w:szCs w:val="24"/>
+        </w:rPr>
+        <w:t>Вопрос: Какую короткую команду можно ввести в консоли Windows, чтобы мгновенно открыть текущую папку проекта в текстовом редакторе MS Visual Studio Code? Из каких основных панелей состоит интерфейс VS Code?</w:t>
+      </w:r>
+    </w:p>
+    <w:p>
+      <w:pPr>
+        <w:rPr>
+          <w:rFonts w:cstheme="minorHAnsi"/>
+          <w:sz w:val="24"/>
+          <w:szCs w:val="24"/>
+        </w:rPr>
+      </w:pPr>
+      <w:r>
+        <w:rPr>
+          <w:rFonts w:cstheme="minorHAnsi"/>
+          <w:sz w:val="24"/>
+          <w:szCs w:val="24"/>
+        </w:rPr>
+        <w:t xml:space="preserve">Ответ: Команда: </w:t>
+      </w:r>
+      <w:proofErr w:type="spellStart"/>
+      <w:r>
+        <w:rPr>
+          <w:rFonts w:cstheme="minorHAnsi"/>
+          <w:sz w:val="24"/>
+          <w:szCs w:val="24"/>
+        </w:rPr>
+        <w:t>code</w:t>
+      </w:r>
+      <w:proofErr w:type="spellEnd"/>
+      <w:r>
+        <w:rPr>
+          <w:rFonts w:cstheme="minorHAnsi"/>
+          <w:sz w:val="24"/>
+          <w:szCs w:val="24"/>
+        </w:rPr>
+        <w:t xml:space="preserve"> . (точка означает "текущая папка"). Основные панели интерфейса VS Code:</w:t>
+      </w:r>
+    </w:p>
+    <w:p>
+      <w:pPr>
+        <w:rPr>
+          <w:rFonts w:cstheme="minorHAnsi"/>
+          <w:sz w:val="24"/>
+          <w:szCs w:val="24"/>
+        </w:rPr>
+      </w:pPr>
+      <w:proofErr w:type="spellStart"/>
+      <w:r>
+        <w:rPr>
+          <w:rFonts w:cstheme="minorHAnsi"/>
+          <w:sz w:val="24"/>
+          <w:szCs w:val="24"/>
+        </w:rPr>
+        <w:t>Activity</w:t>
+      </w:r>
+      <w:proofErr w:type="spellEnd"/>
+      <w:r>
+        <w:rPr>
+          <w:rFonts w:cstheme="minorHAnsi"/>
+          <w:sz w:val="24"/>
+          <w:szCs w:val="24"/>
+        </w:rPr>
+        <w:t xml:space="preserve"> </w:t>
+      </w:r>
+      <w:proofErr w:type="spellStart"/>
+      <w:r>
+        <w:rPr>
+          <w:rFonts w:cstheme="minorHAnsi"/>
+          <w:sz w:val="24"/>
+          <w:szCs w:val="24"/>
+        </w:rPr>
+        <w:t>Bar</w:t>
+      </w:r>
+      <w:proofErr w:type="spellEnd"/>
+      <w:r>
+        <w:rPr>
+          <w:rFonts w:cstheme="minorHAnsi"/>
+          <w:sz w:val="24"/>
+          <w:szCs w:val="24"/>
+        </w:rPr>
+        <w:t xml:space="preserve"> (узкая левая полоса с иконками) — навигация между основными функциями.</w:t>
+      </w:r>
+    </w:p>
+    <w:p>
+      <w:pPr>
+        <w:rPr>
+          <w:rFonts w:cstheme="minorHAnsi"/>
+          <w:sz w:val="24"/>
+          <w:szCs w:val="24"/>
+        </w:rPr>
+      </w:pPr>
+      <w:r>
+        <w:rPr>
+          <w:rFonts w:cstheme="minorHAnsi"/>
+          <w:sz w:val="24"/>
+          <w:szCs w:val="24"/>
+        </w:rPr>
+        <w:t xml:space="preserve">Side </w:t>
+      </w:r>
+      <w:proofErr w:type="spellStart"/>
+      <w:r>
+        <w:rPr>
+          <w:rFonts w:cstheme="minorHAnsi"/>
+          <w:sz w:val="24"/>
+          <w:szCs w:val="24"/>
+        </w:rPr>
+        <w:t>Bar</w:t>
+      </w:r>
+      <w:proofErr w:type="spellEnd"/>
+      <w:r>
+        <w:rPr>
+          <w:rFonts w:cstheme="minorHAnsi"/>
+          <w:sz w:val="24"/>
+          <w:szCs w:val="24"/>
+        </w:rPr>
+        <w:t xml:space="preserve"> (широкая левая панель) — содержимое выбранного раздела (файлы, поиск, </w:t>
+      </w:r>
+      <w:proofErr w:type="spellStart"/>
+      <w:r>
+        <w:rPr>
+          <w:rFonts w:cstheme="minorHAnsi"/>
+          <w:sz w:val="24"/>
+          <w:szCs w:val="24"/>
+        </w:rPr>
+        <w:t>Git</w:t>
+      </w:r>
+      <w:proofErr w:type="spellEnd"/>
+      <w:r>
+        <w:rPr>
+          <w:rFonts w:cstheme="minorHAnsi"/>
+          <w:sz w:val="24"/>
+          <w:szCs w:val="24"/>
+        </w:rPr>
+        <w:t xml:space="preserve"> и т.д.).</w:t>
+      </w:r>
+    </w:p>
+    <w:p>
+      <w:pPr>
+        <w:rPr>
+          <w:rFonts w:cstheme="minorHAnsi"/>
+          <w:sz w:val="24"/>
+          <w:szCs w:val="24"/>
+        </w:rPr>
+      </w:pPr>
+      <w:r>
+        <w:rPr>
+          <w:rFonts w:cstheme="minorHAnsi"/>
+          <w:sz w:val="24"/>
+          <w:szCs w:val="24"/>
+        </w:rPr>
+        <w:t>Editor (центральная область) — редактирование кода.</w:t>
+      </w:r>
+    </w:p>
+    <w:p>
+      <w:pPr>
+        <w:rPr>
+          <w:rFonts w:cstheme="minorHAnsi"/>
+          <w:sz w:val="24"/>
+          <w:szCs w:val="24"/>
+        </w:rPr>
+      </w:pPr>
+      <w:proofErr w:type="spellStart"/>
+      <w:r>
+        <w:rPr>
+          <w:rFonts w:cstheme="minorHAnsi"/>
+          <w:sz w:val="24"/>
+          <w:szCs w:val="24"/>
+        </w:rPr>
+        <w:t>Panel</w:t>
+      </w:r>
+      <w:proofErr w:type="spellEnd"/>
+      <w:r>
+        <w:rPr>
+          <w:rFonts w:cstheme="minorHAnsi"/>
+          <w:sz w:val="24"/>
+          <w:szCs w:val="24"/>
+        </w:rPr>
+        <w:t xml:space="preserve"> (нижняя область) — терминал, вывод, проблемы.</w:t>
+      </w:r>
+    </w:p>
+    <w:p>
+      <w:pPr>
+        <w:rPr>
+          <w:rFonts w:cstheme="minorHAnsi"/>
+          <w:sz w:val="24"/>
+          <w:szCs w:val="24"/>
+        </w:rPr>
+      </w:pPr>
+      <w:proofErr w:type="spellStart"/>
+      <w:r>
+        <w:rPr>
+          <w:rFonts w:cstheme="minorHAnsi"/>
+          <w:sz w:val="24"/>
+          <w:szCs w:val="24"/>
+        </w:rPr>
+        <w:t>Status</w:t>
+      </w:r>
+      <w:proofErr w:type="spellEnd"/>
+      <w:r>
+        <w:rPr>
+          <w:rFonts w:cstheme="minorHAnsi"/>
+          <w:sz w:val="24"/>
+          <w:szCs w:val="24"/>
+        </w:rPr>
+        <w:t xml:space="preserve"> </w:t>
+      </w:r>
+      <w:proofErr w:type="spellStart"/>
+      <w:r>
+        <w:rPr>
+          <w:rFonts w:cstheme="minorHAnsi"/>
+          <w:sz w:val="24"/>
+          <w:szCs w:val="24"/>
+        </w:rPr>
+        <w:t>Bar</w:t>
+      </w:r>
+      <w:proofErr w:type="spellEnd"/>
+      <w:r>
+        <w:rPr>
+          <w:rFonts w:cstheme="minorHAnsi"/>
+          <w:sz w:val="24"/>
+          <w:szCs w:val="24"/>
+        </w:rPr>
+        <w:t xml:space="preserve"> (нижняя полоса) — информация о файле, ветке </w:t>
+      </w:r>
+      <w:proofErr w:type="spellStart"/>
+      <w:r>
+        <w:rPr>
+          <w:rFonts w:cstheme="minorHAnsi"/>
+          <w:sz w:val="24"/>
+          <w:szCs w:val="24"/>
+        </w:rPr>
+        <w:t>Git</w:t>
+      </w:r>
+      <w:proofErr w:type="spellEnd"/>
+      <w:r>
+        <w:rPr>
+          <w:rFonts w:cstheme="minorHAnsi"/>
+          <w:sz w:val="24"/>
+          <w:szCs w:val="24"/>
+        </w:rPr>
+        <w:t>, ошибках.</w:t>
+      </w:r>
+    </w:p>
+    <w:p>
+      <w:pPr>
+        <w:rPr>
+          <w:rFonts w:cstheme="minorHAnsi"/>
+          <w:sz w:val="24"/>
+          <w:szCs w:val="24"/>
+        </w:rPr>
+      </w:pPr>
+      <w:r>
+        <w:rPr>
+          <w:rFonts w:cstheme="minorHAnsi"/>
+          <w:sz w:val="24"/>
+          <w:szCs w:val="24"/>
+        </w:rPr>
+        <w:lastRenderedPageBreak/>
+        <w:t>Вопрос: Откройте ваш созданный проект в VS Code с помощью терминала и покажите панель управления расширениями (</w:t>
+      </w:r>
+      <w:proofErr w:type="spellStart"/>
+      <w:r>
+        <w:rPr>
+          <w:rFonts w:cstheme="minorHAnsi"/>
+          <w:sz w:val="24"/>
+          <w:szCs w:val="24"/>
+        </w:rPr>
+        <w:t>Extensions</w:t>
+      </w:r>
+      <w:proofErr w:type="spellEnd"/>
+      <w:r>
+        <w:rPr>
+          <w:rFonts w:cstheme="minorHAnsi"/>
+          <w:sz w:val="24"/>
+          <w:szCs w:val="24"/>
+        </w:rPr>
+        <w:t>).</w:t>
+      </w:r>
+    </w:p>
+    <w:p>
+      <w:pPr>
+        <w:rPr>
+          <w:rFonts w:cstheme="minorHAnsi"/>
+          <w:sz w:val="24"/>
+          <w:szCs w:val="24"/>
+        </w:rPr>
+      </w:pPr>
+      <w:r>
+        <w:rPr>
+          <w:rFonts w:cstheme="minorHAnsi"/>
+          <w:sz w:val="24"/>
+          <w:szCs w:val="24"/>
+        </w:rPr>
+        <w:t xml:space="preserve">Действие для защиты: В командной строке, находясь в папке проекта, введите </w:t>
+      </w:r>
+      <w:proofErr w:type="spellStart"/>
+      <w:r>
+        <w:rPr>
+          <w:rFonts w:cstheme="minorHAnsi"/>
+          <w:sz w:val="24"/>
+          <w:szCs w:val="24"/>
+        </w:rPr>
+        <w:t>code</w:t>
+      </w:r>
+      <w:proofErr w:type="spellEnd"/>
+      <w:r>
+        <w:rPr>
+          <w:rFonts w:cstheme="minorHAnsi"/>
+          <w:sz w:val="24"/>
+          <w:szCs w:val="24"/>
+        </w:rPr>
+        <w:t xml:space="preserve"> .. В открывшемся VS Code нажмите на иконку кубиков в </w:t>
+      </w:r>
+      <w:proofErr w:type="spellStart"/>
+      <w:r>
+        <w:rPr>
+          <w:rFonts w:cstheme="minorHAnsi"/>
+          <w:sz w:val="24"/>
+          <w:szCs w:val="24"/>
+        </w:rPr>
+        <w:t>Activity</w:t>
+      </w:r>
+      <w:proofErr w:type="spellEnd"/>
+      <w:r>
+        <w:rPr>
+          <w:rFonts w:cstheme="minorHAnsi"/>
+          <w:sz w:val="24"/>
+          <w:szCs w:val="24"/>
+        </w:rPr>
+        <w:t xml:space="preserve"> </w:t>
+      </w:r>
+      <w:proofErr w:type="spellStart"/>
+      <w:r>
+        <w:rPr>
+          <w:rFonts w:cstheme="minorHAnsi"/>
+          <w:sz w:val="24"/>
+          <w:szCs w:val="24"/>
+        </w:rPr>
+        <w:t>Bar</w:t>
+      </w:r>
+      <w:proofErr w:type="spellEnd"/>
+      <w:r>
+        <w:rPr>
+          <w:rFonts w:cstheme="minorHAnsi"/>
+          <w:sz w:val="24"/>
+          <w:szCs w:val="24"/>
+        </w:rPr>
+        <w:t xml:space="preserve"> (или </w:t>
+      </w:r>
+      <w:proofErr w:type="spellStart"/>
+      <w:r>
+        <w:rPr>
+          <w:rFonts w:cstheme="minorHAnsi"/>
+          <w:sz w:val="24"/>
+          <w:szCs w:val="24"/>
+        </w:rPr>
+        <w:t>Ctrl+Shift+X</w:t>
+      </w:r>
+      <w:proofErr w:type="spellEnd"/>
+      <w:r>
+        <w:rPr>
+          <w:rFonts w:cstheme="minorHAnsi"/>
+          <w:sz w:val="24"/>
+          <w:szCs w:val="24"/>
+        </w:rPr>
+        <w:t xml:space="preserve">) — откроется панель </w:t>
+      </w:r>
+      <w:proofErr w:type="spellStart"/>
+      <w:r>
+        <w:rPr>
+          <w:rFonts w:cstheme="minorHAnsi"/>
+          <w:sz w:val="24"/>
+          <w:szCs w:val="24"/>
+        </w:rPr>
+        <w:t>Extensions</w:t>
+      </w:r>
+      <w:proofErr w:type="spellEnd"/>
+      <w:r>
+        <w:rPr>
+          <w:rFonts w:cstheme="minorHAnsi"/>
+          <w:sz w:val="24"/>
+          <w:szCs w:val="24"/>
+        </w:rPr>
+        <w:t>.</w:t>
+      </w:r>
+    </w:p>
+    <w:p>
+      <w:pPr>
+        <w:rPr>
+          <w:rFonts w:cstheme="minorHAnsi"/>
+          <w:sz w:val="24"/>
+          <w:szCs w:val="24"/>
+        </w:rPr>
+      </w:pPr>
+      <w:r>
+        <w:rPr>
+          <w:rFonts w:cstheme="minorHAnsi"/>
+          <w:sz w:val="24"/>
+          <w:szCs w:val="24"/>
+        </w:rPr>
+        <w:t>№10. Использование встроенного терминала и плагинов VS Code</w:t>
+      </w:r>
+    </w:p>
+    <w:p>
+      <w:pPr>
+        <w:rPr>
+          <w:rFonts w:cstheme="minorHAnsi"/>
+          <w:sz w:val="24"/>
+          <w:szCs w:val="24"/>
+        </w:rPr>
+      </w:pPr>
+      <w:r>
+        <w:rPr>
+          <w:rFonts w:cstheme="minorHAnsi"/>
+          <w:sz w:val="24"/>
+          <w:szCs w:val="24"/>
+        </w:rPr>
+        <w:t xml:space="preserve">Вопрос: Зачем веб-разработчику нужен плагин Live Server в VS Code? Как открыть встроенный терминал прямо внутри редактора, не переключаясь в стандартное окно </w:t>
+      </w:r>
+      <w:proofErr w:type="spellStart"/>
+      <w:r>
+        <w:rPr>
+          <w:rFonts w:cstheme="minorHAnsi"/>
+          <w:sz w:val="24"/>
+          <w:szCs w:val="24"/>
+        </w:rPr>
+        <w:t>cmd</w:t>
+      </w:r>
+      <w:proofErr w:type="spellEnd"/>
+      <w:r>
+        <w:rPr>
+          <w:rFonts w:cstheme="minorHAnsi"/>
+          <w:sz w:val="24"/>
+          <w:szCs w:val="24"/>
+        </w:rPr>
+        <w:t xml:space="preserve"> Windows?</w:t>
+      </w:r>
+    </w:p>
+    <w:p>
+      <w:pPr>
+        <w:rPr>
+          <w:rFonts w:cstheme="minorHAnsi"/>
+          <w:sz w:val="24"/>
+          <w:szCs w:val="24"/>
+        </w:rPr>
+      </w:pPr>
+      <w:r>
+        <w:rPr>
+          <w:rFonts w:cstheme="minorHAnsi"/>
+          <w:sz w:val="24"/>
+          <w:szCs w:val="24"/>
+        </w:rPr>
+        <w:t>Ответ: Live Server запускает локальный веб-сервер с функцией автоматического обновления страницы в браузере при любом изменении HTML/CSS/JS файлов. Это избавляет от необходимости вручную нажимать F5 после каждого изменения. Встроенный терминал открывается сочетанием клавиш Ctrl+` (обратный апостроф) или через меню Terminal → New Terminal.</w:t>
+      </w:r>
+    </w:p>
+    <w:p>
+      <w:pPr>
+        <w:rPr>
+          <w:rFonts w:cstheme="minorHAnsi"/>
+          <w:sz w:val="24"/>
+          <w:szCs w:val="24"/>
+        </w:rPr>
+      </w:pPr>
+      <w:r>
+        <w:rPr>
+          <w:rFonts w:cstheme="minorHAnsi"/>
+          <w:sz w:val="24"/>
+          <w:szCs w:val="24"/>
+        </w:rPr>
+        <w:t xml:space="preserve">Вопрос: Откройте встроенный терминал в VS Code и покажите, как запустить в нем проверку статуса </w:t>
+      </w:r>
+      <w:proofErr w:type="spellStart"/>
+      <w:r>
+        <w:rPr>
+          <w:rFonts w:cstheme="minorHAnsi"/>
+          <w:sz w:val="24"/>
+          <w:szCs w:val="24"/>
+        </w:rPr>
+        <w:t>Git</w:t>
+      </w:r>
+      <w:proofErr w:type="spellEnd"/>
+      <w:r>
+        <w:rPr>
+          <w:rFonts w:cstheme="minorHAnsi"/>
+          <w:sz w:val="24"/>
+          <w:szCs w:val="24"/>
+        </w:rPr>
+        <w:t>.</w:t>
+      </w:r>
+    </w:p>
+    <w:p>
+      <w:pPr>
+        <w:rPr>
+          <w:rFonts w:cstheme="minorHAnsi"/>
+          <w:sz w:val="24"/>
+          <w:szCs w:val="24"/>
+        </w:rPr>
+      </w:pPr>
+      <w:r>
+        <w:rPr>
+          <w:rFonts w:cstheme="minorHAnsi"/>
+          <w:sz w:val="24"/>
+          <w:szCs w:val="24"/>
+        </w:rPr>
+        <w:t xml:space="preserve">Действие для защиты: В VS Code нажмите Ctrl+`. В открывшемся терминале введите </w:t>
+      </w:r>
+      <w:proofErr w:type="spellStart"/>
+      <w:r>
+        <w:rPr>
+          <w:rFonts w:cstheme="minorHAnsi"/>
+          <w:sz w:val="24"/>
+          <w:szCs w:val="24"/>
+        </w:rPr>
+        <w:t>git</w:t>
+      </w:r>
+      <w:proofErr w:type="spellEnd"/>
+      <w:r>
+        <w:rPr>
+          <w:rFonts w:cstheme="minorHAnsi"/>
+          <w:sz w:val="24"/>
+          <w:szCs w:val="24"/>
+        </w:rPr>
+        <w:t xml:space="preserve"> </w:t>
+      </w:r>
+      <w:proofErr w:type="spellStart"/>
+      <w:r>
+        <w:rPr>
+          <w:rFonts w:cstheme="minorHAnsi"/>
+          <w:sz w:val="24"/>
+          <w:szCs w:val="24"/>
+        </w:rPr>
+        <w:t>status</w:t>
+      </w:r>
+      <w:proofErr w:type="spellEnd"/>
+      <w:r>
+        <w:rPr>
+          <w:rFonts w:cstheme="minorHAnsi"/>
+          <w:sz w:val="24"/>
+          <w:szCs w:val="24"/>
+        </w:rPr>
+        <w:t xml:space="preserve"> и покажите вывод.</w:t>
+      </w:r>
+    </w:p>
+    <w:p>
+      <w:pPr>
+        <w:rPr>
+          <w:rFonts w:cstheme="minorHAnsi"/>
+          <w:sz w:val="24"/>
+          <w:szCs w:val="24"/>
+        </w:rPr>
+      </w:pPr>
+      <w:r>
+        <w:rPr>
+          <w:rFonts w:cstheme="minorHAnsi"/>
+          <w:sz w:val="24"/>
+          <w:szCs w:val="24"/>
+        </w:rPr>
+        <w:t xml:space="preserve">№11. Игнорирование файлов в </w:t>
+      </w:r>
+      <w:proofErr w:type="spellStart"/>
+      <w:r>
+        <w:rPr>
+          <w:rFonts w:cstheme="minorHAnsi"/>
+          <w:sz w:val="24"/>
+          <w:szCs w:val="24"/>
+        </w:rPr>
+        <w:t>Git</w:t>
+      </w:r>
+      <w:proofErr w:type="spellEnd"/>
+      <w:r>
+        <w:rPr>
+          <w:rFonts w:cstheme="minorHAnsi"/>
+          <w:sz w:val="24"/>
+          <w:szCs w:val="24"/>
+        </w:rPr>
+        <w:t xml:space="preserve"> (.</w:t>
+      </w:r>
+      <w:proofErr w:type="spellStart"/>
+      <w:r>
+        <w:rPr>
+          <w:rFonts w:cstheme="minorHAnsi"/>
+          <w:sz w:val="24"/>
+          <w:szCs w:val="24"/>
+        </w:rPr>
+        <w:t>gitignore</w:t>
+      </w:r>
+      <w:proofErr w:type="spellEnd"/>
+      <w:r>
+        <w:rPr>
+          <w:rFonts w:cstheme="minorHAnsi"/>
+          <w:sz w:val="24"/>
+          <w:szCs w:val="24"/>
+        </w:rPr>
+        <w:t>)</w:t>
+      </w:r>
+    </w:p>
+    <w:p>
+      <w:pPr>
+        <w:rPr>
+          <w:rFonts w:cstheme="minorHAnsi"/>
+          <w:sz w:val="24"/>
+          <w:szCs w:val="24"/>
+        </w:rPr>
+      </w:pPr>
+      <w:r>
+        <w:rPr>
+          <w:rFonts w:cstheme="minorHAnsi"/>
+          <w:sz w:val="24"/>
+          <w:szCs w:val="24"/>
+        </w:rPr>
+        <w:t>Вопрос: Какую роль играет файл .</w:t>
+      </w:r>
+      <w:proofErr w:type="spellStart"/>
+      <w:r>
+        <w:rPr>
+          <w:rFonts w:cstheme="minorHAnsi"/>
+          <w:sz w:val="24"/>
+          <w:szCs w:val="24"/>
+        </w:rPr>
+        <w:t>gitignore</w:t>
+      </w:r>
+      <w:proofErr w:type="spellEnd"/>
+      <w:r>
+        <w:rPr>
+          <w:rFonts w:cstheme="minorHAnsi"/>
+          <w:sz w:val="24"/>
+          <w:szCs w:val="24"/>
+        </w:rPr>
+        <w:t xml:space="preserve"> в веб-разработке? Какие файлы или папки принято в него добавлять при работе над веб-приложениями (приведите примеры)? Что произойдет, если файл уже был </w:t>
+      </w:r>
+      <w:proofErr w:type="spellStart"/>
+      <w:r>
+        <w:rPr>
+          <w:rFonts w:cstheme="minorHAnsi"/>
+          <w:sz w:val="24"/>
+          <w:szCs w:val="24"/>
+        </w:rPr>
+        <w:t>закоммичен</w:t>
+      </w:r>
+      <w:proofErr w:type="spellEnd"/>
+      <w:r>
+        <w:rPr>
+          <w:rFonts w:cstheme="minorHAnsi"/>
+          <w:sz w:val="24"/>
+          <w:szCs w:val="24"/>
+        </w:rPr>
+        <w:t>, а затем его добавили в .</w:t>
+      </w:r>
+      <w:proofErr w:type="spellStart"/>
+      <w:r>
+        <w:rPr>
+          <w:rFonts w:cstheme="minorHAnsi"/>
+          <w:sz w:val="24"/>
+          <w:szCs w:val="24"/>
+        </w:rPr>
+        <w:t>gitignore</w:t>
+      </w:r>
+      <w:proofErr w:type="spellEnd"/>
+      <w:r>
+        <w:rPr>
+          <w:rFonts w:cstheme="minorHAnsi"/>
+          <w:sz w:val="24"/>
+          <w:szCs w:val="24"/>
+        </w:rPr>
+        <w:t>?</w:t>
+      </w:r>
+    </w:p>
+    <w:p>
+      <w:pPr>
+        <w:rPr>
+          <w:rFonts w:cstheme="minorHAnsi"/>
+          <w:sz w:val="24"/>
+          <w:szCs w:val="24"/>
+        </w:rPr>
+      </w:pPr>
+      <w:r>
+        <w:rPr>
+          <w:rFonts w:cstheme="minorHAnsi"/>
+          <w:sz w:val="24"/>
+          <w:szCs w:val="24"/>
+        </w:rPr>
+        <w:t>Ответ: .</w:t>
+      </w:r>
+      <w:proofErr w:type="spellStart"/>
+      <w:r>
+        <w:rPr>
+          <w:rFonts w:cstheme="minorHAnsi"/>
+          <w:sz w:val="24"/>
+          <w:szCs w:val="24"/>
+        </w:rPr>
+        <w:t>gitignore</w:t>
+      </w:r>
+      <w:proofErr w:type="spellEnd"/>
+      <w:r>
+        <w:rPr>
+          <w:rFonts w:cstheme="minorHAnsi"/>
+          <w:sz w:val="24"/>
+          <w:szCs w:val="24"/>
+        </w:rPr>
+        <w:t xml:space="preserve"> указывает </w:t>
+      </w:r>
+      <w:proofErr w:type="spellStart"/>
+      <w:r>
+        <w:rPr>
+          <w:rFonts w:cstheme="minorHAnsi"/>
+          <w:sz w:val="24"/>
+          <w:szCs w:val="24"/>
+        </w:rPr>
+        <w:t>Git</w:t>
+      </w:r>
+      <w:proofErr w:type="spellEnd"/>
+      <w:r>
+        <w:rPr>
+          <w:rFonts w:cstheme="minorHAnsi"/>
+          <w:sz w:val="24"/>
+          <w:szCs w:val="24"/>
+        </w:rPr>
+        <w:t>, какие файлы и папки нужно игнорировать (не отслеживать и не добавлять в коммиты). Это нужно для исключения временных, системных и конфиденциальных файлов.</w:t>
+      </w:r>
+    </w:p>
+    <w:p>
+      <w:pPr>
+        <w:rPr>
+          <w:rFonts w:cstheme="minorHAnsi"/>
+          <w:sz w:val="24"/>
+          <w:szCs w:val="24"/>
+        </w:rPr>
+      </w:pPr>
+      <w:r>
+        <w:rPr>
+          <w:rFonts w:cstheme="minorHAnsi"/>
+          <w:sz w:val="24"/>
+          <w:szCs w:val="24"/>
+        </w:rPr>
+        <w:t xml:space="preserve">Примеры: </w:t>
+      </w:r>
+      <w:proofErr w:type="spellStart"/>
+      <w:r>
+        <w:rPr>
+          <w:rFonts w:cstheme="minorHAnsi"/>
+          <w:sz w:val="24"/>
+          <w:szCs w:val="24"/>
+        </w:rPr>
+        <w:t>node_modules</w:t>
+      </w:r>
+      <w:proofErr w:type="spellEnd"/>
+      <w:r>
+        <w:rPr>
+          <w:rFonts w:cstheme="minorHAnsi"/>
+          <w:sz w:val="24"/>
+          <w:szCs w:val="24"/>
+        </w:rPr>
+        <w:t xml:space="preserve">/, </w:t>
+      </w:r>
+      <w:proofErr w:type="spellStart"/>
+      <w:r>
+        <w:rPr>
+          <w:rFonts w:cstheme="minorHAnsi"/>
+          <w:sz w:val="24"/>
+          <w:szCs w:val="24"/>
+        </w:rPr>
+        <w:t>dist</w:t>
+      </w:r>
+      <w:proofErr w:type="spellEnd"/>
+      <w:r>
+        <w:rPr>
+          <w:rFonts w:cstheme="minorHAnsi"/>
+          <w:sz w:val="24"/>
+          <w:szCs w:val="24"/>
+        </w:rPr>
+        <w:t>/, .</w:t>
+      </w:r>
+      <w:proofErr w:type="spellStart"/>
+      <w:r>
+        <w:rPr>
+          <w:rFonts w:cstheme="minorHAnsi"/>
+          <w:sz w:val="24"/>
+          <w:szCs w:val="24"/>
+        </w:rPr>
+        <w:t>env</w:t>
+      </w:r>
+      <w:proofErr w:type="spellEnd"/>
+      <w:r>
+        <w:rPr>
+          <w:rFonts w:cstheme="minorHAnsi"/>
+          <w:sz w:val="24"/>
+          <w:szCs w:val="24"/>
+        </w:rPr>
+        <w:t>, *.</w:t>
+      </w:r>
+      <w:proofErr w:type="spellStart"/>
+      <w:r>
+        <w:rPr>
+          <w:rFonts w:cstheme="minorHAnsi"/>
+          <w:sz w:val="24"/>
+          <w:szCs w:val="24"/>
+        </w:rPr>
+        <w:t>log</w:t>
+      </w:r>
+      <w:proofErr w:type="spellEnd"/>
+      <w:r>
+        <w:rPr>
+          <w:rFonts w:cstheme="minorHAnsi"/>
+          <w:sz w:val="24"/>
+          <w:szCs w:val="24"/>
+        </w:rPr>
+        <w:t>, .</w:t>
+      </w:r>
+      <w:proofErr w:type="spellStart"/>
+      <w:r>
+        <w:rPr>
+          <w:rFonts w:cstheme="minorHAnsi"/>
+          <w:sz w:val="24"/>
+          <w:szCs w:val="24"/>
+        </w:rPr>
+        <w:t>DS_Store</w:t>
+      </w:r>
+      <w:proofErr w:type="spellEnd"/>
+      <w:r>
+        <w:rPr>
+          <w:rFonts w:cstheme="minorHAnsi"/>
+          <w:sz w:val="24"/>
+          <w:szCs w:val="24"/>
+        </w:rPr>
+        <w:t xml:space="preserve">, </w:t>
+      </w:r>
+      <w:proofErr w:type="spellStart"/>
+      <w:r>
+        <w:rPr>
+          <w:rFonts w:cstheme="minorHAnsi"/>
+          <w:sz w:val="24"/>
+          <w:szCs w:val="24"/>
+        </w:rPr>
+        <w:t>Thumbs.db</w:t>
+      </w:r>
+      <w:proofErr w:type="spellEnd"/>
+      <w:r>
+        <w:rPr>
+          <w:rFonts w:cstheme="minorHAnsi"/>
+          <w:sz w:val="24"/>
+          <w:szCs w:val="24"/>
+        </w:rPr>
+        <w:t>.</w:t>
+      </w:r>
+    </w:p>
+    <w:p>
+      <w:pPr>
+        <w:rPr>
+          <w:rFonts w:cstheme="minorHAnsi"/>
+          <w:sz w:val="24"/>
+          <w:szCs w:val="24"/>
+        </w:rPr>
+      </w:pPr>
+      <w:r>
+        <w:rPr>
+          <w:rFonts w:cstheme="minorHAnsi"/>
+          <w:sz w:val="24"/>
+          <w:szCs w:val="24"/>
+        </w:rPr>
+        <w:t xml:space="preserve">Если файл уже был </w:t>
+      </w:r>
+      <w:proofErr w:type="spellStart"/>
+      <w:r>
+        <w:rPr>
+          <w:rFonts w:cstheme="minorHAnsi"/>
+          <w:sz w:val="24"/>
+          <w:szCs w:val="24"/>
+        </w:rPr>
+        <w:t>закоммичен</w:t>
+      </w:r>
+      <w:proofErr w:type="spellEnd"/>
+      <w:r>
+        <w:rPr>
+          <w:rFonts w:cstheme="minorHAnsi"/>
+          <w:sz w:val="24"/>
+          <w:szCs w:val="24"/>
+        </w:rPr>
+        <w:t>, добавление его в .</w:t>
+      </w:r>
+      <w:proofErr w:type="spellStart"/>
+      <w:r>
+        <w:rPr>
+          <w:rFonts w:cstheme="minorHAnsi"/>
+          <w:sz w:val="24"/>
+          <w:szCs w:val="24"/>
+        </w:rPr>
+        <w:t>gitignore</w:t>
+      </w:r>
+      <w:proofErr w:type="spellEnd"/>
+      <w:r>
+        <w:rPr>
+          <w:rFonts w:cstheme="minorHAnsi"/>
+          <w:sz w:val="24"/>
+          <w:szCs w:val="24"/>
+        </w:rPr>
+        <w:t xml:space="preserve"> не сработает — </w:t>
+      </w:r>
+      <w:proofErr w:type="spellStart"/>
+      <w:r>
+        <w:rPr>
+          <w:rFonts w:cstheme="minorHAnsi"/>
+          <w:sz w:val="24"/>
+          <w:szCs w:val="24"/>
+        </w:rPr>
+        <w:t>Git</w:t>
+      </w:r>
+      <w:proofErr w:type="spellEnd"/>
+      <w:r>
+        <w:rPr>
+          <w:rFonts w:cstheme="minorHAnsi"/>
+          <w:sz w:val="24"/>
+          <w:szCs w:val="24"/>
+        </w:rPr>
+        <w:t xml:space="preserve"> продолжит его отслеживать. Нужно сначала удалить его из индекса командой </w:t>
+      </w:r>
+      <w:proofErr w:type="spellStart"/>
+      <w:r>
+        <w:rPr>
+          <w:rFonts w:cstheme="minorHAnsi"/>
+          <w:sz w:val="24"/>
+          <w:szCs w:val="24"/>
+        </w:rPr>
+        <w:t>git</w:t>
+      </w:r>
+      <w:proofErr w:type="spellEnd"/>
+      <w:r>
+        <w:rPr>
+          <w:rFonts w:cstheme="minorHAnsi"/>
+          <w:sz w:val="24"/>
+          <w:szCs w:val="24"/>
+        </w:rPr>
+        <w:t xml:space="preserve"> </w:t>
+      </w:r>
+      <w:proofErr w:type="spellStart"/>
+      <w:r>
+        <w:rPr>
+          <w:rFonts w:cstheme="minorHAnsi"/>
+          <w:sz w:val="24"/>
+          <w:szCs w:val="24"/>
+        </w:rPr>
+        <w:t>rm</w:t>
+      </w:r>
+      <w:proofErr w:type="spellEnd"/>
+      <w:r>
+        <w:rPr>
+          <w:rFonts w:cstheme="minorHAnsi"/>
+          <w:sz w:val="24"/>
+          <w:szCs w:val="24"/>
+        </w:rPr>
+        <w:t xml:space="preserve"> --</w:t>
+      </w:r>
+      <w:proofErr w:type="spellStart"/>
+      <w:r>
+        <w:rPr>
+          <w:rFonts w:cstheme="minorHAnsi"/>
+          <w:sz w:val="24"/>
+          <w:szCs w:val="24"/>
+        </w:rPr>
+        <w:t>cached</w:t>
+      </w:r>
+      <w:proofErr w:type="spellEnd"/>
+      <w:r>
+        <w:rPr>
+          <w:rFonts w:cstheme="minorHAnsi"/>
+          <w:sz w:val="24"/>
+          <w:szCs w:val="24"/>
+        </w:rPr>
+        <w:t xml:space="preserve"> &lt;файл&gt;.</w:t>
+      </w:r>
+    </w:p>
+    <w:p>
+      <w:pPr>
+        <w:rPr>
+          <w:rFonts w:cstheme="minorHAnsi"/>
+          <w:sz w:val="24"/>
+          <w:szCs w:val="24"/>
+        </w:rPr>
+      </w:pPr>
+      <w:r>
+        <w:rPr>
+          <w:rFonts w:cstheme="minorHAnsi"/>
+          <w:sz w:val="24"/>
+          <w:szCs w:val="24"/>
+        </w:rPr>
+        <w:t>Вопрос: Создайте в корне вашего репозитория файл .</w:t>
+      </w:r>
+      <w:proofErr w:type="spellStart"/>
+      <w:r>
+        <w:rPr>
+          <w:rFonts w:cstheme="minorHAnsi"/>
+          <w:sz w:val="24"/>
+          <w:szCs w:val="24"/>
+        </w:rPr>
+        <w:t>gitignore</w:t>
+      </w:r>
+      <w:proofErr w:type="spellEnd"/>
+      <w:r>
+        <w:rPr>
+          <w:rFonts w:cstheme="minorHAnsi"/>
+          <w:sz w:val="24"/>
+          <w:szCs w:val="24"/>
+        </w:rPr>
+        <w:t xml:space="preserve"> и пропишите в него игнорирование папки </w:t>
+      </w:r>
+      <w:proofErr w:type="spellStart"/>
+      <w:r>
+        <w:rPr>
+          <w:rFonts w:cstheme="minorHAnsi"/>
+          <w:sz w:val="24"/>
+          <w:szCs w:val="24"/>
+        </w:rPr>
+        <w:t>node_modules</w:t>
+      </w:r>
+      <w:proofErr w:type="spellEnd"/>
+      <w:r>
+        <w:rPr>
+          <w:rFonts w:cstheme="minorHAnsi"/>
+          <w:sz w:val="24"/>
+          <w:szCs w:val="24"/>
+        </w:rPr>
+        <w:t xml:space="preserve"> и всех файлов с расширением .</w:t>
+      </w:r>
+      <w:proofErr w:type="spellStart"/>
+      <w:r>
+        <w:rPr>
+          <w:rFonts w:cstheme="minorHAnsi"/>
+          <w:sz w:val="24"/>
+          <w:szCs w:val="24"/>
+        </w:rPr>
+        <w:t>log</w:t>
+      </w:r>
+      <w:proofErr w:type="spellEnd"/>
+      <w:r>
+        <w:rPr>
+          <w:rFonts w:cstheme="minorHAnsi"/>
+          <w:sz w:val="24"/>
+          <w:szCs w:val="24"/>
+        </w:rPr>
+        <w:t>.</w:t>
+      </w:r>
+    </w:p>
+    <w:p>
+      <w:pPr>
+        <w:rPr>
+          <w:rFonts w:cstheme="minorHAnsi"/>
+          <w:sz w:val="24"/>
+          <w:szCs w:val="24"/>
+        </w:rPr>
+      </w:pPr>
+      <w:r>
+        <w:rPr>
+          <w:rFonts w:cstheme="minorHAnsi"/>
+          <w:sz w:val="24"/>
+          <w:szCs w:val="24"/>
+        </w:rPr>
+        <w:t>Действие для защиты: В терминале VS Code или в командной строке:</w:t>
+      </w:r>
+    </w:p>
+    <w:p>
+      <w:pPr>
+        <w:rPr>
+          <w:rFonts w:cstheme="minorHAnsi"/>
+          <w:sz w:val="24"/>
+          <w:szCs w:val="24"/>
+          <w:lang w:val="en-US"/>
+        </w:rPr>
+      </w:pPr>
+      <w:r>
+        <w:rPr>
+          <w:rFonts w:cstheme="minorHAnsi"/>
+          <w:sz w:val="24"/>
+          <w:szCs w:val="24"/>
+          <w:lang w:val="en-US"/>
+        </w:rPr>
+        <w:t xml:space="preserve">echo </w:t>
+      </w:r>
+      <w:proofErr w:type="spellStart"/>
+      <w:r>
+        <w:rPr>
+          <w:rFonts w:cstheme="minorHAnsi"/>
+          <w:sz w:val="24"/>
+          <w:szCs w:val="24"/>
+          <w:lang w:val="en-US"/>
+        </w:rPr>
+        <w:t>node_modules</w:t>
+      </w:r>
+      <w:proofErr w:type="spellEnd"/>
+      <w:r>
+        <w:rPr>
+          <w:rFonts w:cstheme="minorHAnsi"/>
+          <w:sz w:val="24"/>
+          <w:szCs w:val="24"/>
+          <w:lang w:val="en-US"/>
+        </w:rPr>
+        <w:t>/ &gt; .</w:t>
+      </w:r>
+      <w:proofErr w:type="spellStart"/>
+      <w:r>
+        <w:rPr>
+          <w:rFonts w:cstheme="minorHAnsi"/>
+          <w:sz w:val="24"/>
+          <w:szCs w:val="24"/>
+          <w:lang w:val="en-US"/>
+        </w:rPr>
+        <w:t>gitignore</w:t>
+      </w:r>
+      <w:proofErr w:type="spellEnd"/>
+    </w:p>
+    <w:p>
+      <w:pPr>
+        <w:rPr>
+          <w:rFonts w:cstheme="minorHAnsi"/>
+          <w:sz w:val="24"/>
+          <w:szCs w:val="24"/>
+          <w:lang w:val="en-US"/>
+        </w:rPr>
+      </w:pPr>
+      <w:r>
+        <w:rPr>
+          <w:rFonts w:cstheme="minorHAnsi"/>
+          <w:sz w:val="24"/>
+          <w:szCs w:val="24"/>
+          <w:lang w:val="en-US"/>
+        </w:rPr>
+        <w:t>echo *.log &gt;&gt; .</w:t>
+      </w:r>
+      <w:proofErr w:type="spellStart"/>
+      <w:r>
+        <w:rPr>
+          <w:rFonts w:cstheme="minorHAnsi"/>
+          <w:sz w:val="24"/>
+          <w:szCs w:val="24"/>
+          <w:lang w:val="en-US"/>
+        </w:rPr>
+        <w:t>gitignore</w:t>
+      </w:r>
+      <w:proofErr w:type="spellEnd"/>
+      <w:r>
+        <w:rPr>
+          <w:rFonts w:cstheme="minorHAnsi"/>
+          <w:sz w:val="24"/>
+          <w:szCs w:val="24"/>
+          <w:lang w:val="en-US"/>
+        </w:rPr>
+        <w:t xml:space="preserve"> </w:t>
+      </w:r>
+    </w:p>
+    <w:p>
+      <w:pPr>
+        <w:rPr>
+          <w:rFonts w:cstheme="minorHAnsi"/>
+          <w:sz w:val="24"/>
+          <w:szCs w:val="24"/>
+        </w:rPr>
+      </w:pPr>
+      <w:r>
+        <w:rPr>
+          <w:rFonts w:cstheme="minorHAnsi"/>
+          <w:sz w:val="24"/>
+          <w:szCs w:val="24"/>
+        </w:rPr>
+        <w:t>Или создайте файл вручную в VS Code и запишите:</w:t>
+      </w:r>
+    </w:p>
+    <w:p>
+      <w:pPr>
+        <w:rPr>
+          <w:rFonts w:cstheme="minorHAnsi"/>
+          <w:sz w:val="24"/>
+          <w:szCs w:val="24"/>
+        </w:rPr>
+      </w:pPr>
+      <w:proofErr w:type="spellStart"/>
+      <w:r>
+        <w:rPr>
+          <w:rFonts w:cstheme="minorHAnsi"/>
+          <w:sz w:val="24"/>
+          <w:szCs w:val="24"/>
+        </w:rPr>
+        <w:t>node_modules</w:t>
+      </w:r>
+      <w:proofErr w:type="spellEnd"/>
+      <w:r>
+        <w:rPr>
+          <w:rFonts w:cstheme="minorHAnsi"/>
+          <w:sz w:val="24"/>
+          <w:szCs w:val="24"/>
+        </w:rPr>
+        <w:t>/</w:t>
+      </w:r>
+    </w:p>
+    <w:p>
+      <w:pPr>
+        <w:rPr>
+          <w:rFonts w:cstheme="minorHAnsi"/>
+          <w:sz w:val="24"/>
+          <w:szCs w:val="24"/>
+        </w:rPr>
+      </w:pPr>
+      <w:r>
+        <w:rPr>
+          <w:rFonts w:cstheme="minorHAnsi"/>
+          <w:sz w:val="24"/>
+          <w:szCs w:val="24"/>
+        </w:rPr>
+        <w:t>*.</w:t>
+      </w:r>
+      <w:proofErr w:type="spellStart"/>
+      <w:r>
+        <w:rPr>
+          <w:rFonts w:cstheme="minorHAnsi"/>
+          <w:sz w:val="24"/>
+          <w:szCs w:val="24"/>
+        </w:rPr>
+        <w:t>log</w:t>
+      </w:r>
+      <w:proofErr w:type="spellEnd"/>
+      <w:r>
+        <w:rPr>
+          <w:rFonts w:cstheme="minorHAnsi"/>
+          <w:sz w:val="24"/>
+          <w:szCs w:val="24"/>
+        </w:rPr>
+        <w:t xml:space="preserve"> </w:t>
+      </w:r>
+    </w:p>
+    <w:p>
+      <w:pPr>
+        <w:rPr>
+          <w:rFonts w:cstheme="minorHAnsi"/>
+          <w:sz w:val="24"/>
+          <w:szCs w:val="24"/>
+        </w:rPr>
+      </w:pPr>
+      <w:r>
+        <w:rPr>
+          <w:rFonts w:cstheme="minorHAnsi"/>
+          <w:sz w:val="24"/>
+          <w:szCs w:val="24"/>
+        </w:rPr>
+        <w:lastRenderedPageBreak/>
+        <w:t xml:space="preserve">Покажите содержимое файла </w:t>
+      </w:r>
+    </w:p>
+    <w:p>
+      <w:pPr>
+        <w:rPr>
+          <w:rFonts w:cstheme="minorHAnsi"/>
+          <w:sz w:val="24"/>
+          <w:szCs w:val="24"/>
+        </w:rPr>
+      </w:pPr>
+      <w:r>
+        <w:rPr>
+          <w:rFonts w:cstheme="minorHAnsi"/>
+          <w:sz w:val="24"/>
+          <w:szCs w:val="24"/>
+        </w:rPr>
+        <w:t>№12. Клонирование существующего репозитория (</w:t>
+      </w:r>
+      <w:proofErr w:type="spellStart"/>
+      <w:r>
+        <w:rPr>
+          <w:rFonts w:cstheme="minorHAnsi"/>
+          <w:sz w:val="24"/>
+          <w:szCs w:val="24"/>
+        </w:rPr>
+        <w:t>git</w:t>
+      </w:r>
+      <w:proofErr w:type="spellEnd"/>
+      <w:r>
+        <w:rPr>
+          <w:rFonts w:cstheme="minorHAnsi"/>
+          <w:sz w:val="24"/>
+          <w:szCs w:val="24"/>
+        </w:rPr>
+        <w:t xml:space="preserve"> </w:t>
+      </w:r>
+      <w:proofErr w:type="spellStart"/>
+      <w:r>
+        <w:rPr>
+          <w:rFonts w:cstheme="minorHAnsi"/>
+          <w:sz w:val="24"/>
+          <w:szCs w:val="24"/>
+        </w:rPr>
+        <w:t>clone</w:t>
+      </w:r>
+      <w:proofErr w:type="spellEnd"/>
+      <w:r>
+        <w:rPr>
+          <w:rFonts w:cstheme="minorHAnsi"/>
+          <w:sz w:val="24"/>
+          <w:szCs w:val="24"/>
+        </w:rPr>
+        <w:t>)</w:t>
+      </w:r>
+    </w:p>
+    <w:p>
+      <w:pPr>
+        <w:rPr>
+          <w:rFonts w:cstheme="minorHAnsi"/>
+          <w:sz w:val="24"/>
+          <w:szCs w:val="24"/>
+        </w:rPr>
+      </w:pPr>
+      <w:r>
+        <w:rPr>
+          <w:rFonts w:cstheme="minorHAnsi"/>
+          <w:sz w:val="24"/>
+          <w:szCs w:val="24"/>
+        </w:rPr>
+        <w:t xml:space="preserve">Вопрос: Чем отличается команда </w:t>
+      </w:r>
+      <w:proofErr w:type="spellStart"/>
+      <w:r>
+        <w:rPr>
+          <w:rFonts w:cstheme="minorHAnsi"/>
+          <w:sz w:val="24"/>
+          <w:szCs w:val="24"/>
+        </w:rPr>
+        <w:t>git</w:t>
+      </w:r>
+      <w:proofErr w:type="spellEnd"/>
+      <w:r>
+        <w:rPr>
+          <w:rFonts w:cstheme="minorHAnsi"/>
+          <w:sz w:val="24"/>
+          <w:szCs w:val="24"/>
+        </w:rPr>
+        <w:t xml:space="preserve"> </w:t>
+      </w:r>
+      <w:proofErr w:type="spellStart"/>
+      <w:r>
+        <w:rPr>
+          <w:rFonts w:cstheme="minorHAnsi"/>
+          <w:sz w:val="24"/>
+          <w:szCs w:val="24"/>
+        </w:rPr>
+        <w:t>clone</w:t>
+      </w:r>
+      <w:proofErr w:type="spellEnd"/>
+      <w:r>
+        <w:rPr>
+          <w:rFonts w:cstheme="minorHAnsi"/>
+          <w:sz w:val="24"/>
+          <w:szCs w:val="24"/>
+        </w:rPr>
+        <w:t xml:space="preserve"> от команды </w:t>
+      </w:r>
+      <w:proofErr w:type="spellStart"/>
+      <w:r>
+        <w:rPr>
+          <w:rFonts w:cstheme="minorHAnsi"/>
+          <w:sz w:val="24"/>
+          <w:szCs w:val="24"/>
+        </w:rPr>
+        <w:t>git</w:t>
+      </w:r>
+      <w:proofErr w:type="spellEnd"/>
+      <w:r>
+        <w:rPr>
+          <w:rFonts w:cstheme="minorHAnsi"/>
+          <w:sz w:val="24"/>
+          <w:szCs w:val="24"/>
+        </w:rPr>
+        <w:t xml:space="preserve"> </w:t>
+      </w:r>
+      <w:proofErr w:type="spellStart"/>
+      <w:r>
+        <w:rPr>
+          <w:rFonts w:cstheme="minorHAnsi"/>
+          <w:sz w:val="24"/>
+          <w:szCs w:val="24"/>
+        </w:rPr>
+        <w:t>init</w:t>
+      </w:r>
+      <w:proofErr w:type="spellEnd"/>
+      <w:r>
+        <w:rPr>
+          <w:rFonts w:cstheme="minorHAnsi"/>
+          <w:sz w:val="24"/>
+          <w:szCs w:val="24"/>
+        </w:rPr>
+        <w:t>? Какую структуру папок и историю коммитов получает разработчик после выполнения клонирования?</w:t>
+      </w:r>
+    </w:p>
+    <w:p>
+      <w:pPr>
+        <w:rPr>
+          <w:rFonts w:cstheme="minorHAnsi"/>
+          <w:sz w:val="24"/>
+          <w:szCs w:val="24"/>
+        </w:rPr>
+      </w:pPr>
+      <w:r>
+        <w:rPr>
+          <w:rFonts w:cstheme="minorHAnsi"/>
+          <w:sz w:val="24"/>
+          <w:szCs w:val="24"/>
+        </w:rPr>
+        <w:t>Ответ:</w:t>
+      </w:r>
+    </w:p>
+    <w:p>
+      <w:pPr>
+        <w:rPr>
+          <w:rFonts w:cstheme="minorHAnsi"/>
+          <w:sz w:val="24"/>
+          <w:szCs w:val="24"/>
+        </w:rPr>
+      </w:pPr>
+      <w:proofErr w:type="spellStart"/>
+      <w:r>
+        <w:rPr>
+          <w:rFonts w:cstheme="minorHAnsi"/>
+          <w:sz w:val="24"/>
+          <w:szCs w:val="24"/>
+        </w:rPr>
+        <w:t>git</w:t>
+      </w:r>
+      <w:proofErr w:type="spellEnd"/>
+      <w:r>
+        <w:rPr>
+          <w:rFonts w:cstheme="minorHAnsi"/>
+          <w:sz w:val="24"/>
+          <w:szCs w:val="24"/>
+        </w:rPr>
+        <w:t xml:space="preserve"> </w:t>
+      </w:r>
+      <w:proofErr w:type="spellStart"/>
+      <w:r>
+        <w:rPr>
+          <w:rFonts w:cstheme="minorHAnsi"/>
+          <w:sz w:val="24"/>
+          <w:szCs w:val="24"/>
+        </w:rPr>
+        <w:t>init</w:t>
+      </w:r>
+      <w:proofErr w:type="spellEnd"/>
+      <w:r>
+        <w:rPr>
+          <w:rFonts w:cstheme="minorHAnsi"/>
+          <w:sz w:val="24"/>
+          <w:szCs w:val="24"/>
+        </w:rPr>
+        <w:t xml:space="preserve"> создает новый пустой репозиторий без истории.</w:t>
+      </w:r>
+    </w:p>
+    <w:p>
+      <w:pPr>
+        <w:rPr>
+          <w:rFonts w:cstheme="minorHAnsi"/>
+          <w:sz w:val="24"/>
+          <w:szCs w:val="24"/>
+        </w:rPr>
+      </w:pPr>
+      <w:proofErr w:type="spellStart"/>
+      <w:r>
+        <w:rPr>
+          <w:rFonts w:cstheme="minorHAnsi"/>
+          <w:sz w:val="24"/>
+          <w:szCs w:val="24"/>
+        </w:rPr>
+        <w:t>git</w:t>
+      </w:r>
+      <w:proofErr w:type="spellEnd"/>
+      <w:r>
+        <w:rPr>
+          <w:rFonts w:cstheme="minorHAnsi"/>
+          <w:sz w:val="24"/>
+          <w:szCs w:val="24"/>
+        </w:rPr>
+        <w:t xml:space="preserve"> </w:t>
+      </w:r>
+      <w:proofErr w:type="spellStart"/>
+      <w:r>
+        <w:rPr>
+          <w:rFonts w:cstheme="minorHAnsi"/>
+          <w:sz w:val="24"/>
+          <w:szCs w:val="24"/>
+        </w:rPr>
+        <w:t>clone</w:t>
+      </w:r>
+      <w:proofErr w:type="spellEnd"/>
+      <w:r>
+        <w:rPr>
+          <w:rFonts w:cstheme="minorHAnsi"/>
+          <w:sz w:val="24"/>
+          <w:szCs w:val="24"/>
+        </w:rPr>
+        <w:t xml:space="preserve"> скачивает существующий удаленный репозиторий со всей его историей коммитов, ветками и настройками.</w:t>
+      </w:r>
+    </w:p>
+    <w:p>
+      <w:pPr>
+        <w:rPr>
+          <w:rFonts w:cstheme="minorHAnsi"/>
+          <w:sz w:val="24"/>
+          <w:szCs w:val="24"/>
+        </w:rPr>
+      </w:pPr>
+      <w:r>
+        <w:rPr>
+          <w:rFonts w:cstheme="minorHAnsi"/>
+          <w:sz w:val="24"/>
+          <w:szCs w:val="24"/>
+        </w:rPr>
+        <w:t>После клонирования разработчик получает полную копию репозитория: все файлы, всю историю коммитов, все ветки (локально создается только активная ветка, остальные доступны как удаленные), а также автоматически настроенную связь с удаленным репозиторием (</w:t>
+      </w:r>
+      <w:proofErr w:type="spellStart"/>
+      <w:r>
+        <w:rPr>
+          <w:rFonts w:cstheme="minorHAnsi"/>
+          <w:sz w:val="24"/>
+          <w:szCs w:val="24"/>
+        </w:rPr>
+        <w:t>origin</w:t>
+      </w:r>
+      <w:proofErr w:type="spellEnd"/>
+      <w:r>
+        <w:rPr>
+          <w:rFonts w:cstheme="minorHAnsi"/>
+          <w:sz w:val="24"/>
+          <w:szCs w:val="24"/>
+        </w:rPr>
+        <w:t>).</w:t>
+      </w:r>
+    </w:p>
+    <w:p>
+      <w:pPr>
+        <w:rPr>
+          <w:rFonts w:cstheme="minorHAnsi"/>
+          <w:sz w:val="24"/>
+          <w:szCs w:val="24"/>
+        </w:rPr>
+      </w:pPr>
+      <w:r>
+        <w:rPr>
+          <w:rFonts w:cstheme="minorHAnsi"/>
+          <w:sz w:val="24"/>
+          <w:szCs w:val="24"/>
+        </w:rPr>
+        <w:t xml:space="preserve">Вопрос: Покажите синтаксис команды клонирования публичного репозитория с </w:t>
+      </w:r>
+      <w:proofErr w:type="spellStart"/>
+      <w:r>
+        <w:rPr>
+          <w:rFonts w:cstheme="minorHAnsi"/>
+          <w:sz w:val="24"/>
+          <w:szCs w:val="24"/>
+        </w:rPr>
+        <w:t>GitHub</w:t>
+      </w:r>
+      <w:proofErr w:type="spellEnd"/>
+      <w:r>
+        <w:rPr>
+          <w:rFonts w:cstheme="minorHAnsi"/>
+          <w:sz w:val="24"/>
+          <w:szCs w:val="24"/>
+        </w:rPr>
+        <w:t xml:space="preserve"> в новую папку на вашем компьютере.</w:t>
+      </w:r>
+    </w:p>
+    <w:p>
+      <w:pPr>
+        <w:rPr>
+          <w:rFonts w:cstheme="minorHAnsi"/>
+          <w:sz w:val="24"/>
+          <w:szCs w:val="24"/>
+        </w:rPr>
+      </w:pPr>
+      <w:r>
+        <w:rPr>
+          <w:rFonts w:cstheme="minorHAnsi"/>
+          <w:sz w:val="24"/>
+          <w:szCs w:val="24"/>
+        </w:rPr>
+        <w:t>Действие для защиты: Покажите команду (можно не выполнять, если нет интернета или времени):</w:t>
+      </w:r>
+    </w:p>
+    <w:p>
+      <w:pPr>
+        <w:rPr>
+          <w:rFonts w:cstheme="minorHAnsi"/>
+          <w:sz w:val="24"/>
+          <w:szCs w:val="24"/>
+        </w:rPr>
+      </w:pPr>
+      <w:proofErr w:type="spellStart"/>
+      <w:r>
+        <w:rPr>
+          <w:rFonts w:cstheme="minorHAnsi"/>
+          <w:sz w:val="24"/>
+          <w:szCs w:val="24"/>
+        </w:rPr>
+        <w:t>git</w:t>
+      </w:r>
+      <w:proofErr w:type="spellEnd"/>
+      <w:r>
+        <w:rPr>
+          <w:rFonts w:cstheme="minorHAnsi"/>
+          <w:sz w:val="24"/>
+          <w:szCs w:val="24"/>
+        </w:rPr>
+        <w:t xml:space="preserve"> </w:t>
+      </w:r>
+      <w:proofErr w:type="spellStart"/>
+      <w:r>
+        <w:rPr>
+          <w:rFonts w:cstheme="minorHAnsi"/>
+          <w:sz w:val="24"/>
+          <w:szCs w:val="24"/>
+        </w:rPr>
+        <w:t>clone</w:t>
+      </w:r>
+      <w:proofErr w:type="spellEnd"/>
+      <w:r>
+        <w:rPr>
+          <w:rFonts w:cstheme="minorHAnsi"/>
+          <w:sz w:val="24"/>
+          <w:szCs w:val="24"/>
+        </w:rPr>
+        <w:t xml:space="preserve"> https://github.com/semcemechka/ITtehnology_in_business.git</w:t>
+      </w:r>
+      <w:r>
+        <w:rPr>
+          <w:rFonts w:cstheme="minorHAnsi"/>
+          <w:sz w:val="24"/>
+          <w:szCs w:val="24"/>
+        </w:rPr>
+        <w:t xml:space="preserve"> </w:t>
+      </w:r>
+    </w:p>
+    <w:p>
+      <w:pPr>
+        <w:rPr>
+          <w:rFonts w:cstheme="minorHAnsi"/>
+          <w:sz w:val="24"/>
+          <w:szCs w:val="24"/>
+        </w:rPr>
+      </w:pPr>
+      <w:r>
+        <w:rPr>
+          <w:rFonts w:cstheme="minorHAnsi"/>
+          <w:sz w:val="24"/>
+          <w:szCs w:val="24"/>
+        </w:rPr>
+        <w:t>Или с указанием имени папки:</w:t>
+      </w:r>
+    </w:p>
+    <w:p>
+      <w:pPr>
+        <w:rPr>
+          <w:rFonts w:cstheme="minorHAnsi"/>
+          <w:sz w:val="24"/>
+          <w:szCs w:val="24"/>
+          <w:lang w:val="en-US"/>
+        </w:rPr>
+      </w:pPr>
+      <w:r>
+        <w:rPr>
+          <w:rFonts w:cstheme="minorHAnsi"/>
+          <w:sz w:val="24"/>
+          <w:szCs w:val="24"/>
+          <w:lang w:val="en-US"/>
+        </w:rPr>
+        <w:t xml:space="preserve">git clone https://github.com/semcemechka/ITtehnology_in_business.git </w:t>
+      </w:r>
+      <w:proofErr w:type="spellStart"/>
+      <w:r>
+        <w:rPr>
+          <w:rFonts w:cstheme="minorHAnsi"/>
+          <w:sz w:val="24"/>
+          <w:szCs w:val="24"/>
+          <w:lang w:val="en-US"/>
+        </w:rPr>
+        <w:t>my_project</w:t>
+      </w:r>
+      <w:proofErr w:type="spellEnd"/>
+      <w:r>
+        <w:rPr>
+          <w:rFonts w:cstheme="minorHAnsi"/>
+          <w:sz w:val="24"/>
+          <w:szCs w:val="24"/>
+          <w:lang w:val="en-US"/>
+        </w:rPr>
+        <w:t xml:space="preserve"> </w:t>
+      </w:r>
+    </w:p>
+    <w:p>
+      <w:pPr>
+        <w:rPr>
+          <w:rFonts w:cstheme="minorHAnsi"/>
+          <w:sz w:val="24"/>
+          <w:szCs w:val="24"/>
+        </w:rPr>
+      </w:pPr>
+      <w:r>
+        <w:rPr>
+          <w:rFonts w:cstheme="minorHAnsi"/>
+          <w:sz w:val="24"/>
+          <w:szCs w:val="24"/>
+        </w:rPr>
+        <w:t xml:space="preserve">№13. </w:t>
+      </w:r>
+      <w:r>
+        <w:rPr>
+          <w:rFonts w:cstheme="minorHAnsi"/>
+          <w:sz w:val="24"/>
+          <w:szCs w:val="24"/>
+        </w:rPr>
+        <w:t xml:space="preserve">Основы ветвления в </w:t>
+      </w:r>
+      <w:proofErr w:type="spellStart"/>
+      <w:r>
+        <w:rPr>
+          <w:rFonts w:cstheme="minorHAnsi"/>
+          <w:sz w:val="24"/>
+          <w:szCs w:val="24"/>
+        </w:rPr>
+        <w:t>Git</w:t>
+      </w:r>
+      <w:proofErr w:type="spellEnd"/>
+      <w:r>
+        <w:rPr>
+          <w:rFonts w:cstheme="minorHAnsi"/>
+          <w:sz w:val="24"/>
+          <w:szCs w:val="24"/>
+        </w:rPr>
+        <w:t xml:space="preserve"> (</w:t>
+      </w:r>
+      <w:proofErr w:type="spellStart"/>
+      <w:r>
+        <w:rPr>
+          <w:rFonts w:cstheme="minorHAnsi"/>
+          <w:sz w:val="24"/>
+          <w:szCs w:val="24"/>
+        </w:rPr>
+        <w:t>git</w:t>
+      </w:r>
+      <w:proofErr w:type="spellEnd"/>
+      <w:r>
+        <w:rPr>
+          <w:rFonts w:cstheme="minorHAnsi"/>
+          <w:sz w:val="24"/>
+          <w:szCs w:val="24"/>
+        </w:rPr>
+        <w:t xml:space="preserve"> </w:t>
+      </w:r>
+      <w:proofErr w:type="spellStart"/>
+      <w:r>
+        <w:rPr>
+          <w:rFonts w:cstheme="minorHAnsi"/>
+          <w:sz w:val="24"/>
+          <w:szCs w:val="24"/>
+        </w:rPr>
+        <w:t>branch</w:t>
+      </w:r>
+      <w:proofErr w:type="spellEnd"/>
+      <w:r>
+        <w:rPr>
+          <w:rFonts w:cstheme="minorHAnsi"/>
+          <w:sz w:val="24"/>
+          <w:szCs w:val="24"/>
+        </w:rPr>
+        <w:t>)</w:t>
+      </w:r>
+    </w:p>
+    <w:p>
+      <w:pPr>
+        <w:rPr>
+          <w:rFonts w:cstheme="minorHAnsi"/>
+          <w:sz w:val="24"/>
+          <w:szCs w:val="24"/>
+        </w:rPr>
+      </w:pPr>
+      <w:r>
+        <w:rPr>
+          <w:rFonts w:cstheme="minorHAnsi"/>
+          <w:sz w:val="24"/>
+          <w:szCs w:val="24"/>
+        </w:rPr>
+        <w:t>Вопрос: Зачем веб-разработчики используют ветки? Какое имя носит главная (основная) ветка проекта по умолчанию? С помощью какой команды можно создать новую ветку и переключиться на неё?</w:t>
+      </w:r>
+    </w:p>
+    <w:p>
+      <w:pPr>
+        <w:rPr>
+          <w:rFonts w:cstheme="minorHAnsi"/>
+          <w:sz w:val="24"/>
+          <w:szCs w:val="24"/>
+        </w:rPr>
+      </w:pPr>
+      <w:r>
+        <w:rPr>
+          <w:rFonts w:cstheme="minorHAnsi"/>
+          <w:sz w:val="24"/>
+          <w:szCs w:val="24"/>
+        </w:rPr>
+        <w:t xml:space="preserve">Ответ: Ветки позволяют работать над разными функциями или исправлениями параллельно, не затрагивая основной стабильный код. Главная ветка по умолчанию называется </w:t>
+      </w:r>
+      <w:proofErr w:type="spellStart"/>
+      <w:r>
+        <w:rPr>
+          <w:rFonts w:cstheme="minorHAnsi"/>
+          <w:sz w:val="24"/>
+          <w:szCs w:val="24"/>
+        </w:rPr>
+        <w:t>main</w:t>
+      </w:r>
+      <w:proofErr w:type="spellEnd"/>
+      <w:r>
+        <w:rPr>
+          <w:rFonts w:cstheme="minorHAnsi"/>
+          <w:sz w:val="24"/>
+          <w:szCs w:val="24"/>
+        </w:rPr>
+        <w:t xml:space="preserve"> (раньше называлась </w:t>
+      </w:r>
+      <w:proofErr w:type="spellStart"/>
+      <w:r>
+        <w:rPr>
+          <w:rFonts w:cstheme="minorHAnsi"/>
+          <w:sz w:val="24"/>
+          <w:szCs w:val="24"/>
+        </w:rPr>
+        <w:t>master</w:t>
+      </w:r>
+      <w:proofErr w:type="spellEnd"/>
+      <w:r>
+        <w:rPr>
+          <w:rFonts w:cstheme="minorHAnsi"/>
+          <w:sz w:val="24"/>
+          <w:szCs w:val="24"/>
+        </w:rPr>
+        <w:t>).</w:t>
+      </w:r>
+    </w:p>
+    <w:p>
+      <w:pPr>
+        <w:rPr>
+          <w:rFonts w:cstheme="minorHAnsi"/>
+          <w:sz w:val="24"/>
+          <w:szCs w:val="24"/>
+        </w:rPr>
+      </w:pPr>
+      <w:r>
+        <w:rPr>
+          <w:rFonts w:cstheme="minorHAnsi"/>
+          <w:sz w:val="24"/>
+          <w:szCs w:val="24"/>
+        </w:rPr>
+        <w:t xml:space="preserve">Создать и сразу переключиться: </w:t>
+      </w:r>
+      <w:proofErr w:type="spellStart"/>
+      <w:r>
+        <w:rPr>
+          <w:rFonts w:cstheme="minorHAnsi"/>
+          <w:sz w:val="24"/>
+          <w:szCs w:val="24"/>
+        </w:rPr>
+        <w:t>git</w:t>
+      </w:r>
+      <w:proofErr w:type="spellEnd"/>
+      <w:r>
+        <w:rPr>
+          <w:rFonts w:cstheme="minorHAnsi"/>
+          <w:sz w:val="24"/>
+          <w:szCs w:val="24"/>
+        </w:rPr>
+        <w:t xml:space="preserve"> </w:t>
+      </w:r>
+      <w:proofErr w:type="spellStart"/>
+      <w:r>
+        <w:rPr>
+          <w:rFonts w:cstheme="minorHAnsi"/>
+          <w:sz w:val="24"/>
+          <w:szCs w:val="24"/>
+        </w:rPr>
+        <w:t>checkout</w:t>
+      </w:r>
+      <w:proofErr w:type="spellEnd"/>
+      <w:r>
+        <w:rPr>
+          <w:rFonts w:cstheme="minorHAnsi"/>
+          <w:sz w:val="24"/>
+          <w:szCs w:val="24"/>
+        </w:rPr>
+        <w:t xml:space="preserve"> -b &lt;</w:t>
+      </w:r>
+      <w:proofErr w:type="spellStart"/>
+      <w:r>
+        <w:rPr>
+          <w:rFonts w:cstheme="minorHAnsi"/>
+          <w:sz w:val="24"/>
+          <w:szCs w:val="24"/>
+        </w:rPr>
+        <w:t>имя_ветки</w:t>
+      </w:r>
+      <w:proofErr w:type="spellEnd"/>
+      <w:r>
+        <w:rPr>
+          <w:rFonts w:cstheme="minorHAnsi"/>
+          <w:sz w:val="24"/>
+          <w:szCs w:val="24"/>
+        </w:rPr>
+        <w:t xml:space="preserve">&gt; (или современный вариант: </w:t>
+      </w:r>
+      <w:proofErr w:type="spellStart"/>
+      <w:r>
+        <w:rPr>
+          <w:rFonts w:cstheme="minorHAnsi"/>
+          <w:sz w:val="24"/>
+          <w:szCs w:val="24"/>
+        </w:rPr>
+        <w:t>git</w:t>
+      </w:r>
+      <w:proofErr w:type="spellEnd"/>
+      <w:r>
+        <w:rPr>
+          <w:rFonts w:cstheme="minorHAnsi"/>
+          <w:sz w:val="24"/>
+          <w:szCs w:val="24"/>
+        </w:rPr>
+        <w:t xml:space="preserve"> </w:t>
+      </w:r>
+      <w:proofErr w:type="spellStart"/>
+      <w:r>
+        <w:rPr>
+          <w:rFonts w:cstheme="minorHAnsi"/>
+          <w:sz w:val="24"/>
+          <w:szCs w:val="24"/>
+        </w:rPr>
+        <w:t>switch</w:t>
+      </w:r>
+      <w:proofErr w:type="spellEnd"/>
+      <w:r>
+        <w:rPr>
+          <w:rFonts w:cstheme="minorHAnsi"/>
+          <w:sz w:val="24"/>
+          <w:szCs w:val="24"/>
+        </w:rPr>
+        <w:t xml:space="preserve"> -c &lt;</w:t>
+      </w:r>
+      <w:proofErr w:type="spellStart"/>
+      <w:r>
+        <w:rPr>
+          <w:rFonts w:cstheme="minorHAnsi"/>
+          <w:sz w:val="24"/>
+          <w:szCs w:val="24"/>
+        </w:rPr>
+        <w:t>имя_ветки</w:t>
+      </w:r>
+      <w:proofErr w:type="spellEnd"/>
+      <w:r>
+        <w:rPr>
+          <w:rFonts w:cstheme="minorHAnsi"/>
+          <w:sz w:val="24"/>
+          <w:szCs w:val="24"/>
+        </w:rPr>
+        <w:t>&gt;).</w:t>
+      </w:r>
+    </w:p>
+    <w:p>
+      <w:pPr>
+        <w:rPr>
+          <w:rFonts w:cstheme="minorHAnsi"/>
+          <w:sz w:val="24"/>
+          <w:szCs w:val="24"/>
+        </w:rPr>
+      </w:pPr>
+      <w:r>
+        <w:rPr>
+          <w:rFonts w:cstheme="minorHAnsi"/>
+          <w:sz w:val="24"/>
+          <w:szCs w:val="24"/>
+        </w:rPr>
+        <w:t xml:space="preserve">Вопрос: Создайте новую ветку с именем </w:t>
+      </w:r>
+      <w:proofErr w:type="spellStart"/>
+      <w:r>
+        <w:rPr>
+          <w:rFonts w:cstheme="minorHAnsi"/>
+          <w:sz w:val="24"/>
+          <w:szCs w:val="24"/>
+        </w:rPr>
+        <w:t>feature-footer</w:t>
+      </w:r>
+      <w:proofErr w:type="spellEnd"/>
+      <w:r>
+        <w:rPr>
+          <w:rFonts w:cstheme="minorHAnsi"/>
+          <w:sz w:val="24"/>
+          <w:szCs w:val="24"/>
+        </w:rPr>
+        <w:t xml:space="preserve"> и переключитесь на неё. Убедитесь, что переключение прошло успешно.</w:t>
+      </w:r>
+    </w:p>
+    <w:p>
+      <w:pPr>
+        <w:rPr>
+          <w:rFonts w:cstheme="minorHAnsi"/>
+          <w:sz w:val="24"/>
+          <w:szCs w:val="24"/>
+        </w:rPr>
+      </w:pPr>
+      <w:r>
+        <w:rPr>
+          <w:rFonts w:cstheme="minorHAnsi"/>
+          <w:sz w:val="24"/>
+          <w:szCs w:val="24"/>
+        </w:rPr>
+        <w:t>Действие для защиты:</w:t>
+      </w:r>
+    </w:p>
+    <w:p>
+      <w:pPr>
+        <w:rPr>
+          <w:rFonts w:cstheme="minorHAnsi"/>
+          <w:sz w:val="24"/>
+          <w:szCs w:val="24"/>
+          <w:lang w:val="en-US"/>
+        </w:rPr>
+      </w:pPr>
+      <w:r>
+        <w:rPr>
+          <w:rFonts w:cstheme="minorHAnsi"/>
+          <w:sz w:val="24"/>
+          <w:szCs w:val="24"/>
+          <w:lang w:val="en-US"/>
+        </w:rPr>
+        <w:t>git checkout -b feature-footer</w:t>
+      </w:r>
+      <w:r>
+        <w:rPr>
+          <w:rFonts w:cstheme="minorHAnsi"/>
+          <w:sz w:val="24"/>
+          <w:szCs w:val="24"/>
+          <w:lang w:val="en-US"/>
+        </w:rPr>
+        <w:t xml:space="preserve"> </w:t>
+      </w:r>
+    </w:p>
+    <w:p>
+      <w:pPr>
+        <w:rPr>
+          <w:rFonts w:cstheme="minorHAnsi"/>
+          <w:sz w:val="24"/>
+          <w:szCs w:val="24"/>
+          <w:lang w:val="en-US"/>
+        </w:rPr>
+      </w:pPr>
+      <w:r>
+        <w:rPr>
+          <w:rFonts w:cstheme="minorHAnsi"/>
+          <w:sz w:val="24"/>
+          <w:szCs w:val="24"/>
+        </w:rPr>
+        <w:t>Или</w:t>
+      </w:r>
+      <w:r>
+        <w:rPr>
+          <w:rFonts w:cstheme="minorHAnsi"/>
+          <w:sz w:val="24"/>
+          <w:szCs w:val="24"/>
+          <w:lang w:val="en-US"/>
+        </w:rPr>
+        <w:t>:</w:t>
+      </w:r>
+    </w:p>
+    <w:p>
+      <w:pPr>
+        <w:rPr>
+          <w:rFonts w:cstheme="minorHAnsi"/>
+          <w:sz w:val="24"/>
+          <w:szCs w:val="24"/>
+          <w:lang w:val="en-US"/>
+        </w:rPr>
+      </w:pPr>
+      <w:r>
+        <w:rPr>
+          <w:rFonts w:cstheme="minorHAnsi"/>
+          <w:sz w:val="24"/>
+          <w:szCs w:val="24"/>
+          <w:lang w:val="en-US"/>
+        </w:rPr>
+        <w:t>git switch -c feature-footer</w:t>
+      </w:r>
+      <w:r>
+        <w:rPr>
+          <w:rFonts w:cstheme="minorHAnsi"/>
+          <w:sz w:val="24"/>
+          <w:szCs w:val="24"/>
+          <w:lang w:val="en-US"/>
+        </w:rPr>
+        <w:t xml:space="preserve"> </w:t>
+      </w:r>
+    </w:p>
+    <w:p>
+      <w:pPr>
+        <w:rPr>
+          <w:rFonts w:cstheme="minorHAnsi"/>
+          <w:sz w:val="24"/>
+          <w:szCs w:val="24"/>
+        </w:rPr>
+      </w:pPr>
+      <w:r>
+        <w:rPr>
+          <w:rFonts w:cstheme="minorHAnsi"/>
+          <w:sz w:val="24"/>
+          <w:szCs w:val="24"/>
+        </w:rPr>
+        <w:lastRenderedPageBreak/>
+        <w:t>Для</w:t>
+      </w:r>
+      <w:r>
+        <w:rPr>
+          <w:rFonts w:cstheme="minorHAnsi"/>
+          <w:sz w:val="24"/>
+          <w:szCs w:val="24"/>
+          <w:lang w:val="en-US"/>
+        </w:rPr>
+        <w:t xml:space="preserve"> </w:t>
+      </w:r>
+      <w:r>
+        <w:rPr>
+          <w:rFonts w:cstheme="minorHAnsi"/>
+          <w:sz w:val="24"/>
+          <w:szCs w:val="24"/>
+        </w:rPr>
+        <w:t>проверки</w:t>
+      </w:r>
+      <w:r>
+        <w:rPr>
+          <w:rFonts w:cstheme="minorHAnsi"/>
+          <w:sz w:val="24"/>
+          <w:szCs w:val="24"/>
+          <w:lang w:val="en-US"/>
+        </w:rPr>
+        <w:t xml:space="preserve"> </w:t>
+      </w:r>
+      <w:r>
+        <w:rPr>
+          <w:rFonts w:cstheme="minorHAnsi"/>
+          <w:sz w:val="24"/>
+          <w:szCs w:val="24"/>
+        </w:rPr>
+        <w:t>введите</w:t>
+      </w:r>
+      <w:r>
+        <w:rPr>
+          <w:rFonts w:cstheme="minorHAnsi"/>
+          <w:sz w:val="24"/>
+          <w:szCs w:val="24"/>
+          <w:lang w:val="en-US"/>
+        </w:rPr>
+        <w:t xml:space="preserve"> git branch — </w:t>
+      </w:r>
+      <w:r>
+        <w:rPr>
+          <w:rFonts w:cstheme="minorHAnsi"/>
+          <w:sz w:val="24"/>
+          <w:szCs w:val="24"/>
+        </w:rPr>
+        <w:t>текущая</w:t>
+      </w:r>
+      <w:r>
+        <w:rPr>
+          <w:rFonts w:cstheme="minorHAnsi"/>
+          <w:sz w:val="24"/>
+          <w:szCs w:val="24"/>
+          <w:lang w:val="en-US"/>
+        </w:rPr>
+        <w:t xml:space="preserve"> </w:t>
+      </w:r>
+      <w:r>
+        <w:rPr>
+          <w:rFonts w:cstheme="minorHAnsi"/>
+          <w:sz w:val="24"/>
+          <w:szCs w:val="24"/>
+        </w:rPr>
+        <w:t>ветка</w:t>
+      </w:r>
+      <w:r>
+        <w:rPr>
+          <w:rFonts w:cstheme="minorHAnsi"/>
+          <w:sz w:val="24"/>
+          <w:szCs w:val="24"/>
+          <w:lang w:val="en-US"/>
+        </w:rPr>
+        <w:t xml:space="preserve"> </w:t>
+      </w:r>
+      <w:r>
+        <w:rPr>
+          <w:rFonts w:cstheme="minorHAnsi"/>
+          <w:sz w:val="24"/>
+          <w:szCs w:val="24"/>
+        </w:rPr>
+        <w:t>будет</w:t>
+      </w:r>
+      <w:r>
+        <w:rPr>
+          <w:rFonts w:cstheme="minorHAnsi"/>
+          <w:sz w:val="24"/>
+          <w:szCs w:val="24"/>
+          <w:lang w:val="en-US"/>
+        </w:rPr>
+        <w:t xml:space="preserve"> </w:t>
+      </w:r>
+      <w:r>
+        <w:rPr>
+          <w:rFonts w:cstheme="minorHAnsi"/>
+          <w:sz w:val="24"/>
+          <w:szCs w:val="24"/>
+        </w:rPr>
+        <w:t>отмечена</w:t>
+      </w:r>
+      <w:r>
+        <w:rPr>
+          <w:rFonts w:cstheme="minorHAnsi"/>
+          <w:sz w:val="24"/>
+          <w:szCs w:val="24"/>
+          <w:lang w:val="en-US"/>
+        </w:rPr>
+        <w:t xml:space="preserve"> </w:t>
+      </w:r>
+      <w:r>
+        <w:rPr>
+          <w:rFonts w:cstheme="minorHAnsi"/>
+          <w:sz w:val="24"/>
+          <w:szCs w:val="24"/>
+        </w:rPr>
+        <w:t>звездочкой</w:t>
+      </w:r>
+      <w:r>
+        <w:rPr>
+          <w:rFonts w:cstheme="minorHAnsi"/>
+          <w:sz w:val="24"/>
+          <w:szCs w:val="24"/>
+          <w:lang w:val="en-US"/>
+        </w:rPr>
+        <w:t xml:space="preserve"> * feature-footer. </w:t>
+      </w:r>
+      <w:r>
+        <w:rPr>
+          <w:rFonts w:cstheme="minorHAnsi"/>
+          <w:sz w:val="24"/>
+          <w:szCs w:val="24"/>
+        </w:rPr>
+        <w:t>Также в строке состояния VS Code (</w:t>
+      </w:r>
+      <w:proofErr w:type="spellStart"/>
+      <w:r>
+        <w:rPr>
+          <w:rFonts w:cstheme="minorHAnsi"/>
+          <w:sz w:val="24"/>
+          <w:szCs w:val="24"/>
+        </w:rPr>
+        <w:t>Status</w:t>
+      </w:r>
+      <w:proofErr w:type="spellEnd"/>
+      <w:r>
+        <w:rPr>
+          <w:rFonts w:cstheme="minorHAnsi"/>
+          <w:sz w:val="24"/>
+          <w:szCs w:val="24"/>
+        </w:rPr>
+        <w:t xml:space="preserve"> </w:t>
+      </w:r>
+      <w:proofErr w:type="spellStart"/>
+      <w:r>
+        <w:rPr>
+          <w:rFonts w:cstheme="minorHAnsi"/>
+          <w:sz w:val="24"/>
+          <w:szCs w:val="24"/>
+        </w:rPr>
+        <w:t>Bar</w:t>
+      </w:r>
+      <w:proofErr w:type="spellEnd"/>
+      <w:r>
+        <w:rPr>
+          <w:rFonts w:cstheme="minorHAnsi"/>
+          <w:sz w:val="24"/>
+          <w:szCs w:val="24"/>
+        </w:rPr>
+        <w:t>) внизу слева изменится название ветки.</w:t>
+      </w:r>
+    </w:p>
+    <w:p>
+      <w:pPr>
+        <w:rPr>
+          <w:rFonts w:cstheme="minorHAnsi"/>
+          <w:sz w:val="24"/>
+          <w:szCs w:val="24"/>
+        </w:rPr>
+      </w:pPr>
+      <w:r>
+        <w:rPr>
+          <w:rFonts w:cstheme="minorHAnsi"/>
+          <w:sz w:val="24"/>
+          <w:szCs w:val="24"/>
+        </w:rPr>
+        <w:t xml:space="preserve">№14. Использование </w:t>
+      </w:r>
+      <w:proofErr w:type="spellStart"/>
+      <w:r>
+        <w:rPr>
+          <w:rFonts w:cstheme="minorHAnsi"/>
+          <w:sz w:val="24"/>
+          <w:szCs w:val="24"/>
+        </w:rPr>
+        <w:t>сниппетов</w:t>
+      </w:r>
+      <w:proofErr w:type="spellEnd"/>
+      <w:r>
+        <w:rPr>
+          <w:rFonts w:cstheme="minorHAnsi"/>
+          <w:sz w:val="24"/>
+          <w:szCs w:val="24"/>
+        </w:rPr>
+        <w:t xml:space="preserve"> </w:t>
+      </w:r>
+      <w:proofErr w:type="spellStart"/>
+      <w:r>
+        <w:rPr>
+          <w:rFonts w:cstheme="minorHAnsi"/>
+          <w:sz w:val="24"/>
+          <w:szCs w:val="24"/>
+        </w:rPr>
+        <w:t>Emmet</w:t>
+      </w:r>
+      <w:proofErr w:type="spellEnd"/>
+      <w:r>
+        <w:rPr>
+          <w:rFonts w:cstheme="minorHAnsi"/>
+          <w:sz w:val="24"/>
+          <w:szCs w:val="24"/>
+        </w:rPr>
+        <w:t xml:space="preserve"> в VS Code</w:t>
+      </w:r>
+    </w:p>
+    <w:p>
+      <w:pPr>
+        <w:rPr>
+          <w:rFonts w:cstheme="minorHAnsi"/>
+          <w:sz w:val="24"/>
+          <w:szCs w:val="24"/>
+        </w:rPr>
+      </w:pPr>
+      <w:r>
+        <w:rPr>
+          <w:rFonts w:cstheme="minorHAnsi"/>
+          <w:sz w:val="24"/>
+          <w:szCs w:val="24"/>
+        </w:rPr>
+        <w:t xml:space="preserve">Вопрос: Что такое технология </w:t>
+      </w:r>
+      <w:proofErr w:type="spellStart"/>
+      <w:r>
+        <w:rPr>
+          <w:rFonts w:cstheme="minorHAnsi"/>
+          <w:sz w:val="24"/>
+          <w:szCs w:val="24"/>
+        </w:rPr>
+        <w:t>Emmet</w:t>
+      </w:r>
+      <w:proofErr w:type="spellEnd"/>
+      <w:r>
+        <w:rPr>
+          <w:rFonts w:cstheme="minorHAnsi"/>
+          <w:sz w:val="24"/>
+          <w:szCs w:val="24"/>
+        </w:rPr>
+        <w:t>, встроенная в VS Code? Как она помогает веб-разработчику ускорить написание HTML-разметки? Какую комбинацию символов нужно ввести, чтобы мгновенно сгенерировать базовую структуру (каркас) HTML5-документа?</w:t>
+      </w:r>
+    </w:p>
+    <w:p>
+      <w:pPr>
+        <w:rPr>
+          <w:rFonts w:cstheme="minorHAnsi"/>
+          <w:sz w:val="24"/>
+          <w:szCs w:val="24"/>
+        </w:rPr>
+      </w:pPr>
+      <w:r>
+        <w:rPr>
+          <w:rFonts w:cstheme="minorHAnsi"/>
+          <w:sz w:val="24"/>
+          <w:szCs w:val="24"/>
+        </w:rPr>
+        <w:t xml:space="preserve">Ответ: </w:t>
+      </w:r>
+      <w:proofErr w:type="spellStart"/>
+      <w:r>
+        <w:rPr>
+          <w:rFonts w:cstheme="minorHAnsi"/>
+          <w:sz w:val="24"/>
+          <w:szCs w:val="24"/>
+        </w:rPr>
+        <w:t>Emmet</w:t>
+      </w:r>
+      <w:proofErr w:type="spellEnd"/>
+      <w:r>
+        <w:rPr>
+          <w:rFonts w:cstheme="minorHAnsi"/>
+          <w:sz w:val="24"/>
+          <w:szCs w:val="24"/>
+        </w:rPr>
+        <w:t xml:space="preserve"> — это плагин-расширение для редакторов кода, который позволяет писать HTML и CSS с помощью коротких аббревиатур (</w:t>
+      </w:r>
+      <w:proofErr w:type="spellStart"/>
+      <w:r>
+        <w:rPr>
+          <w:rFonts w:cstheme="minorHAnsi"/>
+          <w:sz w:val="24"/>
+          <w:szCs w:val="24"/>
+        </w:rPr>
+        <w:t>сниппетов</w:t>
+      </w:r>
+      <w:proofErr w:type="spellEnd"/>
+      <w:r>
+        <w:rPr>
+          <w:rFonts w:cstheme="minorHAnsi"/>
+          <w:sz w:val="24"/>
+          <w:szCs w:val="24"/>
+        </w:rPr>
+        <w:t>), которые автоматически разворачиваются в полноценный код. Это ускоряет верстку в разы.</w:t>
+      </w:r>
+    </w:p>
+    <w:p>
+      <w:pPr>
+        <w:rPr>
+          <w:rFonts w:cstheme="minorHAnsi"/>
+          <w:sz w:val="24"/>
+          <w:szCs w:val="24"/>
+        </w:rPr>
+      </w:pPr>
+      <w:r>
+        <w:rPr>
+          <w:rFonts w:cstheme="minorHAnsi"/>
+          <w:sz w:val="24"/>
+          <w:szCs w:val="24"/>
+        </w:rPr>
+        <w:t xml:space="preserve">Для генерации базовой структуры HTML5 нужно ввести восклицательный знак ! (или html:5) и нажать </w:t>
+      </w:r>
+      <w:proofErr w:type="spellStart"/>
+      <w:r>
+        <w:rPr>
+          <w:rFonts w:cstheme="minorHAnsi"/>
+          <w:sz w:val="24"/>
+          <w:szCs w:val="24"/>
+        </w:rPr>
+        <w:t>Tab</w:t>
+      </w:r>
+      <w:proofErr w:type="spellEnd"/>
+      <w:r>
+        <w:rPr>
+          <w:rFonts w:cstheme="minorHAnsi"/>
+          <w:sz w:val="24"/>
+          <w:szCs w:val="24"/>
+        </w:rPr>
+        <w:t xml:space="preserve"> (или Enter).</w:t>
+      </w:r>
+    </w:p>
+    <w:p>
+      <w:pPr>
+        <w:rPr>
+          <w:rFonts w:cstheme="minorHAnsi"/>
+          <w:sz w:val="24"/>
+          <w:szCs w:val="24"/>
+        </w:rPr>
+      </w:pPr>
+      <w:r>
+        <w:rPr>
+          <w:rFonts w:cstheme="minorHAnsi"/>
+          <w:sz w:val="24"/>
+          <w:szCs w:val="24"/>
+        </w:rPr>
+        <w:t xml:space="preserve">Вопрос: Откройте в VS Code ваш файл index.html (или создайте пустой) и с помощью горячих клавиш </w:t>
+      </w:r>
+      <w:proofErr w:type="spellStart"/>
+      <w:r>
+        <w:rPr>
+          <w:rFonts w:cstheme="minorHAnsi"/>
+          <w:sz w:val="24"/>
+          <w:szCs w:val="24"/>
+        </w:rPr>
+        <w:t>Emmet</w:t>
+      </w:r>
+      <w:proofErr w:type="spellEnd"/>
+      <w:r>
+        <w:rPr>
+          <w:rFonts w:cstheme="minorHAnsi"/>
+          <w:sz w:val="24"/>
+          <w:szCs w:val="24"/>
+        </w:rPr>
+        <w:t xml:space="preserve"> разверните базовую структуру страницы за один шаг.</w:t>
+      </w:r>
+    </w:p>
+    <w:p>
+      <w:pPr>
+        <w:rPr>
+          <w:rFonts w:cstheme="minorHAnsi"/>
+          <w:sz w:val="24"/>
+          <w:szCs w:val="24"/>
+        </w:rPr>
+      </w:pPr>
+      <w:r>
+        <w:rPr>
+          <w:rFonts w:cstheme="minorHAnsi"/>
+          <w:sz w:val="24"/>
+          <w:szCs w:val="24"/>
+        </w:rPr>
+        <w:t xml:space="preserve">Действие для защиты: Откройте index.html в VS Code. Удалите всё содержимое. Введите ! и нажмите </w:t>
+      </w:r>
+      <w:proofErr w:type="spellStart"/>
+      <w:r>
+        <w:rPr>
+          <w:rFonts w:cstheme="minorHAnsi"/>
+          <w:sz w:val="24"/>
+          <w:szCs w:val="24"/>
+        </w:rPr>
+        <w:t>Tab</w:t>
+      </w:r>
+      <w:proofErr w:type="spellEnd"/>
+      <w:r>
+        <w:rPr>
+          <w:rFonts w:cstheme="minorHAnsi"/>
+          <w:sz w:val="24"/>
+          <w:szCs w:val="24"/>
+        </w:rPr>
+        <w:t xml:space="preserve">. </w:t>
+      </w:r>
+      <w:r>
+        <w:rPr>
+          <w:rFonts w:cstheme="minorHAnsi"/>
+          <w:sz w:val="24"/>
+          <w:szCs w:val="24"/>
+        </w:rPr>
+        <w:t>Автоматически сгенерированный каркас:</w:t>
+      </w:r>
+    </w:p>
+    <w:p>
+      <w:pPr>
+        <w:rPr>
+          <w:rFonts w:cstheme="minorHAnsi"/>
+          <w:sz w:val="24"/>
+          <w:szCs w:val="24"/>
+        </w:rPr>
+      </w:pPr>
+      <w:proofErr w:type="spellStart"/>
+      <w:r>
+        <w:rPr>
+          <w:rFonts w:cstheme="minorHAnsi"/>
+          <w:sz w:val="24"/>
+          <w:szCs w:val="24"/>
+        </w:rPr>
+        <w:t>html</w:t>
+      </w:r>
+      <w:proofErr w:type="spellEnd"/>
+    </w:p>
+    <w:p>
+      <w:pPr>
+        <w:rPr>
+          <w:rFonts w:cstheme="minorHAnsi"/>
+          <w:sz w:val="24"/>
+          <w:szCs w:val="24"/>
+        </w:rPr>
+      </w:pPr>
+      <w:r>
+        <w:rPr>
+          <w:rFonts w:cstheme="minorHAnsi"/>
+          <w:sz w:val="24"/>
+          <w:szCs w:val="24"/>
+        </w:rPr>
+        <w:t xml:space="preserve">&lt;!DOCTYPE </w:t>
+      </w:r>
+      <w:proofErr w:type="spellStart"/>
+      <w:r>
+        <w:rPr>
+          <w:rFonts w:cstheme="minorHAnsi"/>
+          <w:sz w:val="24"/>
+          <w:szCs w:val="24"/>
+        </w:rPr>
+        <w:t>html</w:t>
+      </w:r>
+      <w:proofErr w:type="spellEnd"/>
+      <w:r>
+        <w:rPr>
+          <w:rFonts w:cstheme="minorHAnsi"/>
+          <w:sz w:val="24"/>
+          <w:szCs w:val="24"/>
+        </w:rPr>
+        <w:t>&gt;</w:t>
+      </w:r>
+    </w:p>
+    <w:p>
+      <w:pPr>
+        <w:rPr>
+          <w:rFonts w:cstheme="minorHAnsi"/>
+          <w:sz w:val="24"/>
+          <w:szCs w:val="24"/>
+        </w:rPr>
+      </w:pPr>
+      <w:r>
+        <w:rPr>
+          <w:rFonts w:cstheme="minorHAnsi"/>
+          <w:sz w:val="24"/>
+          <w:szCs w:val="24"/>
+        </w:rPr>
+        <w:t>&lt;</w:t>
+      </w:r>
+      <w:proofErr w:type="spellStart"/>
+      <w:r>
+        <w:rPr>
+          <w:rFonts w:cstheme="minorHAnsi"/>
+          <w:sz w:val="24"/>
+          <w:szCs w:val="24"/>
+        </w:rPr>
+        <w:t>html</w:t>
+      </w:r>
+      <w:proofErr w:type="spellEnd"/>
+      <w:r>
+        <w:rPr>
+          <w:rFonts w:cstheme="minorHAnsi"/>
+          <w:sz w:val="24"/>
+          <w:szCs w:val="24"/>
+        </w:rPr>
+        <w:t xml:space="preserve"> </w:t>
+      </w:r>
+      <w:proofErr w:type="spellStart"/>
+      <w:r>
+        <w:rPr>
+          <w:rFonts w:cstheme="minorHAnsi"/>
+          <w:sz w:val="24"/>
+          <w:szCs w:val="24"/>
+        </w:rPr>
+        <w:t>lang</w:t>
+      </w:r>
+      <w:proofErr w:type="spellEnd"/>
+      <w:r>
+        <w:rPr>
+          <w:rFonts w:cstheme="minorHAnsi"/>
+          <w:sz w:val="24"/>
+          <w:szCs w:val="24"/>
+        </w:rPr>
+        <w:t>="</w:t>
+      </w:r>
+      <w:proofErr w:type="spellStart"/>
+      <w:r>
+        <w:rPr>
+          <w:rFonts w:cstheme="minorHAnsi"/>
+          <w:sz w:val="24"/>
+          <w:szCs w:val="24"/>
+        </w:rPr>
+        <w:t>en</w:t>
+      </w:r>
+      <w:proofErr w:type="spellEnd"/>
+      <w:r>
+        <w:rPr>
+          <w:rFonts w:cstheme="minorHAnsi"/>
+          <w:sz w:val="24"/>
+          <w:szCs w:val="24"/>
+        </w:rPr>
+        <w:t>"&gt;</w:t>
+      </w:r>
+    </w:p>
+    <w:p>
+      <w:pPr>
+        <w:rPr>
+          <w:rFonts w:cstheme="minorHAnsi"/>
+          <w:sz w:val="24"/>
+          <w:szCs w:val="24"/>
+          <w:lang w:val="en-US"/>
+        </w:rPr>
+      </w:pPr>
+      <w:r>
+        <w:rPr>
+          <w:rFonts w:cstheme="minorHAnsi"/>
+          <w:sz w:val="24"/>
+          <w:szCs w:val="24"/>
+          <w:lang w:val="en-US"/>
+        </w:rPr>
+        <w:t>&lt;head&gt;</w:t>
+      </w:r>
+    </w:p>
+    <w:p>
+      <w:pPr>
+        <w:rPr>
+          <w:rFonts w:cstheme="minorHAnsi"/>
+          <w:sz w:val="24"/>
+          <w:szCs w:val="24"/>
+          <w:lang w:val="en-US"/>
+        </w:rPr>
+      </w:pPr>
+      <w:r>
+        <w:rPr>
+          <w:rFonts w:cstheme="minorHAnsi"/>
+          <w:sz w:val="24"/>
+          <w:szCs w:val="24"/>
+          <w:lang w:val="en-US"/>
+        </w:rPr>
+        <w:t xml:space="preserve">    &lt;meta charset="UTF-8"&gt;</w:t>
+      </w:r>
+    </w:p>
+    <w:p>
+      <w:pPr>
+        <w:rPr>
+          <w:rFonts w:cstheme="minorHAnsi"/>
+          <w:sz w:val="24"/>
+          <w:szCs w:val="24"/>
+          <w:lang w:val="en-US"/>
+        </w:rPr>
+      </w:pPr>
+      <w:r>
+        <w:rPr>
+          <w:rFonts w:cstheme="minorHAnsi"/>
+          <w:sz w:val="24"/>
+          <w:szCs w:val="24"/>
+          <w:lang w:val="en-US"/>
+        </w:rPr>
+        <w:t xml:space="preserve">    &lt;meta name="viewport" content="width=device-width, initial-scale=1.0"&gt;</w:t>
+      </w:r>
+    </w:p>
+    <w:p>
+      <w:pPr>
+        <w:rPr>
+          <w:rFonts w:cstheme="minorHAnsi"/>
+          <w:sz w:val="24"/>
+          <w:szCs w:val="24"/>
+          <w:lang w:val="en-US"/>
+        </w:rPr>
+      </w:pPr>
+      <w:r>
+        <w:rPr>
+          <w:rFonts w:cstheme="minorHAnsi"/>
+          <w:sz w:val="24"/>
+          <w:szCs w:val="24"/>
+          <w:lang w:val="en-US"/>
+        </w:rPr>
+        <w:t xml:space="preserve">    &lt;title&gt;Document&lt;/title&gt;</w:t>
+      </w:r>
+    </w:p>
+    <w:p>
+      <w:pPr>
+        <w:rPr>
+          <w:rFonts w:cstheme="minorHAnsi"/>
+          <w:sz w:val="24"/>
+          <w:szCs w:val="24"/>
+          <w:lang w:val="en-US"/>
+        </w:rPr>
+      </w:pPr>
+      <w:r>
+        <w:rPr>
+          <w:rFonts w:cstheme="minorHAnsi"/>
+          <w:sz w:val="24"/>
+          <w:szCs w:val="24"/>
+          <w:lang w:val="en-US"/>
+        </w:rPr>
+        <w:t>&lt;/head&gt;</w:t>
+      </w:r>
+    </w:p>
+    <w:p>
+      <w:pPr>
+        <w:rPr>
+          <w:rFonts w:cstheme="minorHAnsi"/>
+          <w:sz w:val="24"/>
+          <w:szCs w:val="24"/>
+          <w:lang w:val="en-US"/>
+        </w:rPr>
+      </w:pPr>
+      <w:r>
+        <w:rPr>
+          <w:rFonts w:cstheme="minorHAnsi"/>
+          <w:sz w:val="24"/>
+          <w:szCs w:val="24"/>
+          <w:lang w:val="en-US"/>
+        </w:rPr>
+        <w:t>&lt;body&gt;</w:t>
+      </w:r>
+    </w:p>
+    <w:p>
+      <w:pPr>
+        <w:rPr>
+          <w:rFonts w:cstheme="minorHAnsi"/>
+          <w:sz w:val="24"/>
+          <w:szCs w:val="24"/>
+          <w:lang w:val="en-US"/>
+        </w:rPr>
+      </w:pPr>
+      <w:r>
+        <w:rPr>
+          <w:rFonts w:cstheme="minorHAnsi"/>
+          <w:sz w:val="24"/>
+          <w:szCs w:val="24"/>
+          <w:lang w:val="en-US"/>
+        </w:rPr>
+        <w:t xml:space="preserve">    </w:t>
+      </w:r>
+    </w:p>
+    <w:p>
+      <w:pPr>
+        <w:rPr>
+          <w:rFonts w:cstheme="minorHAnsi"/>
+          <w:sz w:val="24"/>
+          <w:szCs w:val="24"/>
+        </w:rPr>
+      </w:pPr>
+      <w:r>
+        <w:rPr>
+          <w:rFonts w:cstheme="minorHAnsi"/>
+          <w:sz w:val="24"/>
+          <w:szCs w:val="24"/>
+        </w:rPr>
+        <w:t>&lt;/</w:t>
+      </w:r>
+      <w:proofErr w:type="spellStart"/>
+      <w:r>
+        <w:rPr>
+          <w:rFonts w:cstheme="minorHAnsi"/>
+          <w:sz w:val="24"/>
+          <w:szCs w:val="24"/>
+        </w:rPr>
+        <w:t>body</w:t>
+      </w:r>
+      <w:proofErr w:type="spellEnd"/>
+      <w:r>
+        <w:rPr>
+          <w:rFonts w:cstheme="minorHAnsi"/>
+          <w:sz w:val="24"/>
+          <w:szCs w:val="24"/>
+        </w:rPr>
+        <w:t>&gt;</w:t>
+      </w:r>
+    </w:p>
+    <w:p>
+      <w:pPr>
+        <w:rPr>
+          <w:rFonts w:cstheme="minorHAnsi"/>
+          <w:sz w:val="24"/>
+          <w:szCs w:val="24"/>
+        </w:rPr>
+      </w:pPr>
+      <w:r>
+        <w:rPr>
+          <w:rFonts w:cstheme="minorHAnsi"/>
+          <w:sz w:val="24"/>
+          <w:szCs w:val="24"/>
+        </w:rPr>
+        <w:t>&lt;/</w:t>
+      </w:r>
+      <w:proofErr w:type="spellStart"/>
+      <w:r>
+        <w:rPr>
+          <w:rFonts w:cstheme="minorHAnsi"/>
+          <w:sz w:val="24"/>
+          <w:szCs w:val="24"/>
+        </w:rPr>
+        <w:t>html</w:t>
+      </w:r>
+      <w:proofErr w:type="spellEnd"/>
+      <w:r>
+        <w:rPr>
+          <w:rFonts w:cstheme="minorHAnsi"/>
+          <w:sz w:val="24"/>
+          <w:szCs w:val="24"/>
+        </w:rPr>
+        <w:t>&gt;</w:t>
+      </w:r>
+    </w:p>
     <w:sectPr>
       <w:pgSz w:w="11906" w:h="16838"/>
       <w:pgMar w:top="1134" w:right="850" w:bottom="1134" w:left="1701" w:header="708" w:footer="708" w:gutter="0"/>
@@ -4582,6 +10754,95 @@
     </w:lvl>
   </w:abstractNum>
   <w:abstractNum w:abstractNumId="1" w15:restartNumberingAfterBreak="0">
+    <w:nsid w:val="68DC105E"/>
+    <w:multiLevelType w:val="hybridMultilevel"/>
+    <w:tmpl w:val="FC001DC8"/>
+    <w:lvl w:ilvl="0" w:tplc="0419000F">
+      <w:start w:val="1"/>
+      <w:numFmt w:val="decimal"/>
+      <w:lvlText w:val="%1."/>
+      <w:lvlJc w:val="left"/>
+      <w:pPr>
+        <w:ind w:left="720" w:hanging="360"/>
+      </w:pPr>
+      <w:rPr>
+        <w:rFonts w:hint="default"/>
+      </w:rPr>
+    </w:lvl>
+    <w:lvl w:ilvl="1" w:tplc="04190019" w:tentative="1">
+      <w:start w:val="1"/>
+      <w:numFmt w:val="lowerLetter"/>
+      <w:lvlText w:val="%2."/>
+      <w:lvlJc w:val="left"/>
+      <w:pPr>
+        <w:ind w:left="1440" w:hanging="360"/>
+      </w:pPr>
+    </w:lvl>
+    <w:lvl w:ilvl="2" w:tplc="0419001B" w:tentative="1">
+      <w:start w:val="1"/>
+      <w:numFmt w:val="lowerRoman"/>
+      <w:lvlText w:val="%3."/>
+      <w:lvlJc w:val="right"/>
+      <w:pPr>
+        <w:ind w:left="2160" w:hanging="180"/>
+      </w:pPr>
+    </w:lvl>
+    <w:lvl w:ilvl="3" w:tplc="0419000F" w:tentative="1">
+      <w:start w:val="1"/>
+      <w:numFmt w:val="decimal"/>
+      <w:lvlText w:val="%4."/>
+      <w:lvlJc w:val="left"/>
+      <w:pPr>
+        <w:ind w:left="2880" w:hanging="360"/>
+      </w:pPr>
+    </w:lvl>
+    <w:lvl w:ilvl="4" w:tplc="04190019" w:tentative="1">
+      <w:start w:val="1"/>
+      <w:numFmt w:val="lowerLetter"/>
+      <w:lvlText w:val="%5."/>
+      <w:lvlJc w:val="left"/>
+      <w:pPr>
+        <w:ind w:left="3600" w:hanging="360"/>
+      </w:pPr>
+    </w:lvl>
+    <w:lvl w:ilvl="5" w:tplc="0419001B" w:tentative="1">
+      <w:start w:val="1"/>
+      <w:numFmt w:val="lowerRoman"/>
+      <w:lvlText w:val="%6."/>
+      <w:lvlJc w:val="right"/>
+      <w:pPr>
+        <w:ind w:left="4320" w:hanging="180"/>
+      </w:pPr>
+    </w:lvl>
+    <w:lvl w:ilvl="6" w:tplc="0419000F" w:tentative="1">
+      <w:start w:val="1"/>
+      <w:numFmt w:val="decimal"/>
+      <w:lvlText w:val="%7."/>
+      <w:lvlJc w:val="left"/>
+      <w:pPr>
+        <w:ind w:left="5040" w:hanging="360"/>
+      </w:pPr>
+    </w:lvl>
+    <w:lvl w:ilvl="7" w:tplc="04190019" w:tentative="1">
+      <w:start w:val="1"/>
+      <w:numFmt w:val="lowerLetter"/>
+      <w:lvlText w:val="%8."/>
+      <w:lvlJc w:val="left"/>
+      <w:pPr>
+        <w:ind w:left="5760" w:hanging="360"/>
+      </w:pPr>
+    </w:lvl>
+    <w:lvl w:ilvl="8" w:tplc="0419001B" w:tentative="1">
+      <w:start w:val="1"/>
+      <w:numFmt w:val="lowerRoman"/>
+      <w:lvlText w:val="%9."/>
+      <w:lvlJc w:val="right"/>
+      <w:pPr>
+        <w:ind w:left="6480" w:hanging="180"/>
+      </w:pPr>
+    </w:lvl>
+  </w:abstractNum>
+  <w:abstractNum w:abstractNumId="2" w15:restartNumberingAfterBreak="0">
     <w:nsid w:val="788A10AE"/>
     <w:multiLevelType w:val="multilevel"/>
     <w:tmpl w:val="37F076E8"/>
@@ -4731,10 +10992,13 @@
     </w:lvl>
   </w:abstractNum>
   <w:num w:numId="1">
-    <w:abstractNumId w:val="1"/>
+    <w:abstractNumId w:val="2"/>
   </w:num>
   <w:num w:numId="2">
     <w:abstractNumId w:val="0"/>
+  </w:num>
+  <w:num w:numId="3">
+    <w:abstractNumId w:val="1"/>
   </w:num>
 </w:numbering>
 </file>
@@ -5141,6 +11405,7 @@
   <w:style w:type="character" w:default="1" w:styleId="a0">
     <w:name w:val="Default Paragraph Font"/>
     <w:uiPriority w:val="1"/>
+    <w:semiHidden/>
     <w:unhideWhenUsed/>
   </w:style>
   <w:style w:type="table" w:default="1" w:styleId="a1">
@@ -5294,6 +11559,17 @@
         <w:insideV w:val="single" w:sz="4" w:space="0" w:color="auto"/>
       </w:tblBorders>
     </w:tblPr>
+  </w:style>
+  <w:style w:type="paragraph" w:styleId="ad">
+    <w:name w:val="List Paragraph"/>
+    <w:basedOn w:val="a"/>
+    <w:uiPriority w:val="34"/>
+    <w:qFormat/>
+    <w:rsid w:val="00C02B1A"/>
+    <w:pPr>
+      <w:ind w:left="720"/>
+      <w:contextualSpacing/>
+    </w:pPr>
   </w:style>
 </w:styles>
 </file>
